--- a/assets/DeviPriyaRagireddy.docx
+++ b/assets/DeviPriyaRagireddy.docx
@@ -16,16 +16,16 @@
         <mc:AlternateContent>
           <mc:Choice Requires="wpg">
             <w:drawing>
-              <wp:anchor distT="0" distB="0" distL="114300" distR="114300" simplePos="0" relativeHeight="251658240" behindDoc="0" locked="0" layoutInCell="1" allowOverlap="1" wp14:anchorId="0879FDD4" wp14:editId="4B5367A7">
+              <wp:anchor distT="0" distB="0" distL="114300" distR="114300" simplePos="0" relativeHeight="251658240" behindDoc="0" locked="0" layoutInCell="1" allowOverlap="1" wp14:anchorId="0879FDD4" wp14:editId="7C38D8F6">
                 <wp:simplePos x="0" y="0"/>
                 <wp:positionH relativeFrom="page">
-                  <wp:posOffset>-205740</wp:posOffset>
+                  <wp:posOffset>-200025</wp:posOffset>
                 </wp:positionH>
                 <wp:positionV relativeFrom="page">
                   <wp:align>top</wp:align>
                 </wp:positionV>
-                <wp:extent cx="10896600" cy="1143635"/>
-                <wp:effectExtent l="0" t="0" r="19050" b="18415"/>
+                <wp:extent cx="10896600" cy="1131768"/>
+                <wp:effectExtent l="0" t="0" r="19050" b="11430"/>
                 <wp:wrapTopAndBottom/>
                 <wp:docPr id="1961" name="Group 1961"/>
                 <wp:cNvGraphicFramePr/>
@@ -36,7 +36,7 @@
                       <wpg:grpSpPr>
                         <a:xfrm>
                           <a:off x="0" y="0"/>
-                          <a:ext cx="10896600" cy="1143635"/>
+                          <a:ext cx="10896600" cy="1131768"/>
                           <a:chOff x="0" y="0"/>
                           <a:chExt cx="10896859" cy="1143636"/>
                         </a:xfrm>
@@ -240,8 +240,8 @@
                         <wps:cNvSpPr/>
                         <wps:spPr>
                           <a:xfrm>
-                            <a:off x="6993001" y="289179"/>
-                            <a:ext cx="3213340" cy="344777"/>
+                            <a:off x="6993001" y="289128"/>
+                            <a:ext cx="2589377" cy="344777"/>
                           </a:xfrm>
                           <a:prstGeom prst="rect">
                             <a:avLst/>
@@ -465,41 +465,6 @@
                         <wps:bodyPr/>
                       </wps:wsp>
                       <wps:wsp>
-                        <wps:cNvPr id="313" name="Rectangle 313"/>
-                        <wps:cNvSpPr/>
-                        <wps:spPr>
-                          <a:xfrm>
-                            <a:off x="1170737" y="298704"/>
-                            <a:ext cx="1028054" cy="206453"/>
-                          </a:xfrm>
-                          <a:prstGeom prst="rect">
-                            <a:avLst/>
-                          </a:prstGeom>
-                          <a:ln>
-                            <a:noFill/>
-                          </a:ln>
-                        </wps:spPr>
-                        <wps:txbx>
-                          <w:txbxContent>
-                            <w:p>
-                              <w:pPr>
-                                <w:spacing w:after="160" w:line="259" w:lineRule="auto"/>
-                                <w:ind w:left="0" w:firstLine="0"/>
-                              </w:pPr>
-                              <w:r>
-                                <w:rPr>
-                                  <w:color w:val="FFFFFF"/>
-                                </w:rPr>
-                                <w:t>9010894556</w:t>
-                              </w:r>
-                            </w:p>
-                          </w:txbxContent>
-                        </wps:txbx>
-                        <wps:bodyPr horzOverflow="overflow" vert="horz" lIns="0" tIns="0" rIns="0" bIns="0" rtlCol="0">
-                          <a:noAutofit/>
-                        </wps:bodyPr>
-                      </wps:wsp>
-                      <wps:wsp>
                         <wps:cNvPr id="314" name="Rectangle 314"/>
                         <wps:cNvSpPr/>
                         <wps:spPr>
@@ -539,8 +504,8 @@
                         <wps:cNvSpPr/>
                         <wps:spPr>
                           <a:xfrm>
-                            <a:off x="1170737" y="484632"/>
-                            <a:ext cx="4820631" cy="457199"/>
+                            <a:off x="1076325" y="163595"/>
+                            <a:ext cx="4324479" cy="939945"/>
                           </a:xfrm>
                           <a:prstGeom prst="rect">
                             <a:avLst/>
@@ -553,10 +518,26 @@
                           <w:txbxContent>
                             <w:p>
                               <w:pPr>
-                                <w:spacing w:after="160" w:line="259" w:lineRule="auto"/>
-                                <w:ind w:left="0" w:firstLine="0"/>
+                                <w:pStyle w:val="NoSpacing"/>
+                                <w:rPr>
+                                  <w:color w:val="FFFFFF" w:themeColor="background1"/>
+                                </w:rPr>
                               </w:pPr>
-                              <w:hyperlink r:id="rId5" w:history="1">
+                              <w:r>
+                                <w:rPr>
+                                  <w:color w:val="FFFFFF" w:themeColor="background1"/>
+                                </w:rPr>
+                                <w:t>+91 9010894556</w:t>
+                              </w:r>
+                            </w:p>
+                            <w:p>
+                              <w:pPr>
+                                <w:pStyle w:val="NoSpacing"/>
+                                <w:rPr>
+                                  <w:color w:val="FFFFFF" w:themeColor="background1"/>
+                                </w:rPr>
+                              </w:pPr>
+                              <w:hyperlink r:id="rId7" w:history="1">
                                 <w:r>
                                   <w:rPr>
                                     <w:rStyle w:val="Hyperlink"/>
@@ -566,13 +547,34 @@
                                 </w:r>
                               </w:hyperlink>
                               <w:r>
+                                <w:rPr>
+                                  <w:color w:val="FFFFFF" w:themeColor="background1"/>
+                                </w:rPr>
                                 <w:br/>
                               </w:r>
                               <w:r>
                                 <w:rPr>
                                   <w:color w:val="FFFFFF" w:themeColor="background1"/>
                                 </w:rPr>
-                                <w:t>https://www.linkedin.com/in/devi-priya-ragireddy-1b617220b/</w:t>
+                                <w:t>https</w:t>
+                              </w:r>
+                              <w:r>
+                                <w:rPr>
+                                  <w:color w:val="FFFFFF" w:themeColor="background1"/>
+                                </w:rPr>
+                                <w:t>://www.linkedin.com/in/devi-priya-ragireddy-1b617220b/</w:t>
+                              </w:r>
+                              <w:r>
+                                <w:rPr>
+                                  <w:color w:val="FFFFFF" w:themeColor="background1"/>
+                                </w:rPr>
+                                <w:br/>
+                              </w:r>
+                              <w:r>
+                                <w:rPr>
+                                  <w:color w:val="FFFFFF" w:themeColor="background1"/>
+                                </w:rPr>
+                                <w:t>https://ragireddydpriya.github.io/rdp_website/</w:t>
                               </w:r>
                             </w:p>
                             <w:p>
@@ -641,44 +643,6 @@
                         </wps:bodyPr>
                       </wps:wsp>
                       <wps:wsp>
-                        <wps:cNvPr id="324" name="Rectangle 324"/>
-                        <wps:cNvSpPr/>
-                        <wps:spPr>
-                          <a:xfrm>
-                            <a:off x="4283075" y="667511"/>
-                            <a:ext cx="42143" cy="189937"/>
-                          </a:xfrm>
-                          <a:prstGeom prst="rect">
-                            <a:avLst/>
-                          </a:prstGeom>
-                          <a:ln>
-                            <a:noFill/>
-                          </a:ln>
-                        </wps:spPr>
-                        <wps:txbx>
-                          <w:txbxContent>
-                            <w:p>
-                              <w:pPr>
-                                <w:spacing w:after="160" w:line="259" w:lineRule="auto"/>
-                                <w:ind w:left="0" w:firstLine="0"/>
-                              </w:pPr>
-                              <w:hyperlink r:id="rId6">
-                                <w:r>
-                                  <w:rPr>
-                                    <w:color w:val="E7E6E6"/>
-                                    <w:sz w:val="22"/>
-                                  </w:rPr>
-                                  <w:t xml:space="preserve"> </w:t>
-                                </w:r>
-                              </w:hyperlink>
-                            </w:p>
-                          </w:txbxContent>
-                        </wps:txbx>
-                        <wps:bodyPr horzOverflow="overflow" vert="horz" lIns="0" tIns="0" rIns="0" bIns="0" rtlCol="0">
-                          <a:noAutofit/>
-                        </wps:bodyPr>
-                      </wps:wsp>
-                      <wps:wsp>
                         <wps:cNvPr id="325" name="Rectangle 325"/>
                         <wps:cNvSpPr/>
                         <wps:spPr>
@@ -719,12 +683,15 @@
                 <wp14:sizeRelH relativeFrom="margin">
                   <wp14:pctWidth>0</wp14:pctWidth>
                 </wp14:sizeRelH>
+                <wp14:sizeRelV relativeFrom="margin">
+                  <wp14:pctHeight>0</wp14:pctHeight>
+                </wp14:sizeRelV>
               </wp:anchor>
             </w:drawing>
           </mc:Choice>
           <mc:Fallback>
             <w:pict>
-              <v:group w14:anchorId="0879FDD4" id="Group 1961" o:spid="_x0000_s1026" style="position:absolute;left:0;text-align:left;margin-left:-16.2pt;margin-top:0;width:858pt;height:90.05pt;z-index:251658240;mso-position-horizontal-relative:page;mso-position-vertical:top;mso-position-vertical-relative:page;mso-width-relative:margin" coordsize="108968,11436" o:gfxdata="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">
+              <v:group w14:anchorId="0879FDD4" id="Group 1961" o:spid="_x0000_s1026" style="position:absolute;left:0;text-align:left;margin-left:-15.75pt;margin-top:0;width:858pt;height:89.1pt;z-index:251658240;mso-position-horizontal-relative:page;mso-position-vertical:top;mso-position-vertical-relative:page;mso-width-relative:margin;mso-height-relative:margin" coordsize="108968,11436" o:gfxdata="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">
                 <v:rect id="Rectangle 6" o:spid="_x0000_s1027" style="position:absolute;left:18290;top:9418;width:421;height:1899;visibility:visible;mso-wrap-style:square;v-text-anchor:top" o:gfxdata="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" filled="f" stroked="f">
                   <v:textbox inset="0,0,0,0">
                     <w:txbxContent>
@@ -755,7 +722,7 @@
                   <v:stroke miterlimit="83231f" joinstyle="miter"/>
                   <v:path arrowok="t" textboxrect="0,0,2743200,685800"/>
                 </v:shape>
-                <v:rect id="Rectangle 307" o:spid="_x0000_s1031" style="position:absolute;left:69930;top:2891;width:32133;height:3448;visibility:visible;mso-wrap-style:square;v-text-anchor:top" o:gfxdata="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" filled="f" stroked="f">
+                <v:rect id="Rectangle 307" o:spid="_x0000_s1031" style="position:absolute;left:69930;top:2891;width:25893;height:3448;visibility:visible;mso-wrap-style:square;v-text-anchor:top" o:gfxdata="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" filled="f" stroked="f">
                   <v:textbox inset="0,0,0,0">
                     <w:txbxContent>
                       <w:p>
@@ -849,25 +816,7 @@
                   <v:stroke miterlimit="83231f" joinstyle="miter"/>
                   <v:path arrowok="t" textboxrect="0,0,3627120,779145"/>
                 </v:shape>
-                <v:rect id="Rectangle 313" o:spid="_x0000_s1037" style="position:absolute;left:11707;top:2987;width:10280;height:2064;visibility:visible;mso-wrap-style:square;v-text-anchor:top" o:gfxdata="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" filled="f" stroked="f">
-                  <v:textbox inset="0,0,0,0">
-                    <w:txbxContent>
-                      <w:p>
-                        <w:pPr>
-                          <w:spacing w:after="160" w:line="259" w:lineRule="auto"/>
-                          <w:ind w:left="0" w:firstLine="0"/>
-                        </w:pPr>
-                        <w:r>
-                          <w:rPr>
-                            <w:color w:val="FFFFFF"/>
-                          </w:rPr>
-                          <w:t>9010894556</w:t>
-                        </w:r>
-                      </w:p>
-                    </w:txbxContent>
-                  </v:textbox>
-                </v:rect>
-                <v:rect id="Rectangle 314" o:spid="_x0000_s1038" style="position:absolute;left:19433;top:2987;width:458;height:2064;visibility:visible;mso-wrap-style:square;v-text-anchor:top" o:gfxdata="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" filled="f" stroked="f">
+                <v:rect id="Rectangle 314" o:spid="_x0000_s1037" style="position:absolute;left:19433;top:2987;width:458;height:2064;visibility:visible;mso-wrap-style:square;v-text-anchor:top" o:gfxdata="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" filled="f" stroked="f">
                   <v:textbox inset="0,0,0,0">
                     <w:txbxContent>
                       <w:p>
@@ -885,15 +834,31 @@
                     </w:txbxContent>
                   </v:textbox>
                 </v:rect>
-                <v:rect id="Rectangle 315" o:spid="_x0000_s1039" style="position:absolute;left:11707;top:4846;width:48206;height:4572;visibility:visible;mso-wrap-style:square;v-text-anchor:top" o:gfxdata="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" filled="f" stroked="f">
+                <v:rect id="Rectangle 315" o:spid="_x0000_s1038" style="position:absolute;left:10763;top:1635;width:43245;height:9400;visibility:visible;mso-wrap-style:square;v-text-anchor:top" o:gfxdata="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" filled="f" stroked="f">
                   <v:textbox inset="0,0,0,0">
                     <w:txbxContent>
                       <w:p>
                         <w:pPr>
-                          <w:spacing w:after="160" w:line="259" w:lineRule="auto"/>
-                          <w:ind w:left="0" w:firstLine="0"/>
+                          <w:pStyle w:val="NoSpacing"/>
+                          <w:rPr>
+                            <w:color w:val="FFFFFF" w:themeColor="background1"/>
+                          </w:rPr>
                         </w:pPr>
-                        <w:hyperlink r:id="rId7" w:history="1">
+                        <w:r>
+                          <w:rPr>
+                            <w:color w:val="FFFFFF" w:themeColor="background1"/>
+                          </w:rPr>
+                          <w:t>+91 9010894556</w:t>
+                        </w:r>
+                      </w:p>
+                      <w:p>
+                        <w:pPr>
+                          <w:pStyle w:val="NoSpacing"/>
+                          <w:rPr>
+                            <w:color w:val="FFFFFF" w:themeColor="background1"/>
+                          </w:rPr>
+                        </w:pPr>
+                        <w:hyperlink r:id="rId8" w:history="1">
                           <w:r>
                             <w:rPr>
                               <w:rStyle w:val="Hyperlink"/>
@@ -903,13 +868,34 @@
                           </w:r>
                         </w:hyperlink>
                         <w:r>
+                          <w:rPr>
+                            <w:color w:val="FFFFFF" w:themeColor="background1"/>
+                          </w:rPr>
                           <w:br/>
                         </w:r>
                         <w:r>
                           <w:rPr>
                             <w:color w:val="FFFFFF" w:themeColor="background1"/>
                           </w:rPr>
-                          <w:t>https://www.linkedin.com/in/devi-priya-ragireddy-1b617220b/</w:t>
+                          <w:t>https</w:t>
+                        </w:r>
+                        <w:r>
+                          <w:rPr>
+                            <w:color w:val="FFFFFF" w:themeColor="background1"/>
+                          </w:rPr>
+                          <w:t>://www.linkedin.com/in/devi-priya-ragireddy-1b617220b/</w:t>
+                        </w:r>
+                        <w:r>
+                          <w:rPr>
+                            <w:color w:val="FFFFFF" w:themeColor="background1"/>
+                          </w:rPr>
+                          <w:br/>
+                        </w:r>
+                        <w:r>
+                          <w:rPr>
+                            <w:color w:val="FFFFFF" w:themeColor="background1"/>
+                          </w:rPr>
+                          <w:t>https://ragireddydpriya.github.io/rdp_website/</w:t>
                         </w:r>
                       </w:p>
                       <w:p>
@@ -939,7 +925,7 @@
                     </w:txbxContent>
                   </v:textbox>
                 </v:rect>
-                <v:rect id="Rectangle 316" o:spid="_x0000_s1040" style="position:absolute;left:31095;top:4846;width:459;height:2064;visibility:visible;mso-wrap-style:square;v-text-anchor:top" o:gfxdata="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" filled="f" stroked="f">
+                <v:rect id="Rectangle 316" o:spid="_x0000_s1039" style="position:absolute;left:31095;top:4846;width:459;height:2064;visibility:visible;mso-wrap-style:square;v-text-anchor:top" o:gfxdata="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" filled="f" stroked="f">
                   <v:textbox inset="0,0,0,0">
                     <w:txbxContent>
                       <w:p>
@@ -957,28 +943,7 @@
                     </w:txbxContent>
                   </v:textbox>
                 </v:rect>
-                <v:rect id="Rectangle 324" o:spid="_x0000_s1041" style="position:absolute;left:42830;top:6675;width:422;height:1899;visibility:visible;mso-wrap-style:square;v-text-anchor:top" o:gfxdata="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" filled="f" stroked="f">
-                  <v:textbox inset="0,0,0,0">
-                    <w:txbxContent>
-                      <w:p>
-                        <w:pPr>
-                          <w:spacing w:after="160" w:line="259" w:lineRule="auto"/>
-                          <w:ind w:left="0" w:firstLine="0"/>
-                        </w:pPr>
-                        <w:hyperlink r:id="rId8">
-                          <w:r>
-                            <w:rPr>
-                              <w:color w:val="E7E6E6"/>
-                              <w:sz w:val="22"/>
-                            </w:rPr>
-                            <w:t xml:space="preserve"> </w:t>
-                          </w:r>
-                        </w:hyperlink>
-                      </w:p>
-                    </w:txbxContent>
-                  </v:textbox>
-                </v:rect>
-                <v:rect id="Rectangle 325" o:spid="_x0000_s1042" style="position:absolute;left:11707;top:8412;width:458;height:2065;visibility:visible;mso-wrap-style:square;v-text-anchor:top" o:gfxdata="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" filled="f" stroked="f">
+                <v:rect id="Rectangle 325" o:spid="_x0000_s1040" style="position:absolute;left:11707;top:8412;width:458;height:2065;visibility:visible;mso-wrap-style:square;v-text-anchor:top" o:gfxdata="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" filled="f" stroked="f">
                   <v:textbox inset="0,0,0,0">
                     <w:txbxContent>
                       <w:p>
@@ -1008,288 +973,7 @@
     </w:p>
     <w:p>
       <w:pPr>
-        <w:pStyle w:val="Heading1"/>
-        <w:ind w:left="-5"/>
-      </w:pPr>
-      <w:r>
-        <w:t xml:space="preserve">PROFESSIONAL SUMMARY </w:t>
-      </w:r>
-    </w:p>
-    <w:p>
-      <w:pPr>
-        <w:spacing w:after="209" w:line="259" w:lineRule="auto"/>
-        <w:ind w:left="-29" w:right="-170" w:firstLine="0"/>
-      </w:pPr>
-      <w:r>
-        <w:rPr>
-          <w:noProof/>
-          <w:sz w:val="22"/>
-        </w:rPr>
-        <mc:AlternateContent>
-          <mc:Choice Requires="wpg">
-            <w:drawing>
-              <wp:inline distT="0" distB="0" distL="0" distR="0" wp14:anchorId="60F16154" wp14:editId="272FC7BB">
-                <wp:extent cx="8352790" cy="6096"/>
-                <wp:effectExtent l="0" t="0" r="0" b="0"/>
-                <wp:docPr id="1955" name="Group 1955"/>
-                <wp:cNvGraphicFramePr/>
-                <a:graphic xmlns:a="http://schemas.openxmlformats.org/drawingml/2006/main">
-                  <a:graphicData uri="http://schemas.microsoft.com/office/word/2010/wordprocessingGroup">
-                    <wpg:wgp>
-                      <wpg:cNvGrpSpPr/>
-                      <wpg:grpSpPr>
-                        <a:xfrm>
-                          <a:off x="0" y="0"/>
-                          <a:ext cx="8352790" cy="6096"/>
-                          <a:chOff x="0" y="0"/>
-                          <a:chExt cx="8352790" cy="6096"/>
-                        </a:xfrm>
-                      </wpg:grpSpPr>
-                      <wps:wsp>
-                        <wps:cNvPr id="2399" name="Shape 2399"/>
-                        <wps:cNvSpPr/>
-                        <wps:spPr>
-                          <a:xfrm>
-                            <a:off x="0" y="0"/>
-                            <a:ext cx="8352790" cy="9144"/>
-                          </a:xfrm>
-                          <a:custGeom>
-                            <a:avLst/>
-                            <a:gdLst/>
-                            <a:ahLst/>
-                            <a:cxnLst/>
-                            <a:rect l="0" t="0" r="0" b="0"/>
-                            <a:pathLst>
-                              <a:path w="8352790" h="9144">
-                                <a:moveTo>
-                                  <a:pt x="0" y="0"/>
-                                </a:moveTo>
-                                <a:lnTo>
-                                  <a:pt x="8352790" y="0"/>
-                                </a:lnTo>
-                                <a:lnTo>
-                                  <a:pt x="8352790" y="9144"/>
-                                </a:lnTo>
-                                <a:lnTo>
-                                  <a:pt x="0" y="9144"/>
-                                </a:lnTo>
-                                <a:lnTo>
-                                  <a:pt x="0" y="0"/>
-                                </a:lnTo>
-                              </a:path>
-                            </a:pathLst>
-                          </a:custGeom>
-                          <a:ln w="0" cap="flat">
-                            <a:miter lim="127000"/>
-                          </a:ln>
-                        </wps:spPr>
-                        <wps:style>
-                          <a:lnRef idx="0">
-                            <a:srgbClr val="000000">
-                              <a:alpha val="0"/>
-                            </a:srgbClr>
-                          </a:lnRef>
-                          <a:fillRef idx="1">
-                            <a:srgbClr val="000000"/>
-                          </a:fillRef>
-                          <a:effectRef idx="0">
-                            <a:scrgbClr r="0" g="0" b="0"/>
-                          </a:effectRef>
-                          <a:fontRef idx="none"/>
-                        </wps:style>
-                        <wps:bodyPr/>
-                      </wps:wsp>
-                    </wpg:wgp>
-                  </a:graphicData>
-                </a:graphic>
-              </wp:inline>
-            </w:drawing>
-          </mc:Choice>
-          <mc:Fallback>
-            <w:pict>
-              <v:group w14:anchorId="5298F408" id="Group 1955" o:spid="_x0000_s1026" style="width:657.7pt;height:.5pt;mso-position-horizontal-relative:char;mso-position-vertical-relative:line" coordsize="83527,60" o:gfxdata="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">
-                <v:shape id="Shape 2399" o:spid="_x0000_s1027" style="position:absolute;width:83527;height:91;visibility:visible;mso-wrap-style:square;v-text-anchor:top" coordsize="8352790,9144" o:gfxdata="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" path="m,l8352790,r,9144l,9144,,e" fillcolor="black" stroked="f" strokeweight="0">
-                  <v:stroke miterlimit="83231f" joinstyle="miter"/>
-                  <v:path arrowok="t" textboxrect="0,0,8352790,9144"/>
-                </v:shape>
-                <w10:anchorlock/>
-              </v:group>
-            </w:pict>
-          </mc:Fallback>
-        </mc:AlternateContent>
-      </w:r>
-    </w:p>
-    <w:p>
-      <w:pPr>
-        <w:spacing w:after="160" w:line="259" w:lineRule="auto"/>
-      </w:pPr>
-      <w:r>
-        <w:t>Senior Python Backend &amp; Data Engineer with 6+ years of experience building scalable backend applications, distributed data processing systems, RESTful APIs, and cloud-native enterprise platforms. Expertise in Python, SQL, PySpark, Databricks, AWS, and Azure with hands-on experience designing ETL/ELT pipelines, microservices, and high-performance backend solutions.</w:t>
-      </w:r>
-    </w:p>
-    <w:p>
-      <w:pPr>
-        <w:spacing w:after="160" w:line="259" w:lineRule="auto"/>
-      </w:pPr>
-      <w:r>
-        <w:t>Skilled in API development, distributed systems, CI/CD automation, workflow orchestration, and production support within Agile environments. Experienced in developing reliable, scalable, and maintainable applications for enterprise analytics and data-driven platforms</w:t>
-      </w:r>
-    </w:p>
-    <w:p>
-      <w:pPr>
-        <w:pStyle w:val="Heading1"/>
-        <w:ind w:left="-5"/>
-      </w:pPr>
-      <w:r>
-        <w:t xml:space="preserve">EXPERIENCE </w:t>
-      </w:r>
-    </w:p>
-    <w:p>
-      <w:pPr>
-        <w:spacing w:after="211" w:line="259" w:lineRule="auto"/>
-        <w:ind w:left="-29" w:right="-170" w:firstLine="0"/>
-      </w:pPr>
-      <w:r>
-        <w:rPr>
-          <w:noProof/>
-          <w:sz w:val="22"/>
-        </w:rPr>
-        <mc:AlternateContent>
-          <mc:Choice Requires="wpg">
-            <w:drawing>
-              <wp:inline distT="0" distB="0" distL="0" distR="0" wp14:anchorId="6F0E2035" wp14:editId="0BF671D7">
-                <wp:extent cx="8352790" cy="6096"/>
-                <wp:effectExtent l="0" t="0" r="0" b="0"/>
-                <wp:docPr id="1956" name="Group 1956"/>
-                <wp:cNvGraphicFramePr/>
-                <a:graphic xmlns:a="http://schemas.openxmlformats.org/drawingml/2006/main">
-                  <a:graphicData uri="http://schemas.microsoft.com/office/word/2010/wordprocessingGroup">
-                    <wpg:wgp>
-                      <wpg:cNvGrpSpPr/>
-                      <wpg:grpSpPr>
-                        <a:xfrm>
-                          <a:off x="0" y="0"/>
-                          <a:ext cx="8352790" cy="6096"/>
-                          <a:chOff x="0" y="0"/>
-                          <a:chExt cx="8352790" cy="6096"/>
-                        </a:xfrm>
-                      </wpg:grpSpPr>
-                      <wps:wsp>
-                        <wps:cNvPr id="2401" name="Shape 2401"/>
-                        <wps:cNvSpPr/>
-                        <wps:spPr>
-                          <a:xfrm>
-                            <a:off x="0" y="0"/>
-                            <a:ext cx="8352790" cy="9144"/>
-                          </a:xfrm>
-                          <a:custGeom>
-                            <a:avLst/>
-                            <a:gdLst/>
-                            <a:ahLst/>
-                            <a:cxnLst/>
-                            <a:rect l="0" t="0" r="0" b="0"/>
-                            <a:pathLst>
-                              <a:path w="8352790" h="9144">
-                                <a:moveTo>
-                                  <a:pt x="0" y="0"/>
-                                </a:moveTo>
-                                <a:lnTo>
-                                  <a:pt x="8352790" y="0"/>
-                                </a:lnTo>
-                                <a:lnTo>
-                                  <a:pt x="8352790" y="9144"/>
-                                </a:lnTo>
-                                <a:lnTo>
-                                  <a:pt x="0" y="9144"/>
-                                </a:lnTo>
-                                <a:lnTo>
-                                  <a:pt x="0" y="0"/>
-                                </a:lnTo>
-                              </a:path>
-                            </a:pathLst>
-                          </a:custGeom>
-                          <a:ln w="0" cap="flat">
-                            <a:miter lim="127000"/>
-                          </a:ln>
-                        </wps:spPr>
-                        <wps:style>
-                          <a:lnRef idx="0">
-                            <a:srgbClr val="000000">
-                              <a:alpha val="0"/>
-                            </a:srgbClr>
-                          </a:lnRef>
-                          <a:fillRef idx="1">
-                            <a:srgbClr val="000000"/>
-                          </a:fillRef>
-                          <a:effectRef idx="0">
-                            <a:scrgbClr r="0" g="0" b="0"/>
-                          </a:effectRef>
-                          <a:fontRef idx="none"/>
-                        </wps:style>
-                        <wps:bodyPr/>
-                      </wps:wsp>
-                    </wpg:wgp>
-                  </a:graphicData>
-                </a:graphic>
-              </wp:inline>
-            </w:drawing>
-          </mc:Choice>
-          <mc:Fallback>
-            <w:pict>
-              <v:group w14:anchorId="34D9A731" id="Group 1956" o:spid="_x0000_s1026" style="width:657.7pt;height:.5pt;mso-position-horizontal-relative:char;mso-position-vertical-relative:line" coordsize="83527,60" o:gfxdata="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">
-                <v:shape id="Shape 2401" o:spid="_x0000_s1027" style="position:absolute;width:83527;height:91;visibility:visible;mso-wrap-style:square;v-text-anchor:top" coordsize="8352790,9144" o:gfxdata="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" path="m,l8352790,r,9144l,9144,,e" fillcolor="black" stroked="f" strokeweight="0">
-                  <v:stroke miterlimit="83231f" joinstyle="miter"/>
-                  <v:path arrowok="t" textboxrect="0,0,8352790,9144"/>
-                </v:shape>
-                <w10:anchorlock/>
-              </v:group>
-            </w:pict>
-          </mc:Fallback>
-        </mc:AlternateContent>
-      </w:r>
-    </w:p>
-    <w:p>
-      <w:pPr>
-        <w:pStyle w:val="Heading3"/>
-        <w:rPr>
-          <w:b/>
-          <w:bCs/>
-          <w:sz w:val="28"/>
-          <w:szCs w:val="28"/>
-        </w:rPr>
-      </w:pPr>
-      <w:r>
-        <w:rPr>
-          <w:b/>
-          <w:bCs/>
-          <w:sz w:val="28"/>
-          <w:szCs w:val="28"/>
-        </w:rPr>
-        <w:t xml:space="preserve">FACTSET SYSTEMS INDIA PVT LTD </w:t>
-      </w:r>
-      <w:r>
-        <w:rPr>
-          <w:b/>
-          <w:bCs/>
-          <w:sz w:val="28"/>
-          <w:szCs w:val="28"/>
-        </w:rPr>
-        <w:t xml:space="preserve">                     </w:t>
-      </w:r>
-      <w:r>
-        <w:rPr>
-          <w:b/>
-          <w:bCs/>
-          <w:sz w:val="28"/>
-          <w:szCs w:val="28"/>
-        </w:rPr>
-        <w:t xml:space="preserve">                                                                                         JUN ’22 - Present </w:t>
-      </w:r>
-    </w:p>
-    <w:p/>
-    <w:p>
-      <w:pPr>
-        <w:spacing w:after="160" w:line="259" w:lineRule="auto"/>
+        <w:ind w:left="0" w:firstLine="0"/>
         <w:rPr>
           <w:b/>
           <w:bCs/>
@@ -1300,417 +984,49 @@
           <w:b/>
           <w:bCs/>
         </w:rPr>
-        <w:t>Enterprise Data Catalog</w:t>
+        <w:t>PROFESSIONAL SUMMARY</w:t>
       </w:r>
+    </w:p>
+    <w:p>
+      <w:pPr>
+        <w:ind w:left="0" w:firstLine="0"/>
+      </w:pPr>
+      <w:r>
+        <w:t>Senior Backend Python &amp; Data Engineer with 6+ years of experience designing scalable backend systems, distributed data processing applications, RESTful APIs, and cloud-native enterprise platforms. Strong expertise in Python, SQL, PySpark, Databricks, AWS, and Azure with hands-on experience building ETL/ELT pipelines, microservices, and high-performance backend solutions.</w:t>
+      </w:r>
+    </w:p>
+    <w:p>
+      <w:pPr>
+        <w:ind w:left="0" w:firstLine="0"/>
+      </w:pPr>
+      <w:r>
+        <w:t>Experienced in API development, distributed systems, workflow orchestration, CI/CD automation, and production support within Agile environments. Proven ability to develop reliable, scalable, and maintainable applications for enterprise analytics and data-driven platforms.</w:t>
+      </w:r>
+      <w:r>
+        <w:pict w14:anchorId="2791E875">
+          <v:rect id="_x0000_i1025" style="width:0;height:1.5pt" o:hralign="center" o:hrstd="t" o:hr="t" fillcolor="#a0a0a0" stroked="f"/>
+        </w:pict>
+      </w:r>
+    </w:p>
+    <w:p>
+      <w:pPr>
+        <w:ind w:left="0" w:firstLine="0"/>
+        <w:rPr>
+          <w:b/>
+          <w:bCs/>
+        </w:rPr>
+      </w:pPr>
       <w:r>
         <w:rPr>
           <w:b/>
           <w:bCs/>
         </w:rPr>
-        <w:t xml:space="preserve">: </w:t>
-      </w:r>
-      <w:r>
-        <w:t>Developed backend services and metadata management solutions for enterprise-wide data discovery and governance platforms. Built cloud-native applications enabling unified access to business and technical metadata across multiple teams.</w:t>
+        <w:t>TECHNICAL SKILLS</w:t>
       </w:r>
     </w:p>
     <w:p>
       <w:pPr>
-        <w:spacing w:after="160" w:line="259" w:lineRule="auto"/>
-      </w:pPr>
-      <w:r>
-        <w:rPr>
-          <w:b/>
-          <w:bCs/>
-          <w:szCs w:val="24"/>
-        </w:rPr>
-        <w:t>COMMS Data Pipeline</w:t>
-      </w:r>
-      <w:r>
-        <w:rPr>
-          <w:b/>
-          <w:bCs/>
-          <w:szCs w:val="24"/>
-        </w:rPr>
-        <w:t>:</w:t>
-      </w:r>
-      <w:r>
-        <w:t xml:space="preserve"> </w:t>
-      </w:r>
-      <w:r>
-        <w:t>Designed and developed scalable ETL/ELT pipelines using Python, SQL, PySpark, and Databricks for enterprise analytics and reporting platforms. Built distributed data processing workflows and optimized transformation pipelines for performance and reliability.</w:t>
-      </w:r>
-    </w:p>
-    <w:p>
-      <w:pPr>
-        <w:spacing w:after="160" w:line="259" w:lineRule="auto"/>
-      </w:pPr>
-      <w:r>
-        <w:rPr>
-          <w:b/>
-        </w:rPr>
-        <w:t xml:space="preserve">COMMS Admin: </w:t>
-      </w:r>
-      <w:r>
-        <w:t>Developed RESTful APIs and backend services for workflow configuration and reporting platforms using Python and SQL. Contributed to production deployments, debugging, troubleshooting, and KTLO support activities.</w:t>
-      </w:r>
-    </w:p>
-    <w:p>
-      <w:pPr>
-        <w:spacing w:after="160" w:line="259" w:lineRule="auto"/>
-      </w:pPr>
-      <w:r>
-        <w:rPr>
-          <w:b/>
-          <w:bCs/>
-        </w:rPr>
-        <w:t>Nirnay</w:t>
-      </w:r>
-      <w:r>
-        <w:t xml:space="preserve">: </w:t>
-      </w:r>
-      <w:r>
-        <w:t>Engineered a metadata-driven document evaluation platform consisting of six processing engines for research analysts. Developed backend workflows and scalable processing pipelines for metadata-based document evaluation and workflow automation.</w:t>
-      </w:r>
-    </w:p>
-    <w:p>
-      <w:pPr>
-        <w:pStyle w:val="Heading3"/>
-        <w:rPr>
-          <w:b/>
-          <w:bCs/>
-          <w:sz w:val="28"/>
-          <w:szCs w:val="28"/>
-        </w:rPr>
-      </w:pPr>
-      <w:r>
-        <w:rPr>
-          <w:b/>
-          <w:bCs/>
-          <w:sz w:val="28"/>
-          <w:szCs w:val="28"/>
-        </w:rPr>
-        <w:t xml:space="preserve">BOSCH GLOBAL SOFTWARE TECHNOLOGIES </w:t>
-      </w:r>
-      <w:r>
-        <w:rPr>
-          <w:b/>
-          <w:bCs/>
-          <w:sz w:val="28"/>
-          <w:szCs w:val="28"/>
-        </w:rPr>
-        <w:t xml:space="preserve">                                                                                            </w:t>
-      </w:r>
-      <w:r>
-        <w:rPr>
-          <w:b/>
-          <w:bCs/>
-          <w:sz w:val="28"/>
-          <w:szCs w:val="28"/>
-        </w:rPr>
-        <w:t xml:space="preserve">SEP '19 – JUN ‘22 </w:t>
-      </w:r>
-    </w:p>
-    <w:p/>
-    <w:p>
-      <w:pPr>
-        <w:spacing w:after="160" w:line="259" w:lineRule="auto"/>
-      </w:pPr>
-      <w:r>
-        <w:rPr>
-          <w:b/>
-          <w:bCs/>
-        </w:rPr>
-        <w:t>OTAS Project</w:t>
-      </w:r>
-      <w:r>
-        <w:rPr>
-          <w:b/>
-          <w:bCs/>
-        </w:rPr>
-        <w:t>:</w:t>
-      </w:r>
-      <w:r>
-        <w:t xml:space="preserve"> </w:t>
-      </w:r>
-      <w:r>
-        <w:t>Worked on automotive Over-the-Air (OTA) software update platforms supporting firmware and application deployments across connected vehicle ecosystems. Contributed to distributed backend workflows for deployment management, testing, debugging, and production support.</w:t>
-      </w:r>
-    </w:p>
-    <w:p>
-      <w:pPr>
-        <w:pStyle w:val="Heading1"/>
-        <w:ind w:left="-5"/>
-      </w:pPr>
-      <w:r>
-        <w:t xml:space="preserve">EDUCATION </w:t>
-      </w:r>
-    </w:p>
-    <w:p>
-      <w:pPr>
-        <w:spacing w:after="209" w:line="259" w:lineRule="auto"/>
-        <w:ind w:left="-29" w:right="-170" w:firstLine="0"/>
-      </w:pPr>
-      <w:r>
-        <w:rPr>
-          <w:noProof/>
-          <w:sz w:val="22"/>
-        </w:rPr>
-        <mc:AlternateContent>
-          <mc:Choice Requires="wpg">
-            <w:drawing>
-              <wp:inline distT="0" distB="0" distL="0" distR="0" wp14:anchorId="118AAF36" wp14:editId="10706CB5">
-                <wp:extent cx="8352790" cy="6096"/>
-                <wp:effectExtent l="0" t="0" r="0" b="0"/>
-                <wp:docPr id="1957" name="Group 1957"/>
-                <wp:cNvGraphicFramePr/>
-                <a:graphic xmlns:a="http://schemas.openxmlformats.org/drawingml/2006/main">
-                  <a:graphicData uri="http://schemas.microsoft.com/office/word/2010/wordprocessingGroup">
-                    <wpg:wgp>
-                      <wpg:cNvGrpSpPr/>
-                      <wpg:grpSpPr>
-                        <a:xfrm>
-                          <a:off x="0" y="0"/>
-                          <a:ext cx="8352790" cy="6096"/>
-                          <a:chOff x="0" y="0"/>
-                          <a:chExt cx="8352790" cy="6096"/>
-                        </a:xfrm>
-                      </wpg:grpSpPr>
-                      <wps:wsp>
-                        <wps:cNvPr id="2409" name="Shape 2409"/>
-                        <wps:cNvSpPr/>
-                        <wps:spPr>
-                          <a:xfrm>
-                            <a:off x="0" y="0"/>
-                            <a:ext cx="8352790" cy="9144"/>
-                          </a:xfrm>
-                          <a:custGeom>
-                            <a:avLst/>
-                            <a:gdLst/>
-                            <a:ahLst/>
-                            <a:cxnLst/>
-                            <a:rect l="0" t="0" r="0" b="0"/>
-                            <a:pathLst>
-                              <a:path w="8352790" h="9144">
-                                <a:moveTo>
-                                  <a:pt x="0" y="0"/>
-                                </a:moveTo>
-                                <a:lnTo>
-                                  <a:pt x="8352790" y="0"/>
-                                </a:lnTo>
-                                <a:lnTo>
-                                  <a:pt x="8352790" y="9144"/>
-                                </a:lnTo>
-                                <a:lnTo>
-                                  <a:pt x="0" y="9144"/>
-                                </a:lnTo>
-                                <a:lnTo>
-                                  <a:pt x="0" y="0"/>
-                                </a:lnTo>
-                              </a:path>
-                            </a:pathLst>
-                          </a:custGeom>
-                          <a:ln w="0" cap="flat">
-                            <a:miter lim="127000"/>
-                          </a:ln>
-                        </wps:spPr>
-                        <wps:style>
-                          <a:lnRef idx="0">
-                            <a:srgbClr val="000000">
-                              <a:alpha val="0"/>
-                            </a:srgbClr>
-                          </a:lnRef>
-                          <a:fillRef idx="1">
-                            <a:srgbClr val="000000"/>
-                          </a:fillRef>
-                          <a:effectRef idx="0">
-                            <a:scrgbClr r="0" g="0" b="0"/>
-                          </a:effectRef>
-                          <a:fontRef idx="none"/>
-                        </wps:style>
-                        <wps:bodyPr/>
-                      </wps:wsp>
-                    </wpg:wgp>
-                  </a:graphicData>
-                </a:graphic>
-              </wp:inline>
-            </w:drawing>
-          </mc:Choice>
-          <mc:Fallback>
-            <w:pict>
-              <v:group w14:anchorId="02286AF0" id="Group 1957" o:spid="_x0000_s1026" style="width:657.7pt;height:.5pt;mso-position-horizontal-relative:char;mso-position-vertical-relative:line" coordsize="83527,60" o:gfxdata="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">
-                <v:shape id="Shape 2409" o:spid="_x0000_s1027" style="position:absolute;width:83527;height:91;visibility:visible;mso-wrap-style:square;v-text-anchor:top" coordsize="8352790,9144" o:gfxdata="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" path="m,l8352790,r,9144l,9144,,e" fillcolor="black" stroked="f" strokeweight="0">
-                  <v:stroke miterlimit="83231f" joinstyle="miter"/>
-                  <v:path arrowok="t" textboxrect="0,0,8352790,9144"/>
-                </v:shape>
-                <w10:anchorlock/>
-              </v:group>
-            </w:pict>
-          </mc:Fallback>
-        </mc:AlternateContent>
-      </w:r>
-    </w:p>
-    <w:p>
-      <w:pPr>
-        <w:pStyle w:val="Heading3"/>
-      </w:pPr>
-      <w:r>
-        <w:rPr>
-          <w:b/>
-          <w:bCs/>
-        </w:rPr>
-        <w:t xml:space="preserve">SRKR Engineering College                                                                                                                                                                 Aug '15 - May '19 </w:t>
-      </w:r>
-    </w:p>
-    <w:p>
-      <w:r>
-        <w:t xml:space="preserve">B. Tech Electronics &amp; Communication Engineering                                                                                                                      Bhimavaram, A.P </w:t>
-      </w:r>
-    </w:p>
-    <w:p>
-      <w:pPr>
-        <w:spacing w:after="210"/>
-        <w:ind w:right="11814"/>
-      </w:pPr>
-      <w:r>
-        <w:t xml:space="preserve">CGPA: 9.08  </w:t>
-      </w:r>
-    </w:p>
-    <w:p>
-      <w:pPr>
-        <w:spacing w:after="18" w:line="259" w:lineRule="auto"/>
         <w:ind w:left="0" w:firstLine="0"/>
-      </w:pPr>
-    </w:p>
-    <w:p>
-      <w:pPr>
-        <w:pStyle w:val="Heading1"/>
-        <w:ind w:left="0" w:firstLine="0"/>
-      </w:pPr>
-      <w:r>
-        <w:rPr>
-          <w:color w:val="44556F"/>
-        </w:rPr>
-        <w:t>TECHNICAL SKILLS</w:t>
-      </w:r>
-      <w:r>
-        <w:rPr>
-          <w:b w:val="0"/>
-          <w:color w:val="000000"/>
-          <w:sz w:val="24"/>
-        </w:rPr>
-        <w:t xml:space="preserve"> </w:t>
-      </w:r>
-    </w:p>
-    <w:p>
-      <w:pPr>
-        <w:spacing w:after="222" w:line="259" w:lineRule="auto"/>
-        <w:ind w:left="-29" w:right="-170" w:firstLine="0"/>
-      </w:pPr>
-      <w:r>
-        <w:rPr>
-          <w:noProof/>
-          <w:sz w:val="22"/>
-        </w:rPr>
-        <mc:AlternateContent>
-          <mc:Choice Requires="wpg">
-            <w:drawing>
-              <wp:inline distT="0" distB="0" distL="0" distR="0" wp14:anchorId="22CAE99C" wp14:editId="5D70D53F">
-                <wp:extent cx="8352790" cy="6096"/>
-                <wp:effectExtent l="0" t="0" r="0" b="0"/>
-                <wp:docPr id="1959" name="Group 1959"/>
-                <wp:cNvGraphicFramePr/>
-                <a:graphic xmlns:a="http://schemas.openxmlformats.org/drawingml/2006/main">
-                  <a:graphicData uri="http://schemas.microsoft.com/office/word/2010/wordprocessingGroup">
-                    <wpg:wgp>
-                      <wpg:cNvGrpSpPr/>
-                      <wpg:grpSpPr>
-                        <a:xfrm>
-                          <a:off x="0" y="0"/>
-                          <a:ext cx="8352790" cy="6096"/>
-                          <a:chOff x="0" y="0"/>
-                          <a:chExt cx="8352790" cy="6096"/>
-                        </a:xfrm>
-                      </wpg:grpSpPr>
-                      <wps:wsp>
-                        <wps:cNvPr id="2413" name="Shape 2413"/>
-                        <wps:cNvSpPr/>
-                        <wps:spPr>
-                          <a:xfrm>
-                            <a:off x="0" y="0"/>
-                            <a:ext cx="8352790" cy="9144"/>
-                          </a:xfrm>
-                          <a:custGeom>
-                            <a:avLst/>
-                            <a:gdLst/>
-                            <a:ahLst/>
-                            <a:cxnLst/>
-                            <a:rect l="0" t="0" r="0" b="0"/>
-                            <a:pathLst>
-                              <a:path w="8352790" h="9144">
-                                <a:moveTo>
-                                  <a:pt x="0" y="0"/>
-                                </a:moveTo>
-                                <a:lnTo>
-                                  <a:pt x="8352790" y="0"/>
-                                </a:lnTo>
-                                <a:lnTo>
-                                  <a:pt x="8352790" y="9144"/>
-                                </a:lnTo>
-                                <a:lnTo>
-                                  <a:pt x="0" y="9144"/>
-                                </a:lnTo>
-                                <a:lnTo>
-                                  <a:pt x="0" y="0"/>
-                                </a:lnTo>
-                              </a:path>
-                            </a:pathLst>
-                          </a:custGeom>
-                          <a:ln w="0" cap="flat">
-                            <a:miter lim="127000"/>
-                          </a:ln>
-                        </wps:spPr>
-                        <wps:style>
-                          <a:lnRef idx="0">
-                            <a:srgbClr val="000000">
-                              <a:alpha val="0"/>
-                            </a:srgbClr>
-                          </a:lnRef>
-                          <a:fillRef idx="1">
-                            <a:srgbClr val="000000"/>
-                          </a:fillRef>
-                          <a:effectRef idx="0">
-                            <a:scrgbClr r="0" g="0" b="0"/>
-                          </a:effectRef>
-                          <a:fontRef idx="none"/>
-                        </wps:style>
-                        <wps:bodyPr/>
-                      </wps:wsp>
-                    </wpg:wgp>
-                  </a:graphicData>
-                </a:graphic>
-              </wp:inline>
-            </w:drawing>
-          </mc:Choice>
-          <mc:Fallback>
-            <w:pict>
-              <v:group w14:anchorId="5F201102" id="Group 1959" o:spid="_x0000_s1026" style="width:657.7pt;height:.5pt;mso-position-horizontal-relative:char;mso-position-vertical-relative:line" coordsize="83527,60" o:gfxdata="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">
-                <v:shape id="Shape 2413" o:spid="_x0000_s1027" style="position:absolute;width:83527;height:91;visibility:visible;mso-wrap-style:square;v-text-anchor:top" coordsize="8352790,9144" o:gfxdata="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" path="m,l8352790,r,9144l,9144,,e" fillcolor="black" stroked="f" strokeweight="0">
-                  <v:stroke miterlimit="83231f" joinstyle="miter"/>
-                  <v:path arrowok="t" textboxrect="0,0,8352790,9144"/>
-                </v:shape>
-                <w10:anchorlock/>
-              </v:group>
-            </w:pict>
-          </mc:Fallback>
-        </mc:AlternateContent>
-      </w:r>
-    </w:p>
-    <w:p>
-      <w:pPr>
-        <w:spacing w:after="160" w:line="259" w:lineRule="auto"/>
-        <w:rPr>
-          <w:b/>
-        </w:rPr>
       </w:pPr>
       <w:r>
         <w:rPr>
@@ -1723,11 +1039,33 @@
         <w:t xml:space="preserve"> </w:t>
       </w:r>
       <w:r>
-        <w:t>Python, FastAPI, Flask, REST APIs, Microservices, OOP, System Design, Backend Architecture</w:t>
+        <w:t>P</w:t>
       </w:r>
       <w:r>
-        <w:br/>
+        <w:t xml:space="preserve">ython, </w:t>
       </w:r>
+      <w:proofErr w:type="spellStart"/>
+      <w:r>
+        <w:t>FastAPI</w:t>
+      </w:r>
+      <w:proofErr w:type="spellEnd"/>
+      <w:r>
+        <w:t>,</w:t>
+      </w:r>
+      <w:r>
+        <w:t xml:space="preserve"> </w:t>
+      </w:r>
+      <w:r>
+        <w:t>REST APIs, Microservices, OOP, System Design, Backend Architecture, API Developmen</w:t>
+      </w:r>
+      <w:r>
+        <w:t>t</w:t>
+      </w:r>
+    </w:p>
+    <w:p>
+      <w:pPr>
+        <w:ind w:left="0" w:firstLine="0"/>
+      </w:pPr>
       <w:r>
         <w:rPr>
           <w:b/>
@@ -1739,11 +1077,13 @@
         <w:t xml:space="preserve"> </w:t>
       </w:r>
       <w:r>
-        <w:t>PySpark, Databricks, Dremio, SQL, ETL/ELT Pipelines, Distributed Processing, Data Warehousing</w:t>
+        <w:t>PySpark, Databricks, SQL, ETL/ELT Pipelines, Distributed Processing, Data Warehousing, Data Transformation</w:t>
       </w:r>
-      <w:r>
-        <w:br/>
-      </w:r>
+    </w:p>
+    <w:p>
+      <w:pPr>
+        <w:ind w:left="0" w:firstLine="0"/>
+      </w:pPr>
       <w:r>
         <w:rPr>
           <w:b/>
@@ -1755,19 +1095,13 @@
         <w:t xml:space="preserve"> </w:t>
       </w:r>
       <w:r>
-        <w:t>AWS (Lambda, ECS, API Gateway, RDS, ECR, S3, Athena, CloudWatch)</w:t>
+        <w:t>AWS, Azure, Jenkins, GitHub Actions, CI/CD, Git, Deployment Automation</w:t>
       </w:r>
-      <w:r>
-        <w:br/>
-        <w:t>Azure (ADF, Databricks, Synapse, SQL Server, Key Vault)</w:t>
-      </w:r>
-      <w:r>
-        <w:br/>
-        <w:t>Git, GitHub Actions, Jenkins, CI/CD</w:t>
-      </w:r>
-      <w:r>
-        <w:br/>
-      </w:r>
+    </w:p>
+    <w:p>
+      <w:pPr>
+        <w:ind w:left="0" w:firstLine="0"/>
+      </w:pPr>
       <w:r>
         <w:rPr>
           <w:b/>
@@ -1779,279 +1113,345 @@
         <w:t xml:space="preserve"> </w:t>
       </w:r>
       <w:r>
-        <w:t>Agile/Scrum, Workflow Automation, Production Support, KTLO, Debugging &amp; Troubleshooting</w:t>
+        <w:t>Agile/Scrum, Production Support, Debugging, Troubleshooting, Workflow Orchestration, System Reliability</w:t>
       </w:r>
     </w:p>
     <w:p>
       <w:pPr>
-        <w:pStyle w:val="Heading1"/>
+        <w:ind w:left="0" w:firstLine="0"/>
       </w:pPr>
       <w:r>
-        <w:t xml:space="preserve">ACHIEVEMENTS </w:t>
-      </w:r>
-      <w:r>
-        <w:rPr>
-          <w:noProof/>
-          <w:sz w:val="22"/>
-        </w:rPr>
-        <mc:AlternateContent>
-          <mc:Choice Requires="wpg">
-            <w:drawing>
-              <wp:inline distT="0" distB="0" distL="0" distR="0" wp14:anchorId="232B2686" wp14:editId="49719A80">
-                <wp:extent cx="8352790" cy="6096"/>
-                <wp:effectExtent l="0" t="0" r="0" b="0"/>
-                <wp:docPr id="1958" name="Group 1958"/>
-                <wp:cNvGraphicFramePr/>
-                <a:graphic xmlns:a="http://schemas.openxmlformats.org/drawingml/2006/main">
-                  <a:graphicData uri="http://schemas.microsoft.com/office/word/2010/wordprocessingGroup">
-                    <wpg:wgp>
-                      <wpg:cNvGrpSpPr/>
-                      <wpg:grpSpPr>
-                        <a:xfrm>
-                          <a:off x="0" y="0"/>
-                          <a:ext cx="8352790" cy="6096"/>
-                          <a:chOff x="0" y="0"/>
-                          <a:chExt cx="8352790" cy="6096"/>
-                        </a:xfrm>
-                      </wpg:grpSpPr>
-                      <wps:wsp>
-                        <wps:cNvPr id="2411" name="Shape 2411"/>
-                        <wps:cNvSpPr/>
-                        <wps:spPr>
-                          <a:xfrm>
-                            <a:off x="0" y="0"/>
-                            <a:ext cx="8352790" cy="9144"/>
-                          </a:xfrm>
-                          <a:custGeom>
-                            <a:avLst/>
-                            <a:gdLst/>
-                            <a:ahLst/>
-                            <a:cxnLst/>
-                            <a:rect l="0" t="0" r="0" b="0"/>
-                            <a:pathLst>
-                              <a:path w="8352790" h="9144">
-                                <a:moveTo>
-                                  <a:pt x="0" y="0"/>
-                                </a:moveTo>
-                                <a:lnTo>
-                                  <a:pt x="8352790" y="0"/>
-                                </a:lnTo>
-                                <a:lnTo>
-                                  <a:pt x="8352790" y="9144"/>
-                                </a:lnTo>
-                                <a:lnTo>
-                                  <a:pt x="0" y="9144"/>
-                                </a:lnTo>
-                                <a:lnTo>
-                                  <a:pt x="0" y="0"/>
-                                </a:lnTo>
-                              </a:path>
-                            </a:pathLst>
-                          </a:custGeom>
-                          <a:ln w="0" cap="flat">
-                            <a:miter lim="127000"/>
-                          </a:ln>
-                        </wps:spPr>
-                        <wps:style>
-                          <a:lnRef idx="0">
-                            <a:srgbClr val="000000">
-                              <a:alpha val="0"/>
-                            </a:srgbClr>
-                          </a:lnRef>
-                          <a:fillRef idx="1">
-                            <a:srgbClr val="000000"/>
-                          </a:fillRef>
-                          <a:effectRef idx="0">
-                            <a:scrgbClr r="0" g="0" b="0"/>
-                          </a:effectRef>
-                          <a:fontRef idx="none"/>
-                        </wps:style>
-                        <wps:bodyPr/>
-                      </wps:wsp>
-                    </wpg:wgp>
-                  </a:graphicData>
-                </a:graphic>
-              </wp:inline>
-            </w:drawing>
-          </mc:Choice>
-          <mc:Fallback>
-            <w:pict>
-              <v:group w14:anchorId="506116A9" id="Group 1958" o:spid="_x0000_s1026" style="width:657.7pt;height:.5pt;mso-position-horizontal-relative:char;mso-position-vertical-relative:line" coordsize="83527,60" o:gfxdata="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">
-                <v:shape id="Shape 2411" o:spid="_x0000_s1027" style="position:absolute;width:83527;height:91;visibility:visible;mso-wrap-style:square;v-text-anchor:top" coordsize="8352790,9144" o:gfxdata="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" path="m,l8352790,r,9144l,9144,,e" fillcolor="black" stroked="f" strokeweight="0">
-                  <v:stroke miterlimit="83231f" joinstyle="miter"/>
-                  <v:path arrowok="t" textboxrect="0,0,8352790,9144"/>
-                </v:shape>
-                <w10:anchorlock/>
-              </v:group>
-            </w:pict>
-          </mc:Fallback>
-        </mc:AlternateContent>
+        <w:pict w14:anchorId="238F9C42">
+          <v:rect id="_x0000_i1026" style="width:0;height:1.5pt" o:hralign="center" o:hrstd="t" o:hr="t" fillcolor="#a0a0a0" stroked="f"/>
+        </w:pict>
       </w:r>
     </w:p>
     <w:p>
       <w:pPr>
-        <w:spacing w:after="25" w:line="259" w:lineRule="auto"/>
-        <w:ind w:left="720" w:firstLine="0"/>
+        <w:ind w:left="0" w:firstLine="0"/>
+        <w:rPr>
+          <w:b/>
+          <w:bCs/>
+        </w:rPr>
       </w:pPr>
       <w:r>
-        <w:t xml:space="preserve"> </w:t>
+        <w:rPr>
+          <w:b/>
+          <w:bCs/>
+        </w:rPr>
+        <w:t>CORE COMPETENCIES</w:t>
+      </w:r>
+    </w:p>
+    <w:tbl>
+      <w:tblPr>
+        <w:tblW w:w="12977" w:type="dxa"/>
+        <w:tblCellSpacing w:w="15" w:type="dxa"/>
+        <w:tblCellMar>
+          <w:top w:w="15" w:type="dxa"/>
+          <w:left w:w="15" w:type="dxa"/>
+          <w:bottom w:w="15" w:type="dxa"/>
+          <w:right w:w="15" w:type="dxa"/>
+        </w:tblCellMar>
+        <w:tblLook w:val="04A0" w:firstRow="1" w:lastRow="0" w:firstColumn="1" w:lastColumn="0" w:noHBand="0" w:noVBand="1"/>
+      </w:tblPr>
+      <w:tblGrid>
+        <w:gridCol w:w="4273"/>
+        <w:gridCol w:w="4165"/>
+        <w:gridCol w:w="4539"/>
+      </w:tblGrid>
+      <w:tr>
+        <w:trPr>
+          <w:trHeight w:val="315"/>
+          <w:tblHeader/>
+          <w:tblCellSpacing w:w="15" w:type="dxa"/>
+        </w:trPr>
+        <w:tc>
+          <w:tcPr>
+            <w:tcW w:w="0" w:type="auto"/>
+            <w:vAlign w:val="center"/>
+            <w:hideMark/>
+          </w:tcPr>
+          <w:p>
+            <w:pPr>
+              <w:ind w:left="0" w:firstLine="0"/>
+            </w:pPr>
+            <w:r>
+              <w:t>Backend API Development</w:t>
+            </w:r>
+          </w:p>
+        </w:tc>
+        <w:tc>
+          <w:tcPr>
+            <w:tcW w:w="0" w:type="auto"/>
+            <w:vAlign w:val="center"/>
+            <w:hideMark/>
+          </w:tcPr>
+          <w:p>
+            <w:pPr>
+              <w:ind w:left="0" w:firstLine="0"/>
+            </w:pPr>
+            <w:r>
+              <w:t>Workflow Orchestration</w:t>
+            </w:r>
+          </w:p>
+        </w:tc>
+        <w:tc>
+          <w:tcPr>
+            <w:tcW w:w="0" w:type="auto"/>
+            <w:vAlign w:val="center"/>
+            <w:hideMark/>
+          </w:tcPr>
+          <w:p>
+            <w:pPr>
+              <w:ind w:left="0" w:firstLine="0"/>
+            </w:pPr>
+            <w:r>
+              <w:t>Cross-Functional Collaboration</w:t>
+            </w:r>
+          </w:p>
+        </w:tc>
+      </w:tr>
+      <w:tr>
+        <w:trPr>
+          <w:trHeight w:val="300"/>
+          <w:tblCellSpacing w:w="15" w:type="dxa"/>
+        </w:trPr>
+        <w:tc>
+          <w:tcPr>
+            <w:tcW w:w="0" w:type="auto"/>
+            <w:vAlign w:val="center"/>
+            <w:hideMark/>
+          </w:tcPr>
+          <w:p>
+            <w:pPr>
+              <w:ind w:left="0" w:firstLine="0"/>
+            </w:pPr>
+            <w:r>
+              <w:t>Distributed Data Processing</w:t>
+            </w:r>
+          </w:p>
+        </w:tc>
+        <w:tc>
+          <w:tcPr>
+            <w:tcW w:w="0" w:type="auto"/>
+            <w:vAlign w:val="center"/>
+            <w:hideMark/>
+          </w:tcPr>
+          <w:p>
+            <w:pPr>
+              <w:ind w:left="0" w:firstLine="0"/>
+            </w:pPr>
+            <w:r>
+              <w:t>System Design &amp; Architecture</w:t>
+            </w:r>
+          </w:p>
+        </w:tc>
+        <w:tc>
+          <w:tcPr>
+            <w:tcW w:w="0" w:type="auto"/>
+            <w:vAlign w:val="center"/>
+            <w:hideMark/>
+          </w:tcPr>
+          <w:p>
+            <w:pPr>
+              <w:ind w:left="0" w:firstLine="0"/>
+            </w:pPr>
+            <w:r>
+              <w:t>Problem Solving &amp; Debugging</w:t>
+            </w:r>
+          </w:p>
+        </w:tc>
+      </w:tr>
+      <w:tr>
+        <w:trPr>
+          <w:trHeight w:val="315"/>
+          <w:tblCellSpacing w:w="15" w:type="dxa"/>
+        </w:trPr>
+        <w:tc>
+          <w:tcPr>
+            <w:tcW w:w="0" w:type="auto"/>
+            <w:vAlign w:val="center"/>
+            <w:hideMark/>
+          </w:tcPr>
+          <w:p>
+            <w:pPr>
+              <w:ind w:left="0" w:firstLine="0"/>
+            </w:pPr>
+            <w:r>
+              <w:t>ETL/ELT Pipeline Development</w:t>
+            </w:r>
+          </w:p>
+        </w:tc>
+        <w:tc>
+          <w:tcPr>
+            <w:tcW w:w="0" w:type="auto"/>
+            <w:vAlign w:val="center"/>
+            <w:hideMark/>
+          </w:tcPr>
+          <w:p>
+            <w:pPr>
+              <w:ind w:left="0" w:firstLine="0"/>
+            </w:pPr>
+            <w:r>
+              <w:t>Cloud-Native Applications</w:t>
+            </w:r>
+          </w:p>
+        </w:tc>
+        <w:tc>
+          <w:tcPr>
+            <w:tcW w:w="0" w:type="auto"/>
+            <w:vAlign w:val="center"/>
+            <w:hideMark/>
+          </w:tcPr>
+          <w:p>
+            <w:pPr>
+              <w:ind w:left="0" w:firstLine="0"/>
+            </w:pPr>
+            <w:r>
+              <w:t>Agile/Scrum Development</w:t>
+            </w:r>
+          </w:p>
+        </w:tc>
+      </w:tr>
+      <w:tr>
+        <w:trPr>
+          <w:trHeight w:val="315"/>
+          <w:tblCellSpacing w:w="15" w:type="dxa"/>
+        </w:trPr>
+        <w:tc>
+          <w:tcPr>
+            <w:tcW w:w="0" w:type="auto"/>
+            <w:vAlign w:val="center"/>
+            <w:hideMark/>
+          </w:tcPr>
+          <w:p>
+            <w:pPr>
+              <w:ind w:left="0" w:firstLine="0"/>
+            </w:pPr>
+            <w:r>
+              <w:t>Production Support &amp; KTLO</w:t>
+            </w:r>
+          </w:p>
+        </w:tc>
+        <w:tc>
+          <w:tcPr>
+            <w:tcW w:w="0" w:type="auto"/>
+            <w:vAlign w:val="center"/>
+            <w:hideMark/>
+          </w:tcPr>
+          <w:p>
+            <w:pPr>
+              <w:ind w:left="0" w:firstLine="0"/>
+            </w:pPr>
+            <w:r>
+              <w:t>CI/CD Automation</w:t>
+            </w:r>
+          </w:p>
+        </w:tc>
+        <w:tc>
+          <w:tcPr>
+            <w:tcW w:w="0" w:type="auto"/>
+            <w:vAlign w:val="center"/>
+            <w:hideMark/>
+          </w:tcPr>
+          <w:p>
+            <w:pPr>
+              <w:ind w:left="0" w:firstLine="0"/>
+            </w:pPr>
+            <w:r>
+              <w:t>Data Transformation &amp; Analytics</w:t>
+            </w:r>
+          </w:p>
+        </w:tc>
+      </w:tr>
+    </w:tbl>
+    <w:p>
+      <w:pPr>
+        <w:ind w:left="0" w:firstLine="0"/>
+      </w:pPr>
+      <w:r>
+        <w:pict w14:anchorId="5711F4DC">
+          <v:rect id="_x0000_i1039" style="width:0;height:1.5pt" o:hralign="center" o:hrstd="t" o:hr="t" fillcolor="#a0a0a0" stroked="f"/>
+        </w:pict>
       </w:r>
     </w:p>
     <w:p>
+      <w:pPr>
+        <w:ind w:left="0" w:firstLine="0"/>
+        <w:rPr>
+          <w:b/>
+          <w:bCs/>
+        </w:rPr>
+      </w:pPr>
       <w:r>
-        <w:t xml:space="preserve">Received </w:t>
+        <w:rPr>
+          <w:b/>
+          <w:bCs/>
+        </w:rPr>
+        <w:t>PROFESSIONAL EXPERIENCE</w:t>
+      </w:r>
+    </w:p>
+    <w:p>
+      <w:pPr>
+        <w:ind w:left="0" w:firstLine="0"/>
+        <w:rPr>
+          <w:b/>
+          <w:bCs/>
+        </w:rPr>
+      </w:pPr>
+      <w:r>
+        <w:rPr>
+          <w:b/>
+          <w:bCs/>
+        </w:rPr>
+        <w:t xml:space="preserve">FACTSET SYSTEMS INDIA PVT LTD | </w:t>
       </w:r>
       <w:r>
         <w:rPr>
           <w:b/>
           <w:bCs/>
         </w:rPr>
-        <w:t>STAR, Blue Ribbon, Applause, and Agile Awards</w:t>
-      </w:r>
-      <w:r>
-        <w:t xml:space="preserve"> for technical contributions, operational improvements, and business impact.</w:t>
-      </w:r>
-    </w:p>
-    <w:p/>
-    <w:p>
-      <w:pPr>
-        <w:pStyle w:val="Heading1"/>
-      </w:pPr>
-      <w:r>
-        <w:t xml:space="preserve">ACCOMPLISHMENTS </w:t>
+        <w:t>Senior Backend Python &amp; Data Engineer</w:t>
       </w:r>
     </w:p>
     <w:p>
       <w:pPr>
-        <w:spacing w:after="50" w:line="259" w:lineRule="auto"/>
-        <w:ind w:right="-170"/>
+        <w:ind w:left="0" w:firstLine="0"/>
       </w:pPr>
       <w:r>
         <w:rPr>
-          <w:noProof/>
+          <w:b/>
+          <w:bCs/>
         </w:rPr>
-        <mc:AlternateContent>
-          <mc:Choice Requires="wpg">
-            <w:drawing>
-              <wp:inline distT="0" distB="0" distL="0" distR="0" wp14:anchorId="0A5F2931" wp14:editId="7FBBE75B">
-                <wp:extent cx="8352790" cy="6096"/>
-                <wp:effectExtent l="0" t="0" r="0" b="0"/>
-                <wp:docPr id="1502585733" name="Group 1502585733"/>
-                <wp:cNvGraphicFramePr/>
-                <a:graphic xmlns:a="http://schemas.openxmlformats.org/drawingml/2006/main">
-                  <a:graphicData uri="http://schemas.microsoft.com/office/word/2010/wordprocessingGroup">
-                    <wpg:wgp>
-                      <wpg:cNvGrpSpPr/>
-                      <wpg:grpSpPr>
-                        <a:xfrm>
-                          <a:off x="0" y="0"/>
-                          <a:ext cx="8352790" cy="6096"/>
-                          <a:chOff x="0" y="0"/>
-                          <a:chExt cx="8352790" cy="6096"/>
-                        </a:xfrm>
-                      </wpg:grpSpPr>
-                      <wps:wsp>
-                        <wps:cNvPr id="1984382727" name="Shape 2411"/>
-                        <wps:cNvSpPr/>
-                        <wps:spPr>
-                          <a:xfrm>
-                            <a:off x="0" y="0"/>
-                            <a:ext cx="8352790" cy="9144"/>
-                          </a:xfrm>
-                          <a:custGeom>
-                            <a:avLst/>
-                            <a:gdLst/>
-                            <a:ahLst/>
-                            <a:cxnLst/>
-                            <a:rect l="0" t="0" r="0" b="0"/>
-                            <a:pathLst>
-                              <a:path w="8352790" h="9144">
-                                <a:moveTo>
-                                  <a:pt x="0" y="0"/>
-                                </a:moveTo>
-                                <a:lnTo>
-                                  <a:pt x="8352790" y="0"/>
-                                </a:lnTo>
-                                <a:lnTo>
-                                  <a:pt x="8352790" y="9144"/>
-                                </a:lnTo>
-                                <a:lnTo>
-                                  <a:pt x="0" y="9144"/>
-                                </a:lnTo>
-                                <a:lnTo>
-                                  <a:pt x="0" y="0"/>
-                                </a:lnTo>
-                              </a:path>
-                            </a:pathLst>
-                          </a:custGeom>
-                          <a:ln w="0" cap="flat">
-                            <a:miter lim="127000"/>
-                          </a:ln>
-                        </wps:spPr>
-                        <wps:style>
-                          <a:lnRef idx="0">
-                            <a:srgbClr val="000000">
-                              <a:alpha val="0"/>
-                            </a:srgbClr>
-                          </a:lnRef>
-                          <a:fillRef idx="1">
-                            <a:srgbClr val="000000"/>
-                          </a:fillRef>
-                          <a:effectRef idx="0">
-                            <a:scrgbClr r="0" g="0" b="0"/>
-                          </a:effectRef>
-                          <a:fontRef idx="none"/>
-                        </wps:style>
-                        <wps:bodyPr/>
-                      </wps:wsp>
-                    </wpg:wgp>
-                  </a:graphicData>
-                </a:graphic>
-              </wp:inline>
-            </w:drawing>
-          </mc:Choice>
-          <mc:Fallback>
-            <w:pict>
-              <v:group w14:anchorId="1D474166" id="Group 1502585733" o:spid="_x0000_s1026" style="width:657.7pt;height:.5pt;mso-position-horizontal-relative:char;mso-position-vertical-relative:line" coordsize="83527,60" o:gfxdata="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">
-                <v:shape id="Shape 2411" o:spid="_x0000_s1027" style="position:absolute;width:83527;height:91;visibility:visible;mso-wrap-style:square;v-text-anchor:top" coordsize="8352790,9144" o:gfxdata="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" path="m,l8352790,r,9144l,9144,,e" fillcolor="black" stroked="f" strokeweight="0">
-                  <v:stroke miterlimit="83231f" joinstyle="miter"/>
-                  <v:path arrowok="t" textboxrect="0,0,8352790,9144"/>
-                </v:shape>
-                <w10:anchorlock/>
-              </v:group>
-            </w:pict>
-          </mc:Fallback>
-        </mc:AlternateContent>
+        <w:t>Jun 2022 – Present</w:t>
       </w:r>
     </w:p>
     <w:p>
       <w:pPr>
+        <w:ind w:left="0" w:firstLine="0"/>
         <w:rPr>
+          <w:b/>
           <w:bCs/>
-          <w:color w:val="000000" w:themeColor="text1"/>
-          <w14:shadow w14:blurRad="38100" w14:dist="19050" w14:dir="2700000" w14:sx="100000" w14:sy="100000" w14:kx="0" w14:ky="0" w14:algn="tl">
-            <w14:schemeClr w14:val="dk1">
-              <w14:alpha w14:val="60000"/>
-            </w14:schemeClr>
-          </w14:shadow>
-          <w14:textOutline w14:w="0" w14:cap="flat" w14:cmpd="sng" w14:algn="ctr">
-            <w14:noFill/>
-            <w14:prstDash w14:val="solid"/>
-            <w14:round/>
-          </w14:textOutline>
         </w:rPr>
       </w:pPr>
+      <w:r>
+        <w:rPr>
+          <w:b/>
+          <w:bCs/>
+        </w:rPr>
+        <w:t>Enterprise Data Catalog</w:t>
+      </w:r>
     </w:p>
     <w:p>
       <w:pPr>
         <w:pStyle w:val="ListParagraph"/>
         <w:numPr>
           <w:ilvl w:val="0"/>
-          <w:numId w:val="8"/>
+          <w:numId w:val="34"/>
         </w:numPr>
       </w:pPr>
       <w:r>
-        <w:t xml:space="preserve"> Improved engineering stability and observability practices by promoting tools such as Lightstep and SonarQube across teams. </w:t>
+        <w:t xml:space="preserve">Architected backend services and metadata management solutions for enterprise-wide data discovery and governance platforms. </w:t>
       </w:r>
     </w:p>
     <w:p>
@@ -2059,11 +1459,11 @@
         <w:pStyle w:val="ListParagraph"/>
         <w:numPr>
           <w:ilvl w:val="0"/>
-          <w:numId w:val="8"/>
+          <w:numId w:val="34"/>
         </w:numPr>
       </w:pPr>
       <w:r>
-        <w:t xml:space="preserve">Solved Windows image build challenges by implementing alternative approaches for containerized deployment workflows. </w:t>
+        <w:t xml:space="preserve">Developed cloud-native applications enabling centralized access to business and technical metadata. </w:t>
       </w:r>
     </w:p>
     <w:p>
@@ -2071,24 +1471,484 @@
         <w:pStyle w:val="ListParagraph"/>
         <w:numPr>
           <w:ilvl w:val="0"/>
-          <w:numId w:val="8"/>
+          <w:numId w:val="34"/>
         </w:numPr>
       </w:pPr>
       <w:r>
-        <w:t>Contributed to improving deployment reliability, operational efficiency, and production support processes.</w:t>
+        <w:t>Collaborated with cross-functional teams to improve metadata accessibility and analytics capabilities.</w:t>
+      </w:r>
+    </w:p>
+    <w:p>
+      <w:pPr>
+        <w:ind w:left="0" w:firstLine="0"/>
+        <w:rPr>
+          <w:b/>
+          <w:bCs/>
+        </w:rPr>
+      </w:pPr>
+      <w:r>
+        <w:rPr>
+          <w:b/>
+          <w:bCs/>
+        </w:rPr>
+        <w:t>COMMS Data Pipeline</w:t>
+      </w:r>
+    </w:p>
+    <w:p>
+      <w:pPr>
+        <w:pStyle w:val="ListParagraph"/>
+        <w:numPr>
+          <w:ilvl w:val="0"/>
+          <w:numId w:val="25"/>
+        </w:numPr>
+      </w:pPr>
+      <w:r>
+        <w:t xml:space="preserve">Designed and implemented scalable ETL/ELT pipelines using Python, SQL, PySpark, and Databricks for enterprise analytics platforms. </w:t>
+      </w:r>
+    </w:p>
+    <w:p>
+      <w:pPr>
+        <w:pStyle w:val="ListParagraph"/>
+        <w:numPr>
+          <w:ilvl w:val="0"/>
+          <w:numId w:val="25"/>
+        </w:numPr>
+      </w:pPr>
+      <w:r>
+        <w:t xml:space="preserve">Architected distributed data processing workflows enabling efficient large-scale data transformation and reporting. </w:t>
+      </w:r>
+    </w:p>
+    <w:p>
+      <w:pPr>
+        <w:pStyle w:val="ListParagraph"/>
+        <w:numPr>
+          <w:ilvl w:val="0"/>
+          <w:numId w:val="25"/>
+        </w:numPr>
+      </w:pPr>
+      <w:r>
+        <w:t>Optimized pipeline performance and reliability to support enterprise BI and analytics operations.</w:t>
+      </w:r>
+    </w:p>
+    <w:p>
+      <w:pPr>
+        <w:ind w:left="0" w:firstLine="0"/>
+        <w:rPr>
+          <w:b/>
+          <w:bCs/>
+        </w:rPr>
+      </w:pPr>
+      <w:r>
+        <w:rPr>
+          <w:b/>
+          <w:bCs/>
+        </w:rPr>
+        <w:t>COMMS Admin</w:t>
+      </w:r>
+    </w:p>
+    <w:p>
+      <w:pPr>
+        <w:pStyle w:val="ListParagraph"/>
+        <w:numPr>
+          <w:ilvl w:val="0"/>
+          <w:numId w:val="25"/>
+        </w:numPr>
+      </w:pPr>
+      <w:r>
+        <w:t xml:space="preserve">Engineered RESTful APIs and backend services for workflow orchestration and enterprise reporting platforms. </w:t>
+      </w:r>
+    </w:p>
+    <w:p>
+      <w:pPr>
+        <w:pStyle w:val="ListParagraph"/>
+        <w:numPr>
+          <w:ilvl w:val="0"/>
+          <w:numId w:val="25"/>
+        </w:numPr>
+      </w:pPr>
+      <w:r>
+        <w:t xml:space="preserve">Designed Python-based backend modules supporting workflow automation and user configuration management. </w:t>
+      </w:r>
+    </w:p>
+    <w:p>
+      <w:pPr>
+        <w:pStyle w:val="ListParagraph"/>
+        <w:numPr>
+          <w:ilvl w:val="0"/>
+          <w:numId w:val="25"/>
+        </w:numPr>
+      </w:pPr>
+      <w:r>
+        <w:t>Optimized deployment workflows, debugging, and KTLO support processes for production applications.</w:t>
+      </w:r>
+    </w:p>
+    <w:p>
+      <w:pPr>
+        <w:ind w:left="0" w:firstLine="0"/>
+        <w:rPr>
+          <w:b/>
+          <w:bCs/>
+        </w:rPr>
+      </w:pPr>
+      <w:r>
+        <w:rPr>
+          <w:b/>
+          <w:bCs/>
+        </w:rPr>
+        <w:t>Nirnay</w:t>
+      </w:r>
+    </w:p>
+    <w:p>
+      <w:pPr>
+        <w:pStyle w:val="ListParagraph"/>
+        <w:numPr>
+          <w:ilvl w:val="0"/>
+          <w:numId w:val="35"/>
+        </w:numPr>
+      </w:pPr>
+      <w:r>
+        <w:t xml:space="preserve">Engineered a metadata-driven document evaluation platform consisting of six processing engines for research workflows. </w:t>
+      </w:r>
+    </w:p>
+    <w:p>
+      <w:pPr>
+        <w:pStyle w:val="ListParagraph"/>
+        <w:numPr>
+          <w:ilvl w:val="0"/>
+          <w:numId w:val="35"/>
+        </w:numPr>
+      </w:pPr>
+      <w:r>
+        <w:t xml:space="preserve">Developed scalable backend processing pipelines for metadata-based document evaluation and workflow automation. </w:t>
+      </w:r>
+    </w:p>
+    <w:p>
+      <w:pPr>
+        <w:pStyle w:val="ListParagraph"/>
+        <w:numPr>
+          <w:ilvl w:val="0"/>
+          <w:numId w:val="35"/>
+        </w:numPr>
+      </w:pPr>
+      <w:r>
+        <w:t>Improved operational efficiency through optimized processing workflows and system enhancements.</w:t>
+      </w:r>
+    </w:p>
+    <w:p>
+      <w:pPr>
+        <w:ind w:left="0" w:firstLine="0"/>
+      </w:pPr>
+      <w:r>
+        <w:pict w14:anchorId="576A5BF4">
+          <v:rect id="_x0000_i1027" style="width:0;height:1.5pt" o:hralign="center" o:hrstd="t" o:hr="t" fillcolor="#a0a0a0" stroked="f"/>
+        </w:pict>
+      </w:r>
+    </w:p>
+    <w:p>
+      <w:pPr>
+        <w:ind w:left="0" w:firstLine="0"/>
+        <w:rPr>
+          <w:b/>
+          <w:bCs/>
+        </w:rPr>
+      </w:pPr>
+      <w:r>
+        <w:rPr>
+          <w:b/>
+          <w:bCs/>
+        </w:rPr>
+        <w:t>BOSCH GLOBAL SOFTWARE TECHNOLOGIES | Software Engineer</w:t>
+      </w:r>
+    </w:p>
+    <w:p>
+      <w:pPr>
+        <w:ind w:left="0" w:firstLine="0"/>
+      </w:pPr>
+      <w:r>
+        <w:rPr>
+          <w:b/>
+          <w:bCs/>
+        </w:rPr>
+        <w:t>Sep 2019 – Jun 2022</w:t>
+      </w:r>
+    </w:p>
+    <w:p>
+      <w:pPr>
+        <w:ind w:left="0" w:firstLine="0"/>
+        <w:rPr>
+          <w:b/>
+          <w:bCs/>
+        </w:rPr>
+      </w:pPr>
+      <w:r>
+        <w:rPr>
+          <w:b/>
+          <w:bCs/>
+        </w:rPr>
+        <w:t>OTAS Project</w:t>
+      </w:r>
+    </w:p>
+    <w:p>
+      <w:pPr>
+        <w:numPr>
+          <w:ilvl w:val="0"/>
+          <w:numId w:val="29"/>
+        </w:numPr>
+      </w:pPr>
+      <w:r>
+        <w:t>I</w:t>
+      </w:r>
+      <w:r>
+        <w:t>mplemented automotive OTA update solutions</w:t>
+      </w:r>
+      <w:r>
+        <w:t xml:space="preserve"> </w:t>
+      </w:r>
+      <w:r>
+        <w:t xml:space="preserve">supporting firmware and application deployments across connected vehicle ecosystems. </w:t>
+      </w:r>
+    </w:p>
+    <w:p>
+      <w:pPr>
+        <w:numPr>
+          <w:ilvl w:val="0"/>
+          <w:numId w:val="29"/>
+        </w:numPr>
+      </w:pPr>
+      <w:r>
+        <w:t>Supported software update orchestration for nearly 60 ECUs including IVC and CGW modules.</w:t>
+      </w:r>
+    </w:p>
+    <w:p>
+      <w:pPr>
+        <w:numPr>
+          <w:ilvl w:val="0"/>
+          <w:numId w:val="29"/>
+        </w:numPr>
+      </w:pPr>
+      <w:r>
+        <w:t xml:space="preserve">Contributed to distributed backend workflows for deployment management, testing, debugging, and production support. </w:t>
+      </w:r>
+    </w:p>
+    <w:p>
+      <w:pPr>
+        <w:numPr>
+          <w:ilvl w:val="0"/>
+          <w:numId w:val="29"/>
+        </w:numPr>
+      </w:pPr>
+      <w:r>
+        <w:t>Collaborated with cross-functional engineering teams to improve deployment reliability and operational efficiency.</w:t>
+      </w:r>
+    </w:p>
+    <w:p>
+      <w:pPr>
+        <w:ind w:left="0" w:firstLine="0"/>
+      </w:pPr>
+      <w:r>
+        <w:pict w14:anchorId="26568086">
+          <v:rect id="_x0000_i1028" style="width:0;height:1.5pt" o:hralign="center" o:hrstd="t" o:hr="t" fillcolor="#a0a0a0" stroked="f"/>
+        </w:pict>
+      </w:r>
+    </w:p>
+    <w:p>
+      <w:pPr>
+        <w:ind w:left="0" w:firstLine="0"/>
+        <w:rPr>
+          <w:b/>
+          <w:bCs/>
+        </w:rPr>
+      </w:pPr>
+      <w:r>
+        <w:rPr>
+          <w:b/>
+          <w:bCs/>
+        </w:rPr>
+        <w:t>EDUCATION</w:t>
+      </w:r>
+    </w:p>
+    <w:p>
+      <w:pPr>
+        <w:ind w:left="0" w:firstLine="0"/>
+      </w:pPr>
+      <w:r>
+        <w:rPr>
+          <w:b/>
+          <w:bCs/>
+        </w:rPr>
+        <w:t>SRKR Engineering College</w:t>
+      </w:r>
+      <w:r>
+        <w:br/>
+        <w:t>Bachelor of Technology (</w:t>
+      </w:r>
+      <w:proofErr w:type="spellStart"/>
+      <w:proofErr w:type="gramStart"/>
+      <w:r>
+        <w:t>B.Tech</w:t>
+      </w:r>
+      <w:proofErr w:type="spellEnd"/>
+      <w:proofErr w:type="gramEnd"/>
+      <w:r>
+        <w:t>) – Electronics &amp; Communication Engineering</w:t>
+      </w:r>
+      <w:r>
+        <w:br/>
+        <w:t>CGPA: 9.08 | 2015 – 2019</w:t>
+      </w:r>
+    </w:p>
+    <w:p>
+      <w:pPr>
+        <w:ind w:left="0" w:firstLine="0"/>
+      </w:pPr>
+      <w:r>
+        <w:pict w14:anchorId="5F8D6932">
+          <v:rect id="_x0000_i1033" style="width:0;height:1.5pt" o:hralign="center" o:bullet="t" o:hrstd="t" o:hr="t" fillcolor="#a0a0a0" stroked="f"/>
+        </w:pict>
+      </w:r>
+    </w:p>
+    <w:p>
+      <w:pPr>
+        <w:ind w:left="0" w:firstLine="0"/>
+        <w:rPr>
+          <w:b/>
+          <w:bCs/>
+        </w:rPr>
+      </w:pPr>
+      <w:r>
+        <w:rPr>
+          <w:b/>
+          <w:bCs/>
+        </w:rPr>
+        <w:t>ACHIEVEMENTS</w:t>
+      </w:r>
+    </w:p>
+    <w:p>
+      <w:pPr>
+        <w:numPr>
+          <w:ilvl w:val="0"/>
+          <w:numId w:val="30"/>
+        </w:numPr>
+      </w:pPr>
+      <w:r>
+        <w:t xml:space="preserve">Received STAR, Blue Ribbon, Applause, and Agile Awards for technical contributions, operational improvements, and business impact. </w:t>
+      </w:r>
+    </w:p>
+    <w:p>
+      <w:pPr>
+        <w:ind w:left="0" w:firstLine="0"/>
+      </w:pPr>
+      <w:r>
+        <w:pict w14:anchorId="4F099F2B">
+          <v:rect id="_x0000_i1030" style="width:0;height:1.5pt" o:hralign="center" o:hrstd="t" o:hr="t" fillcolor="#a0a0a0" stroked="f"/>
+        </w:pict>
+      </w:r>
+    </w:p>
+    <w:p>
+      <w:pPr>
+        <w:ind w:left="0" w:firstLine="0"/>
+        <w:rPr>
+          <w:b/>
+          <w:bCs/>
+        </w:rPr>
+      </w:pPr>
+      <w:r>
+        <w:rPr>
+          <w:b/>
+          <w:bCs/>
+        </w:rPr>
+        <w:t>ACCOMPLISHMENTS</w:t>
+      </w:r>
+    </w:p>
+    <w:p>
+      <w:pPr>
+        <w:numPr>
+          <w:ilvl w:val="0"/>
+          <w:numId w:val="31"/>
+        </w:numPr>
+      </w:pPr>
+      <w:r>
+        <w:t xml:space="preserve">Improved engineering stability and observability practices by promoting tools such as Lightstep and SonarQube across teams. </w:t>
+      </w:r>
+    </w:p>
+    <w:p>
+      <w:pPr>
+        <w:numPr>
+          <w:ilvl w:val="0"/>
+          <w:numId w:val="31"/>
+        </w:numPr>
+      </w:pPr>
+      <w:r>
+        <w:t xml:space="preserve">Contributed to improving deployment reliability, operational efficiency, and production support processes. </w:t>
       </w:r>
     </w:p>
     <w:sectPr>
-      <w:pgSz w:w="16838" w:h="23810"/>
+      <w:pgSz w:w="16838" w:h="23811" w:code="8"/>
       <w:pgMar w:top="1440" w:right="2010" w:bottom="1440" w:left="1872" w:header="720" w:footer="720" w:gutter="0"/>
       <w:cols w:space="720"/>
+      <w:docGrid w:linePitch="326"/>
     </w:sectPr>
   </w:body>
 </w:document>
 </file>
 
+<file path=word/endnotes.xml><?xml version="1.0" encoding="utf-8"?>
+<w:endnotes xmlns:wpc="http://schemas.microsoft.com/office/word/2010/wordprocessingCanvas" xmlns:cx="http://schemas.microsoft.com/office/drawing/2014/chartex" xmlns:cx1="http://schemas.microsoft.com/office/drawing/2015/9/8/chartex" xmlns:cx2="http://schemas.microsoft.com/office/drawing/2015/10/21/chartex" xmlns:cx3="http://schemas.microsoft.com/office/drawing/2016/5/9/chartex" xmlns:cx4="http://schemas.microsoft.com/office/drawing/2016/5/10/chartex" xmlns:cx5="http://schemas.microsoft.com/office/drawing/2016/5/11/chartex" xmlns:cx6="http://schemas.microsoft.com/office/drawing/2016/5/12/chartex" xmlns:cx7="http://schemas.microsoft.com/office/drawing/2016/5/13/chartex" xmlns:cx8="http://schemas.microsoft.com/office/drawing/2016/5/14/chartex" xmlns:mc="http://schemas.openxmlformats.org/markup-compatibility/2006" xmlns:aink="http://schemas.microsoft.com/office/drawing/2016/ink" xmlns:am3d="http://schemas.microsoft.com/office/drawing/2017/model3d" xmlns:o="urn:schemas-microsoft-com:office:office" xmlns:oel="http://schemas.microsoft.com/office/2019/extlst" xmlns:r="http://schemas.openxmlformats.org/officeDocument/2006/relationships" xmlns:m="http://schemas.openxmlformats.org/officeDocument/2006/math" xmlns:v="urn:schemas-microsoft-com:vml" xmlns:wp14="http://schemas.microsoft.com/office/word/2010/wordprocessingDrawing" xmlns:wp="http://schemas.openxmlformats.org/drawingml/2006/wordprocessingDrawing" xmlns:w10="urn:schemas-microsoft-com:office:word" xmlns:w="http://schemas.openxmlformats.org/wordprocessingml/2006/main" xmlns:w14="http://schemas.microsoft.com/office/word/2010/wordml" xmlns:w15="http://schemas.microsoft.com/office/word/2012/wordml" xmlns:w16cex="http://schemas.microsoft.com/office/word/2018/wordml/cex" xmlns:w16cid="http://schemas.microsoft.com/office/word/2016/wordml/cid" xmlns:w16="http://schemas.microsoft.com/office/word/2018/wordml" xmlns:w16du="http://schemas.microsoft.com/office/word/2023/wordml/word16du" xmlns:w16sdtdh="http://schemas.microsoft.com/office/word/2020/wordml/sdtdatahash" xmlns:w16sdtfl="http://schemas.microsoft.com/office/word/2024/wordml/sdtformatlock" xmlns:w16se="http://schemas.microsoft.com/office/word/2015/wordml/symex" xmlns:wpg="http://schemas.microsoft.com/office/word/2010/wordprocessingGroup" xmlns:wpi="http://schemas.microsoft.com/office/word/2010/wordprocessingInk" xmlns:wne="http://schemas.microsoft.com/office/word/2006/wordml" xmlns:wps="http://schemas.microsoft.com/office/word/2010/wordprocessingShape" mc:Ignorable="w14 w15 w16se w16cid w16 w16cex w16sdtdh w16sdtfl w16du wp14">
+  <w:endnote w:type="separator" w:id="-1">
+    <w:p>
+      <w:pPr>
+        <w:spacing w:after="0" w:line="240" w:lineRule="auto"/>
+      </w:pPr>
+      <w:r>
+        <w:separator/>
+      </w:r>
+    </w:p>
+  </w:endnote>
+  <w:endnote w:type="continuationSeparator" w:id="0">
+    <w:p>
+      <w:pPr>
+        <w:spacing w:after="0" w:line="240" w:lineRule="auto"/>
+      </w:pPr>
+      <w:r>
+        <w:continuationSeparator/>
+      </w:r>
+    </w:p>
+  </w:endnote>
+</w:endnotes>
+</file>
+
+<file path=word/footnotes.xml><?xml version="1.0" encoding="utf-8"?>
+<w:footnotes xmlns:wpc="http://schemas.microsoft.com/office/word/2010/wordprocessingCanvas" xmlns:cx="http://schemas.microsoft.com/office/drawing/2014/chartex" xmlns:cx1="http://schemas.microsoft.com/office/drawing/2015/9/8/chartex" xmlns:cx2="http://schemas.microsoft.com/office/drawing/2015/10/21/chartex" xmlns:cx3="http://schemas.microsoft.com/office/drawing/2016/5/9/chartex" xmlns:cx4="http://schemas.microsoft.com/office/drawing/2016/5/10/chartex" xmlns:cx5="http://schemas.microsoft.com/office/drawing/2016/5/11/chartex" xmlns:cx6="http://schemas.microsoft.com/office/drawing/2016/5/12/chartex" xmlns:cx7="http://schemas.microsoft.com/office/drawing/2016/5/13/chartex" xmlns:cx8="http://schemas.microsoft.com/office/drawing/2016/5/14/chartex" xmlns:mc="http://schemas.openxmlformats.org/markup-compatibility/2006" xmlns:aink="http://schemas.microsoft.com/office/drawing/2016/ink" xmlns:am3d="http://schemas.microsoft.com/office/drawing/2017/model3d" xmlns:o="urn:schemas-microsoft-com:office:office" xmlns:oel="http://schemas.microsoft.com/office/2019/extlst" xmlns:r="http://schemas.openxmlformats.org/officeDocument/2006/relationships" xmlns:m="http://schemas.openxmlformats.org/officeDocument/2006/math" xmlns:v="urn:schemas-microsoft-com:vml" xmlns:wp14="http://schemas.microsoft.com/office/word/2010/wordprocessingDrawing" xmlns:wp="http://schemas.openxmlformats.org/drawingml/2006/wordprocessingDrawing" xmlns:w10="urn:schemas-microsoft-com:office:word" xmlns:w="http://schemas.openxmlformats.org/wordprocessingml/2006/main" xmlns:w14="http://schemas.microsoft.com/office/word/2010/wordml" xmlns:w15="http://schemas.microsoft.com/office/word/2012/wordml" xmlns:w16cex="http://schemas.microsoft.com/office/word/2018/wordml/cex" xmlns:w16cid="http://schemas.microsoft.com/office/word/2016/wordml/cid" xmlns:w16="http://schemas.microsoft.com/office/word/2018/wordml" xmlns:w16du="http://schemas.microsoft.com/office/word/2023/wordml/word16du" xmlns:w16sdtdh="http://schemas.microsoft.com/office/word/2020/wordml/sdtdatahash" xmlns:w16sdtfl="http://schemas.microsoft.com/office/word/2024/wordml/sdtformatlock" xmlns:w16se="http://schemas.microsoft.com/office/word/2015/wordml/symex" xmlns:wpg="http://schemas.microsoft.com/office/word/2010/wordprocessingGroup" xmlns:wpi="http://schemas.microsoft.com/office/word/2010/wordprocessingInk" xmlns:wne="http://schemas.microsoft.com/office/word/2006/wordml" xmlns:wps="http://schemas.microsoft.com/office/word/2010/wordprocessingShape" mc:Ignorable="w14 w15 w16se w16cid w16 w16cex w16sdtdh w16sdtfl w16du wp14">
+  <w:footnote w:type="separator" w:id="-1">
+    <w:p>
+      <w:pPr>
+        <w:spacing w:after="0" w:line="240" w:lineRule="auto"/>
+      </w:pPr>
+      <w:r>
+        <w:separator/>
+      </w:r>
+    </w:p>
+  </w:footnote>
+  <w:footnote w:type="continuationSeparator" w:id="0">
+    <w:p>
+      <w:pPr>
+        <w:spacing w:after="0" w:line="240" w:lineRule="auto"/>
+      </w:pPr>
+      <w:r>
+        <w:continuationSeparator/>
+      </w:r>
+    </w:p>
+  </w:footnote>
+</w:footnotes>
+</file>
+
 <file path=word/numbering.xml><?xml version="1.0" encoding="utf-8"?>
 <w:numbering xmlns:wpc="http://schemas.microsoft.com/office/word/2010/wordprocessingCanvas" xmlns:cx="http://schemas.microsoft.com/office/drawing/2014/chartex" xmlns:cx1="http://schemas.microsoft.com/office/drawing/2015/9/8/chartex" xmlns:cx2="http://schemas.microsoft.com/office/drawing/2015/10/21/chartex" xmlns:cx3="http://schemas.microsoft.com/office/drawing/2016/5/9/chartex" xmlns:cx4="http://schemas.microsoft.com/office/drawing/2016/5/10/chartex" xmlns:cx5="http://schemas.microsoft.com/office/drawing/2016/5/11/chartex" xmlns:cx6="http://schemas.microsoft.com/office/drawing/2016/5/12/chartex" xmlns:cx7="http://schemas.microsoft.com/office/drawing/2016/5/13/chartex" xmlns:cx8="http://schemas.microsoft.com/office/drawing/2016/5/14/chartex" xmlns:mc="http://schemas.openxmlformats.org/markup-compatibility/2006" xmlns:aink="http://schemas.microsoft.com/office/drawing/2016/ink" xmlns:am3d="http://schemas.microsoft.com/office/drawing/2017/model3d" xmlns:o="urn:schemas-microsoft-com:office:office" xmlns:oel="http://schemas.microsoft.com/office/2019/extlst" xmlns:r="http://schemas.openxmlformats.org/officeDocument/2006/relationships" xmlns:m="http://schemas.openxmlformats.org/officeDocument/2006/math" xmlns:v="urn:schemas-microsoft-com:vml" xmlns:wp14="http://schemas.microsoft.com/office/word/2010/wordprocessingDrawing" xmlns:wp="http://schemas.openxmlformats.org/drawingml/2006/wordprocessingDrawing" xmlns:w10="urn:schemas-microsoft-com:office:word" xmlns:w="http://schemas.openxmlformats.org/wordprocessingml/2006/main" xmlns:w14="http://schemas.microsoft.com/office/word/2010/wordml" xmlns:w15="http://schemas.microsoft.com/office/word/2012/wordml" xmlns:w16cex="http://schemas.microsoft.com/office/word/2018/wordml/cex" xmlns:w16cid="http://schemas.microsoft.com/office/word/2016/wordml/cid" xmlns:w16="http://schemas.microsoft.com/office/word/2018/wordml" xmlns:w16du="http://schemas.microsoft.com/office/word/2023/wordml/word16du" xmlns:w16sdtdh="http://schemas.microsoft.com/office/word/2020/wordml/sdtdatahash" xmlns:w16sdtfl="http://schemas.microsoft.com/office/word/2024/wordml/sdtformatlock" xmlns:w16se="http://schemas.microsoft.com/office/word/2015/wordml/symex" xmlns:wpg="http://schemas.microsoft.com/office/word/2010/wordprocessingGroup" xmlns:wpi="http://schemas.microsoft.com/office/word/2010/wordprocessingInk" xmlns:wne="http://schemas.microsoft.com/office/word/2006/wordml" xmlns:wps="http://schemas.microsoft.com/office/word/2010/wordprocessingShape" mc:Ignorable="w14 w15 w16se w16cid w16 w16cex w16sdtdh w16sdtfl w16du wp14">
+  <w:numPicBullet w:numPicBulletId="0">
+    <w:pict>
+      <v:rect w14:anchorId="0879FDD4" id="_x0000_i1025" style="width:0;height:1.5pt" o:hralign="center" o:bullet="t" o:hrstd="t" o:hr="t" fillcolor="#a0a0a0" stroked="f"/>
+    </w:pict>
+  </w:numPicBullet>
   <w:abstractNum w:abstractNumId="0" w15:restartNumberingAfterBreak="0">
     <w:nsid w:val="01844C1F"/>
     <w:multiLevelType w:val="hybridMultilevel"/>
@@ -3038,6 +2898,453 @@
     </w:lvl>
   </w:abstractNum>
   <w:abstractNum w:abstractNumId="6" w15:restartNumberingAfterBreak="0">
+    <w:nsid w:val="0DBD4163"/>
+    <w:multiLevelType w:val="multilevel"/>
+    <w:tmpl w:val="4F0600AA"/>
+    <w:lvl w:ilvl="0">
+      <w:start w:val="1"/>
+      <w:numFmt w:val="bullet"/>
+      <w:lvlText w:val=""/>
+      <w:lvlJc w:val="left"/>
+      <w:pPr>
+        <w:tabs>
+          <w:tab w:val="num" w:pos="720"/>
+        </w:tabs>
+        <w:ind w:left="720" w:hanging="360"/>
+      </w:pPr>
+      <w:rPr>
+        <w:rFonts w:ascii="Symbol" w:hAnsi="Symbol" w:hint="default"/>
+        <w:sz w:val="20"/>
+      </w:rPr>
+    </w:lvl>
+    <w:lvl w:ilvl="1" w:tentative="1">
+      <w:start w:val="1"/>
+      <w:numFmt w:val="bullet"/>
+      <w:lvlText w:val="o"/>
+      <w:lvlJc w:val="left"/>
+      <w:pPr>
+        <w:tabs>
+          <w:tab w:val="num" w:pos="1440"/>
+        </w:tabs>
+        <w:ind w:left="1440" w:hanging="360"/>
+      </w:pPr>
+      <w:rPr>
+        <w:rFonts w:ascii="Courier New" w:hAnsi="Courier New" w:hint="default"/>
+        <w:sz w:val="20"/>
+      </w:rPr>
+    </w:lvl>
+    <w:lvl w:ilvl="2" w:tentative="1">
+      <w:start w:val="1"/>
+      <w:numFmt w:val="bullet"/>
+      <w:lvlText w:val=""/>
+      <w:lvlJc w:val="left"/>
+      <w:pPr>
+        <w:tabs>
+          <w:tab w:val="num" w:pos="2160"/>
+        </w:tabs>
+        <w:ind w:left="2160" w:hanging="360"/>
+      </w:pPr>
+      <w:rPr>
+        <w:rFonts w:ascii="Wingdings" w:hAnsi="Wingdings" w:hint="default"/>
+        <w:sz w:val="20"/>
+      </w:rPr>
+    </w:lvl>
+    <w:lvl w:ilvl="3" w:tentative="1">
+      <w:start w:val="1"/>
+      <w:numFmt w:val="bullet"/>
+      <w:lvlText w:val=""/>
+      <w:lvlJc w:val="left"/>
+      <w:pPr>
+        <w:tabs>
+          <w:tab w:val="num" w:pos="2880"/>
+        </w:tabs>
+        <w:ind w:left="2880" w:hanging="360"/>
+      </w:pPr>
+      <w:rPr>
+        <w:rFonts w:ascii="Wingdings" w:hAnsi="Wingdings" w:hint="default"/>
+        <w:sz w:val="20"/>
+      </w:rPr>
+    </w:lvl>
+    <w:lvl w:ilvl="4" w:tentative="1">
+      <w:start w:val="1"/>
+      <w:numFmt w:val="bullet"/>
+      <w:lvlText w:val=""/>
+      <w:lvlJc w:val="left"/>
+      <w:pPr>
+        <w:tabs>
+          <w:tab w:val="num" w:pos="3600"/>
+        </w:tabs>
+        <w:ind w:left="3600" w:hanging="360"/>
+      </w:pPr>
+      <w:rPr>
+        <w:rFonts w:ascii="Wingdings" w:hAnsi="Wingdings" w:hint="default"/>
+        <w:sz w:val="20"/>
+      </w:rPr>
+    </w:lvl>
+    <w:lvl w:ilvl="5" w:tentative="1">
+      <w:start w:val="1"/>
+      <w:numFmt w:val="bullet"/>
+      <w:lvlText w:val=""/>
+      <w:lvlJc w:val="left"/>
+      <w:pPr>
+        <w:tabs>
+          <w:tab w:val="num" w:pos="4320"/>
+        </w:tabs>
+        <w:ind w:left="4320" w:hanging="360"/>
+      </w:pPr>
+      <w:rPr>
+        <w:rFonts w:ascii="Wingdings" w:hAnsi="Wingdings" w:hint="default"/>
+        <w:sz w:val="20"/>
+      </w:rPr>
+    </w:lvl>
+    <w:lvl w:ilvl="6" w:tentative="1">
+      <w:start w:val="1"/>
+      <w:numFmt w:val="bullet"/>
+      <w:lvlText w:val=""/>
+      <w:lvlJc w:val="left"/>
+      <w:pPr>
+        <w:tabs>
+          <w:tab w:val="num" w:pos="5040"/>
+        </w:tabs>
+        <w:ind w:left="5040" w:hanging="360"/>
+      </w:pPr>
+      <w:rPr>
+        <w:rFonts w:ascii="Wingdings" w:hAnsi="Wingdings" w:hint="default"/>
+        <w:sz w:val="20"/>
+      </w:rPr>
+    </w:lvl>
+    <w:lvl w:ilvl="7" w:tentative="1">
+      <w:start w:val="1"/>
+      <w:numFmt w:val="bullet"/>
+      <w:lvlText w:val=""/>
+      <w:lvlJc w:val="left"/>
+      <w:pPr>
+        <w:tabs>
+          <w:tab w:val="num" w:pos="5760"/>
+        </w:tabs>
+        <w:ind w:left="5760" w:hanging="360"/>
+      </w:pPr>
+      <w:rPr>
+        <w:rFonts w:ascii="Wingdings" w:hAnsi="Wingdings" w:hint="default"/>
+        <w:sz w:val="20"/>
+      </w:rPr>
+    </w:lvl>
+    <w:lvl w:ilvl="8" w:tentative="1">
+      <w:start w:val="1"/>
+      <w:numFmt w:val="bullet"/>
+      <w:lvlText w:val=""/>
+      <w:lvlJc w:val="left"/>
+      <w:pPr>
+        <w:tabs>
+          <w:tab w:val="num" w:pos="6480"/>
+        </w:tabs>
+        <w:ind w:left="6480" w:hanging="360"/>
+      </w:pPr>
+      <w:rPr>
+        <w:rFonts w:ascii="Wingdings" w:hAnsi="Wingdings" w:hint="default"/>
+        <w:sz w:val="20"/>
+      </w:rPr>
+    </w:lvl>
+  </w:abstractNum>
+  <w:abstractNum w:abstractNumId="7" w15:restartNumberingAfterBreak="0">
+    <w:nsid w:val="13804A7C"/>
+    <w:multiLevelType w:val="multilevel"/>
+    <w:tmpl w:val="5958F73C"/>
+    <w:lvl w:ilvl="0">
+      <w:start w:val="1"/>
+      <w:numFmt w:val="bullet"/>
+      <w:lvlText w:val=""/>
+      <w:lvlJc w:val="left"/>
+      <w:pPr>
+        <w:tabs>
+          <w:tab w:val="num" w:pos="720"/>
+        </w:tabs>
+        <w:ind w:left="720" w:hanging="360"/>
+      </w:pPr>
+      <w:rPr>
+        <w:rFonts w:ascii="Symbol" w:hAnsi="Symbol" w:hint="default"/>
+        <w:sz w:val="20"/>
+      </w:rPr>
+    </w:lvl>
+    <w:lvl w:ilvl="1" w:tentative="1">
+      <w:start w:val="1"/>
+      <w:numFmt w:val="bullet"/>
+      <w:lvlText w:val="o"/>
+      <w:lvlJc w:val="left"/>
+      <w:pPr>
+        <w:tabs>
+          <w:tab w:val="num" w:pos="1440"/>
+        </w:tabs>
+        <w:ind w:left="1440" w:hanging="360"/>
+      </w:pPr>
+      <w:rPr>
+        <w:rFonts w:ascii="Courier New" w:hAnsi="Courier New" w:hint="default"/>
+        <w:sz w:val="20"/>
+      </w:rPr>
+    </w:lvl>
+    <w:lvl w:ilvl="2" w:tentative="1">
+      <w:start w:val="1"/>
+      <w:numFmt w:val="bullet"/>
+      <w:lvlText w:val=""/>
+      <w:lvlJc w:val="left"/>
+      <w:pPr>
+        <w:tabs>
+          <w:tab w:val="num" w:pos="2160"/>
+        </w:tabs>
+        <w:ind w:left="2160" w:hanging="360"/>
+      </w:pPr>
+      <w:rPr>
+        <w:rFonts w:ascii="Wingdings" w:hAnsi="Wingdings" w:hint="default"/>
+        <w:sz w:val="20"/>
+      </w:rPr>
+    </w:lvl>
+    <w:lvl w:ilvl="3" w:tentative="1">
+      <w:start w:val="1"/>
+      <w:numFmt w:val="bullet"/>
+      <w:lvlText w:val=""/>
+      <w:lvlJc w:val="left"/>
+      <w:pPr>
+        <w:tabs>
+          <w:tab w:val="num" w:pos="2880"/>
+        </w:tabs>
+        <w:ind w:left="2880" w:hanging="360"/>
+      </w:pPr>
+      <w:rPr>
+        <w:rFonts w:ascii="Wingdings" w:hAnsi="Wingdings" w:hint="default"/>
+        <w:sz w:val="20"/>
+      </w:rPr>
+    </w:lvl>
+    <w:lvl w:ilvl="4" w:tentative="1">
+      <w:start w:val="1"/>
+      <w:numFmt w:val="bullet"/>
+      <w:lvlText w:val=""/>
+      <w:lvlJc w:val="left"/>
+      <w:pPr>
+        <w:tabs>
+          <w:tab w:val="num" w:pos="3600"/>
+        </w:tabs>
+        <w:ind w:left="3600" w:hanging="360"/>
+      </w:pPr>
+      <w:rPr>
+        <w:rFonts w:ascii="Wingdings" w:hAnsi="Wingdings" w:hint="default"/>
+        <w:sz w:val="20"/>
+      </w:rPr>
+    </w:lvl>
+    <w:lvl w:ilvl="5" w:tentative="1">
+      <w:start w:val="1"/>
+      <w:numFmt w:val="bullet"/>
+      <w:lvlText w:val=""/>
+      <w:lvlJc w:val="left"/>
+      <w:pPr>
+        <w:tabs>
+          <w:tab w:val="num" w:pos="4320"/>
+        </w:tabs>
+        <w:ind w:left="4320" w:hanging="360"/>
+      </w:pPr>
+      <w:rPr>
+        <w:rFonts w:ascii="Wingdings" w:hAnsi="Wingdings" w:hint="default"/>
+        <w:sz w:val="20"/>
+      </w:rPr>
+    </w:lvl>
+    <w:lvl w:ilvl="6" w:tentative="1">
+      <w:start w:val="1"/>
+      <w:numFmt w:val="bullet"/>
+      <w:lvlText w:val=""/>
+      <w:lvlJc w:val="left"/>
+      <w:pPr>
+        <w:tabs>
+          <w:tab w:val="num" w:pos="5040"/>
+        </w:tabs>
+        <w:ind w:left="5040" w:hanging="360"/>
+      </w:pPr>
+      <w:rPr>
+        <w:rFonts w:ascii="Wingdings" w:hAnsi="Wingdings" w:hint="default"/>
+        <w:sz w:val="20"/>
+      </w:rPr>
+    </w:lvl>
+    <w:lvl w:ilvl="7" w:tentative="1">
+      <w:start w:val="1"/>
+      <w:numFmt w:val="bullet"/>
+      <w:lvlText w:val=""/>
+      <w:lvlJc w:val="left"/>
+      <w:pPr>
+        <w:tabs>
+          <w:tab w:val="num" w:pos="5760"/>
+        </w:tabs>
+        <w:ind w:left="5760" w:hanging="360"/>
+      </w:pPr>
+      <w:rPr>
+        <w:rFonts w:ascii="Wingdings" w:hAnsi="Wingdings" w:hint="default"/>
+        <w:sz w:val="20"/>
+      </w:rPr>
+    </w:lvl>
+    <w:lvl w:ilvl="8" w:tentative="1">
+      <w:start w:val="1"/>
+      <w:numFmt w:val="bullet"/>
+      <w:lvlText w:val=""/>
+      <w:lvlJc w:val="left"/>
+      <w:pPr>
+        <w:tabs>
+          <w:tab w:val="num" w:pos="6480"/>
+        </w:tabs>
+        <w:ind w:left="6480" w:hanging="360"/>
+      </w:pPr>
+      <w:rPr>
+        <w:rFonts w:ascii="Wingdings" w:hAnsi="Wingdings" w:hint="default"/>
+        <w:sz w:val="20"/>
+      </w:rPr>
+    </w:lvl>
+  </w:abstractNum>
+  <w:abstractNum w:abstractNumId="8" w15:restartNumberingAfterBreak="0">
+    <w:nsid w:val="16E34982"/>
+    <w:multiLevelType w:val="multilevel"/>
+    <w:tmpl w:val="9B6AAF50"/>
+    <w:lvl w:ilvl="0">
+      <w:start w:val="1"/>
+      <w:numFmt w:val="bullet"/>
+      <w:lvlText w:val=""/>
+      <w:lvlJc w:val="left"/>
+      <w:pPr>
+        <w:tabs>
+          <w:tab w:val="num" w:pos="720"/>
+        </w:tabs>
+        <w:ind w:left="720" w:hanging="360"/>
+      </w:pPr>
+      <w:rPr>
+        <w:rFonts w:ascii="Symbol" w:hAnsi="Symbol" w:hint="default"/>
+        <w:sz w:val="20"/>
+      </w:rPr>
+    </w:lvl>
+    <w:lvl w:ilvl="1" w:tentative="1">
+      <w:start w:val="1"/>
+      <w:numFmt w:val="bullet"/>
+      <w:lvlText w:val="o"/>
+      <w:lvlJc w:val="left"/>
+      <w:pPr>
+        <w:tabs>
+          <w:tab w:val="num" w:pos="1440"/>
+        </w:tabs>
+        <w:ind w:left="1440" w:hanging="360"/>
+      </w:pPr>
+      <w:rPr>
+        <w:rFonts w:ascii="Courier New" w:hAnsi="Courier New" w:hint="default"/>
+        <w:sz w:val="20"/>
+      </w:rPr>
+    </w:lvl>
+    <w:lvl w:ilvl="2" w:tentative="1">
+      <w:start w:val="1"/>
+      <w:numFmt w:val="bullet"/>
+      <w:lvlText w:val=""/>
+      <w:lvlJc w:val="left"/>
+      <w:pPr>
+        <w:tabs>
+          <w:tab w:val="num" w:pos="2160"/>
+        </w:tabs>
+        <w:ind w:left="2160" w:hanging="360"/>
+      </w:pPr>
+      <w:rPr>
+        <w:rFonts w:ascii="Wingdings" w:hAnsi="Wingdings" w:hint="default"/>
+        <w:sz w:val="20"/>
+      </w:rPr>
+    </w:lvl>
+    <w:lvl w:ilvl="3" w:tentative="1">
+      <w:start w:val="1"/>
+      <w:numFmt w:val="bullet"/>
+      <w:lvlText w:val=""/>
+      <w:lvlJc w:val="left"/>
+      <w:pPr>
+        <w:tabs>
+          <w:tab w:val="num" w:pos="2880"/>
+        </w:tabs>
+        <w:ind w:left="2880" w:hanging="360"/>
+      </w:pPr>
+      <w:rPr>
+        <w:rFonts w:ascii="Wingdings" w:hAnsi="Wingdings" w:hint="default"/>
+        <w:sz w:val="20"/>
+      </w:rPr>
+    </w:lvl>
+    <w:lvl w:ilvl="4" w:tentative="1">
+      <w:start w:val="1"/>
+      <w:numFmt w:val="bullet"/>
+      <w:lvlText w:val=""/>
+      <w:lvlJc w:val="left"/>
+      <w:pPr>
+        <w:tabs>
+          <w:tab w:val="num" w:pos="3600"/>
+        </w:tabs>
+        <w:ind w:left="3600" w:hanging="360"/>
+      </w:pPr>
+      <w:rPr>
+        <w:rFonts w:ascii="Wingdings" w:hAnsi="Wingdings" w:hint="default"/>
+        <w:sz w:val="20"/>
+      </w:rPr>
+    </w:lvl>
+    <w:lvl w:ilvl="5" w:tentative="1">
+      <w:start w:val="1"/>
+      <w:numFmt w:val="bullet"/>
+      <w:lvlText w:val=""/>
+      <w:lvlJc w:val="left"/>
+      <w:pPr>
+        <w:tabs>
+          <w:tab w:val="num" w:pos="4320"/>
+        </w:tabs>
+        <w:ind w:left="4320" w:hanging="360"/>
+      </w:pPr>
+      <w:rPr>
+        <w:rFonts w:ascii="Wingdings" w:hAnsi="Wingdings" w:hint="default"/>
+        <w:sz w:val="20"/>
+      </w:rPr>
+    </w:lvl>
+    <w:lvl w:ilvl="6" w:tentative="1">
+      <w:start w:val="1"/>
+      <w:numFmt w:val="bullet"/>
+      <w:lvlText w:val=""/>
+      <w:lvlJc w:val="left"/>
+      <w:pPr>
+        <w:tabs>
+          <w:tab w:val="num" w:pos="5040"/>
+        </w:tabs>
+        <w:ind w:left="5040" w:hanging="360"/>
+      </w:pPr>
+      <w:rPr>
+        <w:rFonts w:ascii="Wingdings" w:hAnsi="Wingdings" w:hint="default"/>
+        <w:sz w:val="20"/>
+      </w:rPr>
+    </w:lvl>
+    <w:lvl w:ilvl="7" w:tentative="1">
+      <w:start w:val="1"/>
+      <w:numFmt w:val="bullet"/>
+      <w:lvlText w:val=""/>
+      <w:lvlJc w:val="left"/>
+      <w:pPr>
+        <w:tabs>
+          <w:tab w:val="num" w:pos="5760"/>
+        </w:tabs>
+        <w:ind w:left="5760" w:hanging="360"/>
+      </w:pPr>
+      <w:rPr>
+        <w:rFonts w:ascii="Wingdings" w:hAnsi="Wingdings" w:hint="default"/>
+        <w:sz w:val="20"/>
+      </w:rPr>
+    </w:lvl>
+    <w:lvl w:ilvl="8" w:tentative="1">
+      <w:start w:val="1"/>
+      <w:numFmt w:val="bullet"/>
+      <w:lvlText w:val=""/>
+      <w:lvlJc w:val="left"/>
+      <w:pPr>
+        <w:tabs>
+          <w:tab w:val="num" w:pos="6480"/>
+        </w:tabs>
+        <w:ind w:left="6480" w:hanging="360"/>
+      </w:pPr>
+      <w:rPr>
+        <w:rFonts w:ascii="Wingdings" w:hAnsi="Wingdings" w:hint="default"/>
+        <w:sz w:val="20"/>
+      </w:rPr>
+    </w:lvl>
+  </w:abstractNum>
+  <w:abstractNum w:abstractNumId="9" w15:restartNumberingAfterBreak="0">
     <w:nsid w:val="1734500A"/>
     <w:multiLevelType w:val="multilevel"/>
     <w:tmpl w:val="9B2432C6"/>
@@ -3186,7 +3493,156 @@
       </w:rPr>
     </w:lvl>
   </w:abstractNum>
-  <w:abstractNum w:abstractNumId="7" w15:restartNumberingAfterBreak="0">
+  <w:abstractNum w:abstractNumId="10" w15:restartNumberingAfterBreak="0">
+    <w:nsid w:val="1847061B"/>
+    <w:multiLevelType w:val="multilevel"/>
+    <w:tmpl w:val="C3BEC48C"/>
+    <w:lvl w:ilvl="0">
+      <w:start w:val="1"/>
+      <w:numFmt w:val="bullet"/>
+      <w:lvlText w:val=""/>
+      <w:lvlJc w:val="left"/>
+      <w:pPr>
+        <w:tabs>
+          <w:tab w:val="num" w:pos="720"/>
+        </w:tabs>
+        <w:ind w:left="720" w:hanging="360"/>
+      </w:pPr>
+      <w:rPr>
+        <w:rFonts w:ascii="Symbol" w:hAnsi="Symbol" w:hint="default"/>
+        <w:sz w:val="20"/>
+      </w:rPr>
+    </w:lvl>
+    <w:lvl w:ilvl="1" w:tentative="1">
+      <w:start w:val="1"/>
+      <w:numFmt w:val="bullet"/>
+      <w:lvlText w:val="o"/>
+      <w:lvlJc w:val="left"/>
+      <w:pPr>
+        <w:tabs>
+          <w:tab w:val="num" w:pos="1440"/>
+        </w:tabs>
+        <w:ind w:left="1440" w:hanging="360"/>
+      </w:pPr>
+      <w:rPr>
+        <w:rFonts w:ascii="Courier New" w:hAnsi="Courier New" w:hint="default"/>
+        <w:sz w:val="20"/>
+      </w:rPr>
+    </w:lvl>
+    <w:lvl w:ilvl="2" w:tentative="1">
+      <w:start w:val="1"/>
+      <w:numFmt w:val="bullet"/>
+      <w:lvlText w:val=""/>
+      <w:lvlJc w:val="left"/>
+      <w:pPr>
+        <w:tabs>
+          <w:tab w:val="num" w:pos="2160"/>
+        </w:tabs>
+        <w:ind w:left="2160" w:hanging="360"/>
+      </w:pPr>
+      <w:rPr>
+        <w:rFonts w:ascii="Wingdings" w:hAnsi="Wingdings" w:hint="default"/>
+        <w:sz w:val="20"/>
+      </w:rPr>
+    </w:lvl>
+    <w:lvl w:ilvl="3" w:tentative="1">
+      <w:start w:val="1"/>
+      <w:numFmt w:val="bullet"/>
+      <w:lvlText w:val=""/>
+      <w:lvlJc w:val="left"/>
+      <w:pPr>
+        <w:tabs>
+          <w:tab w:val="num" w:pos="2880"/>
+        </w:tabs>
+        <w:ind w:left="2880" w:hanging="360"/>
+      </w:pPr>
+      <w:rPr>
+        <w:rFonts w:ascii="Wingdings" w:hAnsi="Wingdings" w:hint="default"/>
+        <w:sz w:val="20"/>
+      </w:rPr>
+    </w:lvl>
+    <w:lvl w:ilvl="4" w:tentative="1">
+      <w:start w:val="1"/>
+      <w:numFmt w:val="bullet"/>
+      <w:lvlText w:val=""/>
+      <w:lvlJc w:val="left"/>
+      <w:pPr>
+        <w:tabs>
+          <w:tab w:val="num" w:pos="3600"/>
+        </w:tabs>
+        <w:ind w:left="3600" w:hanging="360"/>
+      </w:pPr>
+      <w:rPr>
+        <w:rFonts w:ascii="Wingdings" w:hAnsi="Wingdings" w:hint="default"/>
+        <w:sz w:val="20"/>
+      </w:rPr>
+    </w:lvl>
+    <w:lvl w:ilvl="5" w:tentative="1">
+      <w:start w:val="1"/>
+      <w:numFmt w:val="bullet"/>
+      <w:lvlText w:val=""/>
+      <w:lvlJc w:val="left"/>
+      <w:pPr>
+        <w:tabs>
+          <w:tab w:val="num" w:pos="4320"/>
+        </w:tabs>
+        <w:ind w:left="4320" w:hanging="360"/>
+      </w:pPr>
+      <w:rPr>
+        <w:rFonts w:ascii="Wingdings" w:hAnsi="Wingdings" w:hint="default"/>
+        <w:sz w:val="20"/>
+      </w:rPr>
+    </w:lvl>
+    <w:lvl w:ilvl="6" w:tentative="1">
+      <w:start w:val="1"/>
+      <w:numFmt w:val="bullet"/>
+      <w:lvlText w:val=""/>
+      <w:lvlJc w:val="left"/>
+      <w:pPr>
+        <w:tabs>
+          <w:tab w:val="num" w:pos="5040"/>
+        </w:tabs>
+        <w:ind w:left="5040" w:hanging="360"/>
+      </w:pPr>
+      <w:rPr>
+        <w:rFonts w:ascii="Wingdings" w:hAnsi="Wingdings" w:hint="default"/>
+        <w:sz w:val="20"/>
+      </w:rPr>
+    </w:lvl>
+    <w:lvl w:ilvl="7" w:tentative="1">
+      <w:start w:val="1"/>
+      <w:numFmt w:val="bullet"/>
+      <w:lvlText w:val=""/>
+      <w:lvlJc w:val="left"/>
+      <w:pPr>
+        <w:tabs>
+          <w:tab w:val="num" w:pos="5760"/>
+        </w:tabs>
+        <w:ind w:left="5760" w:hanging="360"/>
+      </w:pPr>
+      <w:rPr>
+        <w:rFonts w:ascii="Wingdings" w:hAnsi="Wingdings" w:hint="default"/>
+        <w:sz w:val="20"/>
+      </w:rPr>
+    </w:lvl>
+    <w:lvl w:ilvl="8" w:tentative="1">
+      <w:start w:val="1"/>
+      <w:numFmt w:val="bullet"/>
+      <w:lvlText w:val=""/>
+      <w:lvlJc w:val="left"/>
+      <w:pPr>
+        <w:tabs>
+          <w:tab w:val="num" w:pos="6480"/>
+        </w:tabs>
+        <w:ind w:left="6480" w:hanging="360"/>
+      </w:pPr>
+      <w:rPr>
+        <w:rFonts w:ascii="Wingdings" w:hAnsi="Wingdings" w:hint="default"/>
+        <w:sz w:val="20"/>
+      </w:rPr>
+    </w:lvl>
+  </w:abstractNum>
+  <w:abstractNum w:abstractNumId="11" w15:restartNumberingAfterBreak="0">
     <w:nsid w:val="1E1672F5"/>
     <w:multiLevelType w:val="hybridMultilevel"/>
     <w:tmpl w:val="E632C894"/>
@@ -3299,7 +3755,120 @@
       </w:rPr>
     </w:lvl>
   </w:abstractNum>
-  <w:abstractNum w:abstractNumId="8" w15:restartNumberingAfterBreak="0">
+  <w:abstractNum w:abstractNumId="12" w15:restartNumberingAfterBreak="0">
+    <w:nsid w:val="22BF2780"/>
+    <w:multiLevelType w:val="hybridMultilevel"/>
+    <w:tmpl w:val="2F74DEE0"/>
+    <w:lvl w:ilvl="0" w:tplc="40090001">
+      <w:start w:val="1"/>
+      <w:numFmt w:val="bullet"/>
+      <w:lvlText w:val=""/>
+      <w:lvlJc w:val="left"/>
+      <w:pPr>
+        <w:ind w:left="720" w:hanging="360"/>
+      </w:pPr>
+      <w:rPr>
+        <w:rFonts w:ascii="Symbol" w:hAnsi="Symbol" w:hint="default"/>
+      </w:rPr>
+    </w:lvl>
+    <w:lvl w:ilvl="1" w:tplc="40090003" w:tentative="1">
+      <w:start w:val="1"/>
+      <w:numFmt w:val="bullet"/>
+      <w:lvlText w:val="o"/>
+      <w:lvlJc w:val="left"/>
+      <w:pPr>
+        <w:ind w:left="1440" w:hanging="360"/>
+      </w:pPr>
+      <w:rPr>
+        <w:rFonts w:ascii="Courier New" w:hAnsi="Courier New" w:cs="Courier New" w:hint="default"/>
+      </w:rPr>
+    </w:lvl>
+    <w:lvl w:ilvl="2" w:tplc="40090005" w:tentative="1">
+      <w:start w:val="1"/>
+      <w:numFmt w:val="bullet"/>
+      <w:lvlText w:val=""/>
+      <w:lvlJc w:val="left"/>
+      <w:pPr>
+        <w:ind w:left="2160" w:hanging="360"/>
+      </w:pPr>
+      <w:rPr>
+        <w:rFonts w:ascii="Wingdings" w:hAnsi="Wingdings" w:hint="default"/>
+      </w:rPr>
+    </w:lvl>
+    <w:lvl w:ilvl="3" w:tplc="40090001" w:tentative="1">
+      <w:start w:val="1"/>
+      <w:numFmt w:val="bullet"/>
+      <w:lvlText w:val=""/>
+      <w:lvlJc w:val="left"/>
+      <w:pPr>
+        <w:ind w:left="2880" w:hanging="360"/>
+      </w:pPr>
+      <w:rPr>
+        <w:rFonts w:ascii="Symbol" w:hAnsi="Symbol" w:hint="default"/>
+      </w:rPr>
+    </w:lvl>
+    <w:lvl w:ilvl="4" w:tplc="40090003" w:tentative="1">
+      <w:start w:val="1"/>
+      <w:numFmt w:val="bullet"/>
+      <w:lvlText w:val="o"/>
+      <w:lvlJc w:val="left"/>
+      <w:pPr>
+        <w:ind w:left="3600" w:hanging="360"/>
+      </w:pPr>
+      <w:rPr>
+        <w:rFonts w:ascii="Courier New" w:hAnsi="Courier New" w:cs="Courier New" w:hint="default"/>
+      </w:rPr>
+    </w:lvl>
+    <w:lvl w:ilvl="5" w:tplc="40090005" w:tentative="1">
+      <w:start w:val="1"/>
+      <w:numFmt w:val="bullet"/>
+      <w:lvlText w:val=""/>
+      <w:lvlJc w:val="left"/>
+      <w:pPr>
+        <w:ind w:left="4320" w:hanging="360"/>
+      </w:pPr>
+      <w:rPr>
+        <w:rFonts w:ascii="Wingdings" w:hAnsi="Wingdings" w:hint="default"/>
+      </w:rPr>
+    </w:lvl>
+    <w:lvl w:ilvl="6" w:tplc="40090001" w:tentative="1">
+      <w:start w:val="1"/>
+      <w:numFmt w:val="bullet"/>
+      <w:lvlText w:val=""/>
+      <w:lvlJc w:val="left"/>
+      <w:pPr>
+        <w:ind w:left="5040" w:hanging="360"/>
+      </w:pPr>
+      <w:rPr>
+        <w:rFonts w:ascii="Symbol" w:hAnsi="Symbol" w:hint="default"/>
+      </w:rPr>
+    </w:lvl>
+    <w:lvl w:ilvl="7" w:tplc="40090003" w:tentative="1">
+      <w:start w:val="1"/>
+      <w:numFmt w:val="bullet"/>
+      <w:lvlText w:val="o"/>
+      <w:lvlJc w:val="left"/>
+      <w:pPr>
+        <w:ind w:left="5760" w:hanging="360"/>
+      </w:pPr>
+      <w:rPr>
+        <w:rFonts w:ascii="Courier New" w:hAnsi="Courier New" w:cs="Courier New" w:hint="default"/>
+      </w:rPr>
+    </w:lvl>
+    <w:lvl w:ilvl="8" w:tplc="40090005" w:tentative="1">
+      <w:start w:val="1"/>
+      <w:numFmt w:val="bullet"/>
+      <w:lvlText w:val=""/>
+      <w:lvlJc w:val="left"/>
+      <w:pPr>
+        <w:ind w:left="6480" w:hanging="360"/>
+      </w:pPr>
+      <w:rPr>
+        <w:rFonts w:ascii="Wingdings" w:hAnsi="Wingdings" w:hint="default"/>
+      </w:rPr>
+    </w:lvl>
+  </w:abstractNum>
+  <w:abstractNum w:abstractNumId="13" w15:restartNumberingAfterBreak="0">
     <w:nsid w:val="23BB7138"/>
     <w:multiLevelType w:val="multilevel"/>
     <w:tmpl w:val="8E888672"/>
@@ -3448,7 +4017,156 @@
       </w:rPr>
     </w:lvl>
   </w:abstractNum>
-  <w:abstractNum w:abstractNumId="9" w15:restartNumberingAfterBreak="0">
+  <w:abstractNum w:abstractNumId="14" w15:restartNumberingAfterBreak="0">
+    <w:nsid w:val="255F7A1C"/>
+    <w:multiLevelType w:val="multilevel"/>
+    <w:tmpl w:val="A6F23A20"/>
+    <w:lvl w:ilvl="0">
+      <w:start w:val="1"/>
+      <w:numFmt w:val="bullet"/>
+      <w:lvlText w:val=""/>
+      <w:lvlJc w:val="left"/>
+      <w:pPr>
+        <w:tabs>
+          <w:tab w:val="num" w:pos="720"/>
+        </w:tabs>
+        <w:ind w:left="720" w:hanging="360"/>
+      </w:pPr>
+      <w:rPr>
+        <w:rFonts w:ascii="Symbol" w:hAnsi="Symbol" w:hint="default"/>
+        <w:sz w:val="20"/>
+      </w:rPr>
+    </w:lvl>
+    <w:lvl w:ilvl="1" w:tentative="1">
+      <w:start w:val="1"/>
+      <w:numFmt w:val="bullet"/>
+      <w:lvlText w:val="o"/>
+      <w:lvlJc w:val="left"/>
+      <w:pPr>
+        <w:tabs>
+          <w:tab w:val="num" w:pos="1440"/>
+        </w:tabs>
+        <w:ind w:left="1440" w:hanging="360"/>
+      </w:pPr>
+      <w:rPr>
+        <w:rFonts w:ascii="Courier New" w:hAnsi="Courier New" w:hint="default"/>
+        <w:sz w:val="20"/>
+      </w:rPr>
+    </w:lvl>
+    <w:lvl w:ilvl="2" w:tentative="1">
+      <w:start w:val="1"/>
+      <w:numFmt w:val="bullet"/>
+      <w:lvlText w:val=""/>
+      <w:lvlJc w:val="left"/>
+      <w:pPr>
+        <w:tabs>
+          <w:tab w:val="num" w:pos="2160"/>
+        </w:tabs>
+        <w:ind w:left="2160" w:hanging="360"/>
+      </w:pPr>
+      <w:rPr>
+        <w:rFonts w:ascii="Wingdings" w:hAnsi="Wingdings" w:hint="default"/>
+        <w:sz w:val="20"/>
+      </w:rPr>
+    </w:lvl>
+    <w:lvl w:ilvl="3" w:tentative="1">
+      <w:start w:val="1"/>
+      <w:numFmt w:val="bullet"/>
+      <w:lvlText w:val=""/>
+      <w:lvlJc w:val="left"/>
+      <w:pPr>
+        <w:tabs>
+          <w:tab w:val="num" w:pos="2880"/>
+        </w:tabs>
+        <w:ind w:left="2880" w:hanging="360"/>
+      </w:pPr>
+      <w:rPr>
+        <w:rFonts w:ascii="Wingdings" w:hAnsi="Wingdings" w:hint="default"/>
+        <w:sz w:val="20"/>
+      </w:rPr>
+    </w:lvl>
+    <w:lvl w:ilvl="4" w:tentative="1">
+      <w:start w:val="1"/>
+      <w:numFmt w:val="bullet"/>
+      <w:lvlText w:val=""/>
+      <w:lvlJc w:val="left"/>
+      <w:pPr>
+        <w:tabs>
+          <w:tab w:val="num" w:pos="3600"/>
+        </w:tabs>
+        <w:ind w:left="3600" w:hanging="360"/>
+      </w:pPr>
+      <w:rPr>
+        <w:rFonts w:ascii="Wingdings" w:hAnsi="Wingdings" w:hint="default"/>
+        <w:sz w:val="20"/>
+      </w:rPr>
+    </w:lvl>
+    <w:lvl w:ilvl="5" w:tentative="1">
+      <w:start w:val="1"/>
+      <w:numFmt w:val="bullet"/>
+      <w:lvlText w:val=""/>
+      <w:lvlJc w:val="left"/>
+      <w:pPr>
+        <w:tabs>
+          <w:tab w:val="num" w:pos="4320"/>
+        </w:tabs>
+        <w:ind w:left="4320" w:hanging="360"/>
+      </w:pPr>
+      <w:rPr>
+        <w:rFonts w:ascii="Wingdings" w:hAnsi="Wingdings" w:hint="default"/>
+        <w:sz w:val="20"/>
+      </w:rPr>
+    </w:lvl>
+    <w:lvl w:ilvl="6" w:tentative="1">
+      <w:start w:val="1"/>
+      <w:numFmt w:val="bullet"/>
+      <w:lvlText w:val=""/>
+      <w:lvlJc w:val="left"/>
+      <w:pPr>
+        <w:tabs>
+          <w:tab w:val="num" w:pos="5040"/>
+        </w:tabs>
+        <w:ind w:left="5040" w:hanging="360"/>
+      </w:pPr>
+      <w:rPr>
+        <w:rFonts w:ascii="Wingdings" w:hAnsi="Wingdings" w:hint="default"/>
+        <w:sz w:val="20"/>
+      </w:rPr>
+    </w:lvl>
+    <w:lvl w:ilvl="7" w:tentative="1">
+      <w:start w:val="1"/>
+      <w:numFmt w:val="bullet"/>
+      <w:lvlText w:val=""/>
+      <w:lvlJc w:val="left"/>
+      <w:pPr>
+        <w:tabs>
+          <w:tab w:val="num" w:pos="5760"/>
+        </w:tabs>
+        <w:ind w:left="5760" w:hanging="360"/>
+      </w:pPr>
+      <w:rPr>
+        <w:rFonts w:ascii="Wingdings" w:hAnsi="Wingdings" w:hint="default"/>
+        <w:sz w:val="20"/>
+      </w:rPr>
+    </w:lvl>
+    <w:lvl w:ilvl="8" w:tentative="1">
+      <w:start w:val="1"/>
+      <w:numFmt w:val="bullet"/>
+      <w:lvlText w:val=""/>
+      <w:lvlJc w:val="left"/>
+      <w:pPr>
+        <w:tabs>
+          <w:tab w:val="num" w:pos="6480"/>
+        </w:tabs>
+        <w:ind w:left="6480" w:hanging="360"/>
+      </w:pPr>
+      <w:rPr>
+        <w:rFonts w:ascii="Wingdings" w:hAnsi="Wingdings" w:hint="default"/>
+        <w:sz w:val="20"/>
+      </w:rPr>
+    </w:lvl>
+  </w:abstractNum>
+  <w:abstractNum w:abstractNumId="15" w15:restartNumberingAfterBreak="0">
     <w:nsid w:val="31C93505"/>
     <w:multiLevelType w:val="hybridMultilevel"/>
     <w:tmpl w:val="7E5AA9FE"/>
@@ -3561,7 +4279,156 @@
       </w:rPr>
     </w:lvl>
   </w:abstractNum>
-  <w:abstractNum w:abstractNumId="10" w15:restartNumberingAfterBreak="0">
+  <w:abstractNum w:abstractNumId="16" w15:restartNumberingAfterBreak="0">
+    <w:nsid w:val="3E632B8E"/>
+    <w:multiLevelType w:val="multilevel"/>
+    <w:tmpl w:val="30C43B32"/>
+    <w:lvl w:ilvl="0">
+      <w:start w:val="1"/>
+      <w:numFmt w:val="bullet"/>
+      <w:lvlText w:val=""/>
+      <w:lvlJc w:val="left"/>
+      <w:pPr>
+        <w:tabs>
+          <w:tab w:val="num" w:pos="720"/>
+        </w:tabs>
+        <w:ind w:left="720" w:hanging="360"/>
+      </w:pPr>
+      <w:rPr>
+        <w:rFonts w:ascii="Symbol" w:hAnsi="Symbol" w:hint="default"/>
+        <w:sz w:val="20"/>
+      </w:rPr>
+    </w:lvl>
+    <w:lvl w:ilvl="1" w:tentative="1">
+      <w:start w:val="1"/>
+      <w:numFmt w:val="bullet"/>
+      <w:lvlText w:val="o"/>
+      <w:lvlJc w:val="left"/>
+      <w:pPr>
+        <w:tabs>
+          <w:tab w:val="num" w:pos="1440"/>
+        </w:tabs>
+        <w:ind w:left="1440" w:hanging="360"/>
+      </w:pPr>
+      <w:rPr>
+        <w:rFonts w:ascii="Courier New" w:hAnsi="Courier New" w:hint="default"/>
+        <w:sz w:val="20"/>
+      </w:rPr>
+    </w:lvl>
+    <w:lvl w:ilvl="2" w:tentative="1">
+      <w:start w:val="1"/>
+      <w:numFmt w:val="bullet"/>
+      <w:lvlText w:val=""/>
+      <w:lvlJc w:val="left"/>
+      <w:pPr>
+        <w:tabs>
+          <w:tab w:val="num" w:pos="2160"/>
+        </w:tabs>
+        <w:ind w:left="2160" w:hanging="360"/>
+      </w:pPr>
+      <w:rPr>
+        <w:rFonts w:ascii="Wingdings" w:hAnsi="Wingdings" w:hint="default"/>
+        <w:sz w:val="20"/>
+      </w:rPr>
+    </w:lvl>
+    <w:lvl w:ilvl="3" w:tentative="1">
+      <w:start w:val="1"/>
+      <w:numFmt w:val="bullet"/>
+      <w:lvlText w:val=""/>
+      <w:lvlJc w:val="left"/>
+      <w:pPr>
+        <w:tabs>
+          <w:tab w:val="num" w:pos="2880"/>
+        </w:tabs>
+        <w:ind w:left="2880" w:hanging="360"/>
+      </w:pPr>
+      <w:rPr>
+        <w:rFonts w:ascii="Wingdings" w:hAnsi="Wingdings" w:hint="default"/>
+        <w:sz w:val="20"/>
+      </w:rPr>
+    </w:lvl>
+    <w:lvl w:ilvl="4" w:tentative="1">
+      <w:start w:val="1"/>
+      <w:numFmt w:val="bullet"/>
+      <w:lvlText w:val=""/>
+      <w:lvlJc w:val="left"/>
+      <w:pPr>
+        <w:tabs>
+          <w:tab w:val="num" w:pos="3600"/>
+        </w:tabs>
+        <w:ind w:left="3600" w:hanging="360"/>
+      </w:pPr>
+      <w:rPr>
+        <w:rFonts w:ascii="Wingdings" w:hAnsi="Wingdings" w:hint="default"/>
+        <w:sz w:val="20"/>
+      </w:rPr>
+    </w:lvl>
+    <w:lvl w:ilvl="5" w:tentative="1">
+      <w:start w:val="1"/>
+      <w:numFmt w:val="bullet"/>
+      <w:lvlText w:val=""/>
+      <w:lvlJc w:val="left"/>
+      <w:pPr>
+        <w:tabs>
+          <w:tab w:val="num" w:pos="4320"/>
+        </w:tabs>
+        <w:ind w:left="4320" w:hanging="360"/>
+      </w:pPr>
+      <w:rPr>
+        <w:rFonts w:ascii="Wingdings" w:hAnsi="Wingdings" w:hint="default"/>
+        <w:sz w:val="20"/>
+      </w:rPr>
+    </w:lvl>
+    <w:lvl w:ilvl="6" w:tentative="1">
+      <w:start w:val="1"/>
+      <w:numFmt w:val="bullet"/>
+      <w:lvlText w:val=""/>
+      <w:lvlJc w:val="left"/>
+      <w:pPr>
+        <w:tabs>
+          <w:tab w:val="num" w:pos="5040"/>
+        </w:tabs>
+        <w:ind w:left="5040" w:hanging="360"/>
+      </w:pPr>
+      <w:rPr>
+        <w:rFonts w:ascii="Wingdings" w:hAnsi="Wingdings" w:hint="default"/>
+        <w:sz w:val="20"/>
+      </w:rPr>
+    </w:lvl>
+    <w:lvl w:ilvl="7" w:tentative="1">
+      <w:start w:val="1"/>
+      <w:numFmt w:val="bullet"/>
+      <w:lvlText w:val=""/>
+      <w:lvlJc w:val="left"/>
+      <w:pPr>
+        <w:tabs>
+          <w:tab w:val="num" w:pos="5760"/>
+        </w:tabs>
+        <w:ind w:left="5760" w:hanging="360"/>
+      </w:pPr>
+      <w:rPr>
+        <w:rFonts w:ascii="Wingdings" w:hAnsi="Wingdings" w:hint="default"/>
+        <w:sz w:val="20"/>
+      </w:rPr>
+    </w:lvl>
+    <w:lvl w:ilvl="8" w:tentative="1">
+      <w:start w:val="1"/>
+      <w:numFmt w:val="bullet"/>
+      <w:lvlText w:val=""/>
+      <w:lvlJc w:val="left"/>
+      <w:pPr>
+        <w:tabs>
+          <w:tab w:val="num" w:pos="6480"/>
+        </w:tabs>
+        <w:ind w:left="6480" w:hanging="360"/>
+      </w:pPr>
+      <w:rPr>
+        <w:rFonts w:ascii="Wingdings" w:hAnsi="Wingdings" w:hint="default"/>
+        <w:sz w:val="20"/>
+      </w:rPr>
+    </w:lvl>
+  </w:abstractNum>
+  <w:abstractNum w:abstractNumId="17" w15:restartNumberingAfterBreak="0">
     <w:nsid w:val="3FAC6860"/>
     <w:multiLevelType w:val="multilevel"/>
     <w:tmpl w:val="E7625A8A"/>
@@ -3710,7 +4577,305 @@
       </w:rPr>
     </w:lvl>
   </w:abstractNum>
-  <w:abstractNum w:abstractNumId="11" w15:restartNumberingAfterBreak="0">
+  <w:abstractNum w:abstractNumId="18" w15:restartNumberingAfterBreak="0">
+    <w:nsid w:val="40F41A51"/>
+    <w:multiLevelType w:val="multilevel"/>
+    <w:tmpl w:val="B21443B0"/>
+    <w:lvl w:ilvl="0">
+      <w:start w:val="1"/>
+      <w:numFmt w:val="bullet"/>
+      <w:lvlText w:val=""/>
+      <w:lvlJc w:val="left"/>
+      <w:pPr>
+        <w:tabs>
+          <w:tab w:val="num" w:pos="720"/>
+        </w:tabs>
+        <w:ind w:left="720" w:hanging="360"/>
+      </w:pPr>
+      <w:rPr>
+        <w:rFonts w:ascii="Symbol" w:hAnsi="Symbol" w:hint="default"/>
+        <w:sz w:val="20"/>
+      </w:rPr>
+    </w:lvl>
+    <w:lvl w:ilvl="1" w:tentative="1">
+      <w:start w:val="1"/>
+      <w:numFmt w:val="bullet"/>
+      <w:lvlText w:val="o"/>
+      <w:lvlJc w:val="left"/>
+      <w:pPr>
+        <w:tabs>
+          <w:tab w:val="num" w:pos="1440"/>
+        </w:tabs>
+        <w:ind w:left="1440" w:hanging="360"/>
+      </w:pPr>
+      <w:rPr>
+        <w:rFonts w:ascii="Courier New" w:hAnsi="Courier New" w:hint="default"/>
+        <w:sz w:val="20"/>
+      </w:rPr>
+    </w:lvl>
+    <w:lvl w:ilvl="2" w:tentative="1">
+      <w:start w:val="1"/>
+      <w:numFmt w:val="bullet"/>
+      <w:lvlText w:val=""/>
+      <w:lvlJc w:val="left"/>
+      <w:pPr>
+        <w:tabs>
+          <w:tab w:val="num" w:pos="2160"/>
+        </w:tabs>
+        <w:ind w:left="2160" w:hanging="360"/>
+      </w:pPr>
+      <w:rPr>
+        <w:rFonts w:ascii="Wingdings" w:hAnsi="Wingdings" w:hint="default"/>
+        <w:sz w:val="20"/>
+      </w:rPr>
+    </w:lvl>
+    <w:lvl w:ilvl="3" w:tentative="1">
+      <w:start w:val="1"/>
+      <w:numFmt w:val="bullet"/>
+      <w:lvlText w:val=""/>
+      <w:lvlJc w:val="left"/>
+      <w:pPr>
+        <w:tabs>
+          <w:tab w:val="num" w:pos="2880"/>
+        </w:tabs>
+        <w:ind w:left="2880" w:hanging="360"/>
+      </w:pPr>
+      <w:rPr>
+        <w:rFonts w:ascii="Wingdings" w:hAnsi="Wingdings" w:hint="default"/>
+        <w:sz w:val="20"/>
+      </w:rPr>
+    </w:lvl>
+    <w:lvl w:ilvl="4" w:tentative="1">
+      <w:start w:val="1"/>
+      <w:numFmt w:val="bullet"/>
+      <w:lvlText w:val=""/>
+      <w:lvlJc w:val="left"/>
+      <w:pPr>
+        <w:tabs>
+          <w:tab w:val="num" w:pos="3600"/>
+        </w:tabs>
+        <w:ind w:left="3600" w:hanging="360"/>
+      </w:pPr>
+      <w:rPr>
+        <w:rFonts w:ascii="Wingdings" w:hAnsi="Wingdings" w:hint="default"/>
+        <w:sz w:val="20"/>
+      </w:rPr>
+    </w:lvl>
+    <w:lvl w:ilvl="5" w:tentative="1">
+      <w:start w:val="1"/>
+      <w:numFmt w:val="bullet"/>
+      <w:lvlText w:val=""/>
+      <w:lvlJc w:val="left"/>
+      <w:pPr>
+        <w:tabs>
+          <w:tab w:val="num" w:pos="4320"/>
+        </w:tabs>
+        <w:ind w:left="4320" w:hanging="360"/>
+      </w:pPr>
+      <w:rPr>
+        <w:rFonts w:ascii="Wingdings" w:hAnsi="Wingdings" w:hint="default"/>
+        <w:sz w:val="20"/>
+      </w:rPr>
+    </w:lvl>
+    <w:lvl w:ilvl="6" w:tentative="1">
+      <w:start w:val="1"/>
+      <w:numFmt w:val="bullet"/>
+      <w:lvlText w:val=""/>
+      <w:lvlJc w:val="left"/>
+      <w:pPr>
+        <w:tabs>
+          <w:tab w:val="num" w:pos="5040"/>
+        </w:tabs>
+        <w:ind w:left="5040" w:hanging="360"/>
+      </w:pPr>
+      <w:rPr>
+        <w:rFonts w:ascii="Wingdings" w:hAnsi="Wingdings" w:hint="default"/>
+        <w:sz w:val="20"/>
+      </w:rPr>
+    </w:lvl>
+    <w:lvl w:ilvl="7" w:tentative="1">
+      <w:start w:val="1"/>
+      <w:numFmt w:val="bullet"/>
+      <w:lvlText w:val=""/>
+      <w:lvlJc w:val="left"/>
+      <w:pPr>
+        <w:tabs>
+          <w:tab w:val="num" w:pos="5760"/>
+        </w:tabs>
+        <w:ind w:left="5760" w:hanging="360"/>
+      </w:pPr>
+      <w:rPr>
+        <w:rFonts w:ascii="Wingdings" w:hAnsi="Wingdings" w:hint="default"/>
+        <w:sz w:val="20"/>
+      </w:rPr>
+    </w:lvl>
+    <w:lvl w:ilvl="8" w:tentative="1">
+      <w:start w:val="1"/>
+      <w:numFmt w:val="bullet"/>
+      <w:lvlText w:val=""/>
+      <w:lvlJc w:val="left"/>
+      <w:pPr>
+        <w:tabs>
+          <w:tab w:val="num" w:pos="6480"/>
+        </w:tabs>
+        <w:ind w:left="6480" w:hanging="360"/>
+      </w:pPr>
+      <w:rPr>
+        <w:rFonts w:ascii="Wingdings" w:hAnsi="Wingdings" w:hint="default"/>
+        <w:sz w:val="20"/>
+      </w:rPr>
+    </w:lvl>
+  </w:abstractNum>
+  <w:abstractNum w:abstractNumId="19" w15:restartNumberingAfterBreak="0">
+    <w:nsid w:val="45441106"/>
+    <w:multiLevelType w:val="multilevel"/>
+    <w:tmpl w:val="7AAA6C7E"/>
+    <w:lvl w:ilvl="0">
+      <w:start w:val="1"/>
+      <w:numFmt w:val="bullet"/>
+      <w:lvlText w:val=""/>
+      <w:lvlJc w:val="left"/>
+      <w:pPr>
+        <w:tabs>
+          <w:tab w:val="num" w:pos="720"/>
+        </w:tabs>
+        <w:ind w:left="720" w:hanging="360"/>
+      </w:pPr>
+      <w:rPr>
+        <w:rFonts w:ascii="Symbol" w:hAnsi="Symbol" w:hint="default"/>
+        <w:sz w:val="20"/>
+      </w:rPr>
+    </w:lvl>
+    <w:lvl w:ilvl="1" w:tentative="1">
+      <w:start w:val="1"/>
+      <w:numFmt w:val="bullet"/>
+      <w:lvlText w:val="o"/>
+      <w:lvlJc w:val="left"/>
+      <w:pPr>
+        <w:tabs>
+          <w:tab w:val="num" w:pos="1440"/>
+        </w:tabs>
+        <w:ind w:left="1440" w:hanging="360"/>
+      </w:pPr>
+      <w:rPr>
+        <w:rFonts w:ascii="Courier New" w:hAnsi="Courier New" w:hint="default"/>
+        <w:sz w:val="20"/>
+      </w:rPr>
+    </w:lvl>
+    <w:lvl w:ilvl="2" w:tentative="1">
+      <w:start w:val="1"/>
+      <w:numFmt w:val="bullet"/>
+      <w:lvlText w:val=""/>
+      <w:lvlJc w:val="left"/>
+      <w:pPr>
+        <w:tabs>
+          <w:tab w:val="num" w:pos="2160"/>
+        </w:tabs>
+        <w:ind w:left="2160" w:hanging="360"/>
+      </w:pPr>
+      <w:rPr>
+        <w:rFonts w:ascii="Wingdings" w:hAnsi="Wingdings" w:hint="default"/>
+        <w:sz w:val="20"/>
+      </w:rPr>
+    </w:lvl>
+    <w:lvl w:ilvl="3" w:tentative="1">
+      <w:start w:val="1"/>
+      <w:numFmt w:val="bullet"/>
+      <w:lvlText w:val=""/>
+      <w:lvlJc w:val="left"/>
+      <w:pPr>
+        <w:tabs>
+          <w:tab w:val="num" w:pos="2880"/>
+        </w:tabs>
+        <w:ind w:left="2880" w:hanging="360"/>
+      </w:pPr>
+      <w:rPr>
+        <w:rFonts w:ascii="Wingdings" w:hAnsi="Wingdings" w:hint="default"/>
+        <w:sz w:val="20"/>
+      </w:rPr>
+    </w:lvl>
+    <w:lvl w:ilvl="4" w:tentative="1">
+      <w:start w:val="1"/>
+      <w:numFmt w:val="bullet"/>
+      <w:lvlText w:val=""/>
+      <w:lvlJc w:val="left"/>
+      <w:pPr>
+        <w:tabs>
+          <w:tab w:val="num" w:pos="3600"/>
+        </w:tabs>
+        <w:ind w:left="3600" w:hanging="360"/>
+      </w:pPr>
+      <w:rPr>
+        <w:rFonts w:ascii="Wingdings" w:hAnsi="Wingdings" w:hint="default"/>
+        <w:sz w:val="20"/>
+      </w:rPr>
+    </w:lvl>
+    <w:lvl w:ilvl="5" w:tentative="1">
+      <w:start w:val="1"/>
+      <w:numFmt w:val="bullet"/>
+      <w:lvlText w:val=""/>
+      <w:lvlJc w:val="left"/>
+      <w:pPr>
+        <w:tabs>
+          <w:tab w:val="num" w:pos="4320"/>
+        </w:tabs>
+        <w:ind w:left="4320" w:hanging="360"/>
+      </w:pPr>
+      <w:rPr>
+        <w:rFonts w:ascii="Wingdings" w:hAnsi="Wingdings" w:hint="default"/>
+        <w:sz w:val="20"/>
+      </w:rPr>
+    </w:lvl>
+    <w:lvl w:ilvl="6" w:tentative="1">
+      <w:start w:val="1"/>
+      <w:numFmt w:val="bullet"/>
+      <w:lvlText w:val=""/>
+      <w:lvlJc w:val="left"/>
+      <w:pPr>
+        <w:tabs>
+          <w:tab w:val="num" w:pos="5040"/>
+        </w:tabs>
+        <w:ind w:left="5040" w:hanging="360"/>
+      </w:pPr>
+      <w:rPr>
+        <w:rFonts w:ascii="Wingdings" w:hAnsi="Wingdings" w:hint="default"/>
+        <w:sz w:val="20"/>
+      </w:rPr>
+    </w:lvl>
+    <w:lvl w:ilvl="7" w:tentative="1">
+      <w:start w:val="1"/>
+      <w:numFmt w:val="bullet"/>
+      <w:lvlText w:val=""/>
+      <w:lvlJc w:val="left"/>
+      <w:pPr>
+        <w:tabs>
+          <w:tab w:val="num" w:pos="5760"/>
+        </w:tabs>
+        <w:ind w:left="5760" w:hanging="360"/>
+      </w:pPr>
+      <w:rPr>
+        <w:rFonts w:ascii="Wingdings" w:hAnsi="Wingdings" w:hint="default"/>
+        <w:sz w:val="20"/>
+      </w:rPr>
+    </w:lvl>
+    <w:lvl w:ilvl="8" w:tentative="1">
+      <w:start w:val="1"/>
+      <w:numFmt w:val="bullet"/>
+      <w:lvlText w:val=""/>
+      <w:lvlJc w:val="left"/>
+      <w:pPr>
+        <w:tabs>
+          <w:tab w:val="num" w:pos="6480"/>
+        </w:tabs>
+        <w:ind w:left="6480" w:hanging="360"/>
+      </w:pPr>
+      <w:rPr>
+        <w:rFonts w:ascii="Wingdings" w:hAnsi="Wingdings" w:hint="default"/>
+        <w:sz w:val="20"/>
+      </w:rPr>
+    </w:lvl>
+  </w:abstractNum>
+  <w:abstractNum w:abstractNumId="20" w15:restartNumberingAfterBreak="0">
     <w:nsid w:val="45B85F94"/>
     <w:multiLevelType w:val="multilevel"/>
     <w:tmpl w:val="D2221692"/>
@@ -3859,7 +5024,7 @@
       </w:rPr>
     </w:lvl>
   </w:abstractNum>
-  <w:abstractNum w:abstractNumId="12" w15:restartNumberingAfterBreak="0">
+  <w:abstractNum w:abstractNumId="21" w15:restartNumberingAfterBreak="0">
     <w:nsid w:val="4720606A"/>
     <w:multiLevelType w:val="hybridMultilevel"/>
     <w:tmpl w:val="1DA494D8"/>
@@ -4071,7 +5236,7 @@
       </w:rPr>
     </w:lvl>
   </w:abstractNum>
-  <w:abstractNum w:abstractNumId="13" w15:restartNumberingAfterBreak="0">
+  <w:abstractNum w:abstractNumId="22" w15:restartNumberingAfterBreak="0">
     <w:nsid w:val="47B51F0A"/>
     <w:multiLevelType w:val="hybridMultilevel"/>
     <w:tmpl w:val="0ED20234"/>
@@ -4283,7 +5448,7 @@
       </w:rPr>
     </w:lvl>
   </w:abstractNum>
-  <w:abstractNum w:abstractNumId="14" w15:restartNumberingAfterBreak="0">
+  <w:abstractNum w:abstractNumId="23" w15:restartNumberingAfterBreak="0">
     <w:nsid w:val="4A4F095E"/>
     <w:multiLevelType w:val="hybridMultilevel"/>
     <w:tmpl w:val="253E00C4"/>
@@ -4396,7 +5561,269 @@
       </w:rPr>
     </w:lvl>
   </w:abstractNum>
-  <w:abstractNum w:abstractNumId="15" w15:restartNumberingAfterBreak="0">
+  <w:abstractNum w:abstractNumId="24" w15:restartNumberingAfterBreak="0">
+    <w:nsid w:val="4A9919F3"/>
+    <w:multiLevelType w:val="hybridMultilevel"/>
+    <w:tmpl w:val="4B30F33A"/>
+    <w:lvl w:ilvl="0" w:tplc="40090001">
+      <w:start w:val="1"/>
+      <w:numFmt w:val="bullet"/>
+      <w:lvlText w:val=""/>
+      <w:lvlJc w:val="left"/>
+      <w:pPr>
+        <w:ind w:left="720" w:hanging="360"/>
+      </w:pPr>
+      <w:rPr>
+        <w:rFonts w:ascii="Symbol" w:hAnsi="Symbol" w:hint="default"/>
+      </w:rPr>
+    </w:lvl>
+    <w:lvl w:ilvl="1" w:tplc="40090003" w:tentative="1">
+      <w:start w:val="1"/>
+      <w:numFmt w:val="bullet"/>
+      <w:lvlText w:val="o"/>
+      <w:lvlJc w:val="left"/>
+      <w:pPr>
+        <w:ind w:left="1440" w:hanging="360"/>
+      </w:pPr>
+      <w:rPr>
+        <w:rFonts w:ascii="Courier New" w:hAnsi="Courier New" w:cs="Courier New" w:hint="default"/>
+      </w:rPr>
+    </w:lvl>
+    <w:lvl w:ilvl="2" w:tplc="40090005" w:tentative="1">
+      <w:start w:val="1"/>
+      <w:numFmt w:val="bullet"/>
+      <w:lvlText w:val=""/>
+      <w:lvlJc w:val="left"/>
+      <w:pPr>
+        <w:ind w:left="2160" w:hanging="360"/>
+      </w:pPr>
+      <w:rPr>
+        <w:rFonts w:ascii="Wingdings" w:hAnsi="Wingdings" w:hint="default"/>
+      </w:rPr>
+    </w:lvl>
+    <w:lvl w:ilvl="3" w:tplc="40090001" w:tentative="1">
+      <w:start w:val="1"/>
+      <w:numFmt w:val="bullet"/>
+      <w:lvlText w:val=""/>
+      <w:lvlJc w:val="left"/>
+      <w:pPr>
+        <w:ind w:left="2880" w:hanging="360"/>
+      </w:pPr>
+      <w:rPr>
+        <w:rFonts w:ascii="Symbol" w:hAnsi="Symbol" w:hint="default"/>
+      </w:rPr>
+    </w:lvl>
+    <w:lvl w:ilvl="4" w:tplc="40090003" w:tentative="1">
+      <w:start w:val="1"/>
+      <w:numFmt w:val="bullet"/>
+      <w:lvlText w:val="o"/>
+      <w:lvlJc w:val="left"/>
+      <w:pPr>
+        <w:ind w:left="3600" w:hanging="360"/>
+      </w:pPr>
+      <w:rPr>
+        <w:rFonts w:ascii="Courier New" w:hAnsi="Courier New" w:cs="Courier New" w:hint="default"/>
+      </w:rPr>
+    </w:lvl>
+    <w:lvl w:ilvl="5" w:tplc="40090005" w:tentative="1">
+      <w:start w:val="1"/>
+      <w:numFmt w:val="bullet"/>
+      <w:lvlText w:val=""/>
+      <w:lvlJc w:val="left"/>
+      <w:pPr>
+        <w:ind w:left="4320" w:hanging="360"/>
+      </w:pPr>
+      <w:rPr>
+        <w:rFonts w:ascii="Wingdings" w:hAnsi="Wingdings" w:hint="default"/>
+      </w:rPr>
+    </w:lvl>
+    <w:lvl w:ilvl="6" w:tplc="40090001" w:tentative="1">
+      <w:start w:val="1"/>
+      <w:numFmt w:val="bullet"/>
+      <w:lvlText w:val=""/>
+      <w:lvlJc w:val="left"/>
+      <w:pPr>
+        <w:ind w:left="5040" w:hanging="360"/>
+      </w:pPr>
+      <w:rPr>
+        <w:rFonts w:ascii="Symbol" w:hAnsi="Symbol" w:hint="default"/>
+      </w:rPr>
+    </w:lvl>
+    <w:lvl w:ilvl="7" w:tplc="40090003" w:tentative="1">
+      <w:start w:val="1"/>
+      <w:numFmt w:val="bullet"/>
+      <w:lvlText w:val="o"/>
+      <w:lvlJc w:val="left"/>
+      <w:pPr>
+        <w:ind w:left="5760" w:hanging="360"/>
+      </w:pPr>
+      <w:rPr>
+        <w:rFonts w:ascii="Courier New" w:hAnsi="Courier New" w:cs="Courier New" w:hint="default"/>
+      </w:rPr>
+    </w:lvl>
+    <w:lvl w:ilvl="8" w:tplc="40090005" w:tentative="1">
+      <w:start w:val="1"/>
+      <w:numFmt w:val="bullet"/>
+      <w:lvlText w:val=""/>
+      <w:lvlJc w:val="left"/>
+      <w:pPr>
+        <w:ind w:left="6480" w:hanging="360"/>
+      </w:pPr>
+      <w:rPr>
+        <w:rFonts w:ascii="Wingdings" w:hAnsi="Wingdings" w:hint="default"/>
+      </w:rPr>
+    </w:lvl>
+  </w:abstractNum>
+  <w:abstractNum w:abstractNumId="25" w15:restartNumberingAfterBreak="0">
+    <w:nsid w:val="4E7408E7"/>
+    <w:multiLevelType w:val="multilevel"/>
+    <w:tmpl w:val="8E141EF0"/>
+    <w:lvl w:ilvl="0">
+      <w:start w:val="1"/>
+      <w:numFmt w:val="bullet"/>
+      <w:lvlText w:val=""/>
+      <w:lvlJc w:val="left"/>
+      <w:pPr>
+        <w:tabs>
+          <w:tab w:val="num" w:pos="720"/>
+        </w:tabs>
+        <w:ind w:left="720" w:hanging="360"/>
+      </w:pPr>
+      <w:rPr>
+        <w:rFonts w:ascii="Symbol" w:hAnsi="Symbol" w:hint="default"/>
+        <w:sz w:val="20"/>
+      </w:rPr>
+    </w:lvl>
+    <w:lvl w:ilvl="1" w:tentative="1">
+      <w:start w:val="1"/>
+      <w:numFmt w:val="bullet"/>
+      <w:lvlText w:val="o"/>
+      <w:lvlJc w:val="left"/>
+      <w:pPr>
+        <w:tabs>
+          <w:tab w:val="num" w:pos="1440"/>
+        </w:tabs>
+        <w:ind w:left="1440" w:hanging="360"/>
+      </w:pPr>
+      <w:rPr>
+        <w:rFonts w:ascii="Courier New" w:hAnsi="Courier New" w:hint="default"/>
+        <w:sz w:val="20"/>
+      </w:rPr>
+    </w:lvl>
+    <w:lvl w:ilvl="2" w:tentative="1">
+      <w:start w:val="1"/>
+      <w:numFmt w:val="bullet"/>
+      <w:lvlText w:val=""/>
+      <w:lvlJc w:val="left"/>
+      <w:pPr>
+        <w:tabs>
+          <w:tab w:val="num" w:pos="2160"/>
+        </w:tabs>
+        <w:ind w:left="2160" w:hanging="360"/>
+      </w:pPr>
+      <w:rPr>
+        <w:rFonts w:ascii="Wingdings" w:hAnsi="Wingdings" w:hint="default"/>
+        <w:sz w:val="20"/>
+      </w:rPr>
+    </w:lvl>
+    <w:lvl w:ilvl="3" w:tentative="1">
+      <w:start w:val="1"/>
+      <w:numFmt w:val="bullet"/>
+      <w:lvlText w:val=""/>
+      <w:lvlJc w:val="left"/>
+      <w:pPr>
+        <w:tabs>
+          <w:tab w:val="num" w:pos="2880"/>
+        </w:tabs>
+        <w:ind w:left="2880" w:hanging="360"/>
+      </w:pPr>
+      <w:rPr>
+        <w:rFonts w:ascii="Wingdings" w:hAnsi="Wingdings" w:hint="default"/>
+        <w:sz w:val="20"/>
+      </w:rPr>
+    </w:lvl>
+    <w:lvl w:ilvl="4" w:tentative="1">
+      <w:start w:val="1"/>
+      <w:numFmt w:val="bullet"/>
+      <w:lvlText w:val=""/>
+      <w:lvlJc w:val="left"/>
+      <w:pPr>
+        <w:tabs>
+          <w:tab w:val="num" w:pos="3600"/>
+        </w:tabs>
+        <w:ind w:left="3600" w:hanging="360"/>
+      </w:pPr>
+      <w:rPr>
+        <w:rFonts w:ascii="Wingdings" w:hAnsi="Wingdings" w:hint="default"/>
+        <w:sz w:val="20"/>
+      </w:rPr>
+    </w:lvl>
+    <w:lvl w:ilvl="5" w:tentative="1">
+      <w:start w:val="1"/>
+      <w:numFmt w:val="bullet"/>
+      <w:lvlText w:val=""/>
+      <w:lvlJc w:val="left"/>
+      <w:pPr>
+        <w:tabs>
+          <w:tab w:val="num" w:pos="4320"/>
+        </w:tabs>
+        <w:ind w:left="4320" w:hanging="360"/>
+      </w:pPr>
+      <w:rPr>
+        <w:rFonts w:ascii="Wingdings" w:hAnsi="Wingdings" w:hint="default"/>
+        <w:sz w:val="20"/>
+      </w:rPr>
+    </w:lvl>
+    <w:lvl w:ilvl="6" w:tentative="1">
+      <w:start w:val="1"/>
+      <w:numFmt w:val="bullet"/>
+      <w:lvlText w:val=""/>
+      <w:lvlJc w:val="left"/>
+      <w:pPr>
+        <w:tabs>
+          <w:tab w:val="num" w:pos="5040"/>
+        </w:tabs>
+        <w:ind w:left="5040" w:hanging="360"/>
+      </w:pPr>
+      <w:rPr>
+        <w:rFonts w:ascii="Wingdings" w:hAnsi="Wingdings" w:hint="default"/>
+        <w:sz w:val="20"/>
+      </w:rPr>
+    </w:lvl>
+    <w:lvl w:ilvl="7" w:tentative="1">
+      <w:start w:val="1"/>
+      <w:numFmt w:val="bullet"/>
+      <w:lvlText w:val=""/>
+      <w:lvlJc w:val="left"/>
+      <w:pPr>
+        <w:tabs>
+          <w:tab w:val="num" w:pos="5760"/>
+        </w:tabs>
+        <w:ind w:left="5760" w:hanging="360"/>
+      </w:pPr>
+      <w:rPr>
+        <w:rFonts w:ascii="Wingdings" w:hAnsi="Wingdings" w:hint="default"/>
+        <w:sz w:val="20"/>
+      </w:rPr>
+    </w:lvl>
+    <w:lvl w:ilvl="8" w:tentative="1">
+      <w:start w:val="1"/>
+      <w:numFmt w:val="bullet"/>
+      <w:lvlText w:val=""/>
+      <w:lvlJc w:val="left"/>
+      <w:pPr>
+        <w:tabs>
+          <w:tab w:val="num" w:pos="6480"/>
+        </w:tabs>
+        <w:ind w:left="6480" w:hanging="360"/>
+      </w:pPr>
+      <w:rPr>
+        <w:rFonts w:ascii="Wingdings" w:hAnsi="Wingdings" w:hint="default"/>
+        <w:sz w:val="20"/>
+      </w:rPr>
+    </w:lvl>
+  </w:abstractNum>
+  <w:abstractNum w:abstractNumId="26" w15:restartNumberingAfterBreak="0">
     <w:nsid w:val="50841076"/>
     <w:multiLevelType w:val="multilevel"/>
     <w:tmpl w:val="45AC3C12"/>
@@ -4545,7 +5972,156 @@
       </w:rPr>
     </w:lvl>
   </w:abstractNum>
-  <w:abstractNum w:abstractNumId="16" w15:restartNumberingAfterBreak="0">
+  <w:abstractNum w:abstractNumId="27" w15:restartNumberingAfterBreak="0">
+    <w:nsid w:val="529574D1"/>
+    <w:multiLevelType w:val="multilevel"/>
+    <w:tmpl w:val="A79CB1D2"/>
+    <w:lvl w:ilvl="0">
+      <w:start w:val="1"/>
+      <w:numFmt w:val="bullet"/>
+      <w:lvlText w:val=""/>
+      <w:lvlJc w:val="left"/>
+      <w:pPr>
+        <w:tabs>
+          <w:tab w:val="num" w:pos="720"/>
+        </w:tabs>
+        <w:ind w:left="720" w:hanging="360"/>
+      </w:pPr>
+      <w:rPr>
+        <w:rFonts w:ascii="Symbol" w:hAnsi="Symbol" w:hint="default"/>
+        <w:sz w:val="20"/>
+      </w:rPr>
+    </w:lvl>
+    <w:lvl w:ilvl="1" w:tentative="1">
+      <w:start w:val="1"/>
+      <w:numFmt w:val="bullet"/>
+      <w:lvlText w:val="o"/>
+      <w:lvlJc w:val="left"/>
+      <w:pPr>
+        <w:tabs>
+          <w:tab w:val="num" w:pos="1440"/>
+        </w:tabs>
+        <w:ind w:left="1440" w:hanging="360"/>
+      </w:pPr>
+      <w:rPr>
+        <w:rFonts w:ascii="Courier New" w:hAnsi="Courier New" w:hint="default"/>
+        <w:sz w:val="20"/>
+      </w:rPr>
+    </w:lvl>
+    <w:lvl w:ilvl="2" w:tentative="1">
+      <w:start w:val="1"/>
+      <w:numFmt w:val="bullet"/>
+      <w:lvlText w:val=""/>
+      <w:lvlJc w:val="left"/>
+      <w:pPr>
+        <w:tabs>
+          <w:tab w:val="num" w:pos="2160"/>
+        </w:tabs>
+        <w:ind w:left="2160" w:hanging="360"/>
+      </w:pPr>
+      <w:rPr>
+        <w:rFonts w:ascii="Wingdings" w:hAnsi="Wingdings" w:hint="default"/>
+        <w:sz w:val="20"/>
+      </w:rPr>
+    </w:lvl>
+    <w:lvl w:ilvl="3" w:tentative="1">
+      <w:start w:val="1"/>
+      <w:numFmt w:val="bullet"/>
+      <w:lvlText w:val=""/>
+      <w:lvlJc w:val="left"/>
+      <w:pPr>
+        <w:tabs>
+          <w:tab w:val="num" w:pos="2880"/>
+        </w:tabs>
+        <w:ind w:left="2880" w:hanging="360"/>
+      </w:pPr>
+      <w:rPr>
+        <w:rFonts w:ascii="Wingdings" w:hAnsi="Wingdings" w:hint="default"/>
+        <w:sz w:val="20"/>
+      </w:rPr>
+    </w:lvl>
+    <w:lvl w:ilvl="4" w:tentative="1">
+      <w:start w:val="1"/>
+      <w:numFmt w:val="bullet"/>
+      <w:lvlText w:val=""/>
+      <w:lvlJc w:val="left"/>
+      <w:pPr>
+        <w:tabs>
+          <w:tab w:val="num" w:pos="3600"/>
+        </w:tabs>
+        <w:ind w:left="3600" w:hanging="360"/>
+      </w:pPr>
+      <w:rPr>
+        <w:rFonts w:ascii="Wingdings" w:hAnsi="Wingdings" w:hint="default"/>
+        <w:sz w:val="20"/>
+      </w:rPr>
+    </w:lvl>
+    <w:lvl w:ilvl="5" w:tentative="1">
+      <w:start w:val="1"/>
+      <w:numFmt w:val="bullet"/>
+      <w:lvlText w:val=""/>
+      <w:lvlJc w:val="left"/>
+      <w:pPr>
+        <w:tabs>
+          <w:tab w:val="num" w:pos="4320"/>
+        </w:tabs>
+        <w:ind w:left="4320" w:hanging="360"/>
+      </w:pPr>
+      <w:rPr>
+        <w:rFonts w:ascii="Wingdings" w:hAnsi="Wingdings" w:hint="default"/>
+        <w:sz w:val="20"/>
+      </w:rPr>
+    </w:lvl>
+    <w:lvl w:ilvl="6" w:tentative="1">
+      <w:start w:val="1"/>
+      <w:numFmt w:val="bullet"/>
+      <w:lvlText w:val=""/>
+      <w:lvlJc w:val="left"/>
+      <w:pPr>
+        <w:tabs>
+          <w:tab w:val="num" w:pos="5040"/>
+        </w:tabs>
+        <w:ind w:left="5040" w:hanging="360"/>
+      </w:pPr>
+      <w:rPr>
+        <w:rFonts w:ascii="Wingdings" w:hAnsi="Wingdings" w:hint="default"/>
+        <w:sz w:val="20"/>
+      </w:rPr>
+    </w:lvl>
+    <w:lvl w:ilvl="7" w:tentative="1">
+      <w:start w:val="1"/>
+      <w:numFmt w:val="bullet"/>
+      <w:lvlText w:val=""/>
+      <w:lvlJc w:val="left"/>
+      <w:pPr>
+        <w:tabs>
+          <w:tab w:val="num" w:pos="5760"/>
+        </w:tabs>
+        <w:ind w:left="5760" w:hanging="360"/>
+      </w:pPr>
+      <w:rPr>
+        <w:rFonts w:ascii="Wingdings" w:hAnsi="Wingdings" w:hint="default"/>
+        <w:sz w:val="20"/>
+      </w:rPr>
+    </w:lvl>
+    <w:lvl w:ilvl="8" w:tentative="1">
+      <w:start w:val="1"/>
+      <w:numFmt w:val="bullet"/>
+      <w:lvlText w:val=""/>
+      <w:lvlJc w:val="left"/>
+      <w:pPr>
+        <w:tabs>
+          <w:tab w:val="num" w:pos="6480"/>
+        </w:tabs>
+        <w:ind w:left="6480" w:hanging="360"/>
+      </w:pPr>
+      <w:rPr>
+        <w:rFonts w:ascii="Wingdings" w:hAnsi="Wingdings" w:hint="default"/>
+        <w:sz w:val="20"/>
+      </w:rPr>
+    </w:lvl>
+  </w:abstractNum>
+  <w:abstractNum w:abstractNumId="28" w15:restartNumberingAfterBreak="0">
     <w:nsid w:val="56537C1C"/>
     <w:multiLevelType w:val="hybridMultilevel"/>
     <w:tmpl w:val="0FB4D00E"/>
@@ -4757,7 +6333,382 @@
       </w:rPr>
     </w:lvl>
   </w:abstractNum>
-  <w:abstractNum w:abstractNumId="17" w15:restartNumberingAfterBreak="0">
+  <w:abstractNum w:abstractNumId="29" w15:restartNumberingAfterBreak="0">
+    <w:nsid w:val="5E856923"/>
+    <w:multiLevelType w:val="hybridMultilevel"/>
+    <w:tmpl w:val="4C54B310"/>
+    <w:lvl w:ilvl="0" w:tplc="40090001">
+      <w:start w:val="1"/>
+      <w:numFmt w:val="bullet"/>
+      <w:lvlText w:val=""/>
+      <w:lvlJc w:val="left"/>
+      <w:pPr>
+        <w:ind w:left="720" w:hanging="360"/>
+      </w:pPr>
+      <w:rPr>
+        <w:rFonts w:ascii="Symbol" w:hAnsi="Symbol" w:hint="default"/>
+      </w:rPr>
+    </w:lvl>
+    <w:lvl w:ilvl="1" w:tplc="40090003" w:tentative="1">
+      <w:start w:val="1"/>
+      <w:numFmt w:val="bullet"/>
+      <w:lvlText w:val="o"/>
+      <w:lvlJc w:val="left"/>
+      <w:pPr>
+        <w:ind w:left="1440" w:hanging="360"/>
+      </w:pPr>
+      <w:rPr>
+        <w:rFonts w:ascii="Courier New" w:hAnsi="Courier New" w:cs="Courier New" w:hint="default"/>
+      </w:rPr>
+    </w:lvl>
+    <w:lvl w:ilvl="2" w:tplc="40090005" w:tentative="1">
+      <w:start w:val="1"/>
+      <w:numFmt w:val="bullet"/>
+      <w:lvlText w:val=""/>
+      <w:lvlJc w:val="left"/>
+      <w:pPr>
+        <w:ind w:left="2160" w:hanging="360"/>
+      </w:pPr>
+      <w:rPr>
+        <w:rFonts w:ascii="Wingdings" w:hAnsi="Wingdings" w:hint="default"/>
+      </w:rPr>
+    </w:lvl>
+    <w:lvl w:ilvl="3" w:tplc="40090001" w:tentative="1">
+      <w:start w:val="1"/>
+      <w:numFmt w:val="bullet"/>
+      <w:lvlText w:val=""/>
+      <w:lvlJc w:val="left"/>
+      <w:pPr>
+        <w:ind w:left="2880" w:hanging="360"/>
+      </w:pPr>
+      <w:rPr>
+        <w:rFonts w:ascii="Symbol" w:hAnsi="Symbol" w:hint="default"/>
+      </w:rPr>
+    </w:lvl>
+    <w:lvl w:ilvl="4" w:tplc="40090003" w:tentative="1">
+      <w:start w:val="1"/>
+      <w:numFmt w:val="bullet"/>
+      <w:lvlText w:val="o"/>
+      <w:lvlJc w:val="left"/>
+      <w:pPr>
+        <w:ind w:left="3600" w:hanging="360"/>
+      </w:pPr>
+      <w:rPr>
+        <w:rFonts w:ascii="Courier New" w:hAnsi="Courier New" w:cs="Courier New" w:hint="default"/>
+      </w:rPr>
+    </w:lvl>
+    <w:lvl w:ilvl="5" w:tplc="40090005" w:tentative="1">
+      <w:start w:val="1"/>
+      <w:numFmt w:val="bullet"/>
+      <w:lvlText w:val=""/>
+      <w:lvlJc w:val="left"/>
+      <w:pPr>
+        <w:ind w:left="4320" w:hanging="360"/>
+      </w:pPr>
+      <w:rPr>
+        <w:rFonts w:ascii="Wingdings" w:hAnsi="Wingdings" w:hint="default"/>
+      </w:rPr>
+    </w:lvl>
+    <w:lvl w:ilvl="6" w:tplc="40090001" w:tentative="1">
+      <w:start w:val="1"/>
+      <w:numFmt w:val="bullet"/>
+      <w:lvlText w:val=""/>
+      <w:lvlJc w:val="left"/>
+      <w:pPr>
+        <w:ind w:left="5040" w:hanging="360"/>
+      </w:pPr>
+      <w:rPr>
+        <w:rFonts w:ascii="Symbol" w:hAnsi="Symbol" w:hint="default"/>
+      </w:rPr>
+    </w:lvl>
+    <w:lvl w:ilvl="7" w:tplc="40090003" w:tentative="1">
+      <w:start w:val="1"/>
+      <w:numFmt w:val="bullet"/>
+      <w:lvlText w:val="o"/>
+      <w:lvlJc w:val="left"/>
+      <w:pPr>
+        <w:ind w:left="5760" w:hanging="360"/>
+      </w:pPr>
+      <w:rPr>
+        <w:rFonts w:ascii="Courier New" w:hAnsi="Courier New" w:cs="Courier New" w:hint="default"/>
+      </w:rPr>
+    </w:lvl>
+    <w:lvl w:ilvl="8" w:tplc="40090005" w:tentative="1">
+      <w:start w:val="1"/>
+      <w:numFmt w:val="bullet"/>
+      <w:lvlText w:val=""/>
+      <w:lvlJc w:val="left"/>
+      <w:pPr>
+        <w:ind w:left="6480" w:hanging="360"/>
+      </w:pPr>
+      <w:rPr>
+        <w:rFonts w:ascii="Wingdings" w:hAnsi="Wingdings" w:hint="default"/>
+      </w:rPr>
+    </w:lvl>
+  </w:abstractNum>
+  <w:abstractNum w:abstractNumId="30" w15:restartNumberingAfterBreak="0">
+    <w:nsid w:val="6151303E"/>
+    <w:multiLevelType w:val="hybridMultilevel"/>
+    <w:tmpl w:val="E3AAA15A"/>
+    <w:lvl w:ilvl="0" w:tplc="40090001">
+      <w:start w:val="1"/>
+      <w:numFmt w:val="bullet"/>
+      <w:lvlText w:val=""/>
+      <w:lvlJc w:val="left"/>
+      <w:pPr>
+        <w:ind w:left="720" w:hanging="360"/>
+      </w:pPr>
+      <w:rPr>
+        <w:rFonts w:ascii="Symbol" w:hAnsi="Symbol" w:hint="default"/>
+      </w:rPr>
+    </w:lvl>
+    <w:lvl w:ilvl="1" w:tplc="40090003" w:tentative="1">
+      <w:start w:val="1"/>
+      <w:numFmt w:val="bullet"/>
+      <w:lvlText w:val="o"/>
+      <w:lvlJc w:val="left"/>
+      <w:pPr>
+        <w:ind w:left="1440" w:hanging="360"/>
+      </w:pPr>
+      <w:rPr>
+        <w:rFonts w:ascii="Courier New" w:hAnsi="Courier New" w:cs="Courier New" w:hint="default"/>
+      </w:rPr>
+    </w:lvl>
+    <w:lvl w:ilvl="2" w:tplc="40090005" w:tentative="1">
+      <w:start w:val="1"/>
+      <w:numFmt w:val="bullet"/>
+      <w:lvlText w:val=""/>
+      <w:lvlJc w:val="left"/>
+      <w:pPr>
+        <w:ind w:left="2160" w:hanging="360"/>
+      </w:pPr>
+      <w:rPr>
+        <w:rFonts w:ascii="Wingdings" w:hAnsi="Wingdings" w:hint="default"/>
+      </w:rPr>
+    </w:lvl>
+    <w:lvl w:ilvl="3" w:tplc="40090001" w:tentative="1">
+      <w:start w:val="1"/>
+      <w:numFmt w:val="bullet"/>
+      <w:lvlText w:val=""/>
+      <w:lvlJc w:val="left"/>
+      <w:pPr>
+        <w:ind w:left="2880" w:hanging="360"/>
+      </w:pPr>
+      <w:rPr>
+        <w:rFonts w:ascii="Symbol" w:hAnsi="Symbol" w:hint="default"/>
+      </w:rPr>
+    </w:lvl>
+    <w:lvl w:ilvl="4" w:tplc="40090003" w:tentative="1">
+      <w:start w:val="1"/>
+      <w:numFmt w:val="bullet"/>
+      <w:lvlText w:val="o"/>
+      <w:lvlJc w:val="left"/>
+      <w:pPr>
+        <w:ind w:left="3600" w:hanging="360"/>
+      </w:pPr>
+      <w:rPr>
+        <w:rFonts w:ascii="Courier New" w:hAnsi="Courier New" w:cs="Courier New" w:hint="default"/>
+      </w:rPr>
+    </w:lvl>
+    <w:lvl w:ilvl="5" w:tplc="40090005" w:tentative="1">
+      <w:start w:val="1"/>
+      <w:numFmt w:val="bullet"/>
+      <w:lvlText w:val=""/>
+      <w:lvlJc w:val="left"/>
+      <w:pPr>
+        <w:ind w:left="4320" w:hanging="360"/>
+      </w:pPr>
+      <w:rPr>
+        <w:rFonts w:ascii="Wingdings" w:hAnsi="Wingdings" w:hint="default"/>
+      </w:rPr>
+    </w:lvl>
+    <w:lvl w:ilvl="6" w:tplc="40090001" w:tentative="1">
+      <w:start w:val="1"/>
+      <w:numFmt w:val="bullet"/>
+      <w:lvlText w:val=""/>
+      <w:lvlJc w:val="left"/>
+      <w:pPr>
+        <w:ind w:left="5040" w:hanging="360"/>
+      </w:pPr>
+      <w:rPr>
+        <w:rFonts w:ascii="Symbol" w:hAnsi="Symbol" w:hint="default"/>
+      </w:rPr>
+    </w:lvl>
+    <w:lvl w:ilvl="7" w:tplc="40090003" w:tentative="1">
+      <w:start w:val="1"/>
+      <w:numFmt w:val="bullet"/>
+      <w:lvlText w:val="o"/>
+      <w:lvlJc w:val="left"/>
+      <w:pPr>
+        <w:ind w:left="5760" w:hanging="360"/>
+      </w:pPr>
+      <w:rPr>
+        <w:rFonts w:ascii="Courier New" w:hAnsi="Courier New" w:cs="Courier New" w:hint="default"/>
+      </w:rPr>
+    </w:lvl>
+    <w:lvl w:ilvl="8" w:tplc="40090005" w:tentative="1">
+      <w:start w:val="1"/>
+      <w:numFmt w:val="bullet"/>
+      <w:lvlText w:val=""/>
+      <w:lvlJc w:val="left"/>
+      <w:pPr>
+        <w:ind w:left="6480" w:hanging="360"/>
+      </w:pPr>
+      <w:rPr>
+        <w:rFonts w:ascii="Wingdings" w:hAnsi="Wingdings" w:hint="default"/>
+      </w:rPr>
+    </w:lvl>
+  </w:abstractNum>
+  <w:abstractNum w:abstractNumId="31" w15:restartNumberingAfterBreak="0">
+    <w:nsid w:val="624F348F"/>
+    <w:multiLevelType w:val="multilevel"/>
+    <w:tmpl w:val="445293A0"/>
+    <w:lvl w:ilvl="0">
+      <w:start w:val="1"/>
+      <w:numFmt w:val="bullet"/>
+      <w:lvlText w:val=""/>
+      <w:lvlJc w:val="left"/>
+      <w:pPr>
+        <w:tabs>
+          <w:tab w:val="num" w:pos="720"/>
+        </w:tabs>
+        <w:ind w:left="720" w:hanging="360"/>
+      </w:pPr>
+      <w:rPr>
+        <w:rFonts w:ascii="Symbol" w:hAnsi="Symbol" w:hint="default"/>
+        <w:sz w:val="20"/>
+      </w:rPr>
+    </w:lvl>
+    <w:lvl w:ilvl="1" w:tentative="1">
+      <w:start w:val="1"/>
+      <w:numFmt w:val="bullet"/>
+      <w:lvlText w:val="o"/>
+      <w:lvlJc w:val="left"/>
+      <w:pPr>
+        <w:tabs>
+          <w:tab w:val="num" w:pos="1440"/>
+        </w:tabs>
+        <w:ind w:left="1440" w:hanging="360"/>
+      </w:pPr>
+      <w:rPr>
+        <w:rFonts w:ascii="Courier New" w:hAnsi="Courier New" w:hint="default"/>
+        <w:sz w:val="20"/>
+      </w:rPr>
+    </w:lvl>
+    <w:lvl w:ilvl="2" w:tentative="1">
+      <w:start w:val="1"/>
+      <w:numFmt w:val="bullet"/>
+      <w:lvlText w:val=""/>
+      <w:lvlJc w:val="left"/>
+      <w:pPr>
+        <w:tabs>
+          <w:tab w:val="num" w:pos="2160"/>
+        </w:tabs>
+        <w:ind w:left="2160" w:hanging="360"/>
+      </w:pPr>
+      <w:rPr>
+        <w:rFonts w:ascii="Wingdings" w:hAnsi="Wingdings" w:hint="default"/>
+        <w:sz w:val="20"/>
+      </w:rPr>
+    </w:lvl>
+    <w:lvl w:ilvl="3" w:tentative="1">
+      <w:start w:val="1"/>
+      <w:numFmt w:val="bullet"/>
+      <w:lvlText w:val=""/>
+      <w:lvlJc w:val="left"/>
+      <w:pPr>
+        <w:tabs>
+          <w:tab w:val="num" w:pos="2880"/>
+        </w:tabs>
+        <w:ind w:left="2880" w:hanging="360"/>
+      </w:pPr>
+      <w:rPr>
+        <w:rFonts w:ascii="Wingdings" w:hAnsi="Wingdings" w:hint="default"/>
+        <w:sz w:val="20"/>
+      </w:rPr>
+    </w:lvl>
+    <w:lvl w:ilvl="4" w:tentative="1">
+      <w:start w:val="1"/>
+      <w:numFmt w:val="bullet"/>
+      <w:lvlText w:val=""/>
+      <w:lvlJc w:val="left"/>
+      <w:pPr>
+        <w:tabs>
+          <w:tab w:val="num" w:pos="3600"/>
+        </w:tabs>
+        <w:ind w:left="3600" w:hanging="360"/>
+      </w:pPr>
+      <w:rPr>
+        <w:rFonts w:ascii="Wingdings" w:hAnsi="Wingdings" w:hint="default"/>
+        <w:sz w:val="20"/>
+      </w:rPr>
+    </w:lvl>
+    <w:lvl w:ilvl="5" w:tentative="1">
+      <w:start w:val="1"/>
+      <w:numFmt w:val="bullet"/>
+      <w:lvlText w:val=""/>
+      <w:lvlJc w:val="left"/>
+      <w:pPr>
+        <w:tabs>
+          <w:tab w:val="num" w:pos="4320"/>
+        </w:tabs>
+        <w:ind w:left="4320" w:hanging="360"/>
+      </w:pPr>
+      <w:rPr>
+        <w:rFonts w:ascii="Wingdings" w:hAnsi="Wingdings" w:hint="default"/>
+        <w:sz w:val="20"/>
+      </w:rPr>
+    </w:lvl>
+    <w:lvl w:ilvl="6" w:tentative="1">
+      <w:start w:val="1"/>
+      <w:numFmt w:val="bullet"/>
+      <w:lvlText w:val=""/>
+      <w:lvlJc w:val="left"/>
+      <w:pPr>
+        <w:tabs>
+          <w:tab w:val="num" w:pos="5040"/>
+        </w:tabs>
+        <w:ind w:left="5040" w:hanging="360"/>
+      </w:pPr>
+      <w:rPr>
+        <w:rFonts w:ascii="Wingdings" w:hAnsi="Wingdings" w:hint="default"/>
+        <w:sz w:val="20"/>
+      </w:rPr>
+    </w:lvl>
+    <w:lvl w:ilvl="7" w:tentative="1">
+      <w:start w:val="1"/>
+      <w:numFmt w:val="bullet"/>
+      <w:lvlText w:val=""/>
+      <w:lvlJc w:val="left"/>
+      <w:pPr>
+        <w:tabs>
+          <w:tab w:val="num" w:pos="5760"/>
+        </w:tabs>
+        <w:ind w:left="5760" w:hanging="360"/>
+      </w:pPr>
+      <w:rPr>
+        <w:rFonts w:ascii="Wingdings" w:hAnsi="Wingdings" w:hint="default"/>
+        <w:sz w:val="20"/>
+      </w:rPr>
+    </w:lvl>
+    <w:lvl w:ilvl="8" w:tentative="1">
+      <w:start w:val="1"/>
+      <w:numFmt w:val="bullet"/>
+      <w:lvlText w:val=""/>
+      <w:lvlJc w:val="left"/>
+      <w:pPr>
+        <w:tabs>
+          <w:tab w:val="num" w:pos="6480"/>
+        </w:tabs>
+        <w:ind w:left="6480" w:hanging="360"/>
+      </w:pPr>
+      <w:rPr>
+        <w:rFonts w:ascii="Wingdings" w:hAnsi="Wingdings" w:hint="default"/>
+        <w:sz w:val="20"/>
+      </w:rPr>
+    </w:lvl>
+  </w:abstractNum>
+  <w:abstractNum w:abstractNumId="32" w15:restartNumberingAfterBreak="0">
     <w:nsid w:val="6BBE2666"/>
     <w:multiLevelType w:val="multilevel"/>
     <w:tmpl w:val="7FBA99DC"/>
@@ -4906,38 +6857,300 @@
       </w:rPr>
     </w:lvl>
   </w:abstractNum>
+  <w:abstractNum w:abstractNumId="33" w15:restartNumberingAfterBreak="0">
+    <w:nsid w:val="6E38289F"/>
+    <w:multiLevelType w:val="hybridMultilevel"/>
+    <w:tmpl w:val="450AF26A"/>
+    <w:lvl w:ilvl="0" w:tplc="40090001">
+      <w:start w:val="1"/>
+      <w:numFmt w:val="bullet"/>
+      <w:lvlText w:val=""/>
+      <w:lvlJc w:val="left"/>
+      <w:pPr>
+        <w:ind w:left="720" w:hanging="360"/>
+      </w:pPr>
+      <w:rPr>
+        <w:rFonts w:ascii="Symbol" w:hAnsi="Symbol" w:hint="default"/>
+      </w:rPr>
+    </w:lvl>
+    <w:lvl w:ilvl="1" w:tplc="40090003" w:tentative="1">
+      <w:start w:val="1"/>
+      <w:numFmt w:val="bullet"/>
+      <w:lvlText w:val="o"/>
+      <w:lvlJc w:val="left"/>
+      <w:pPr>
+        <w:ind w:left="1440" w:hanging="360"/>
+      </w:pPr>
+      <w:rPr>
+        <w:rFonts w:ascii="Courier New" w:hAnsi="Courier New" w:cs="Courier New" w:hint="default"/>
+      </w:rPr>
+    </w:lvl>
+    <w:lvl w:ilvl="2" w:tplc="40090005" w:tentative="1">
+      <w:start w:val="1"/>
+      <w:numFmt w:val="bullet"/>
+      <w:lvlText w:val=""/>
+      <w:lvlJc w:val="left"/>
+      <w:pPr>
+        <w:ind w:left="2160" w:hanging="360"/>
+      </w:pPr>
+      <w:rPr>
+        <w:rFonts w:ascii="Wingdings" w:hAnsi="Wingdings" w:hint="default"/>
+      </w:rPr>
+    </w:lvl>
+    <w:lvl w:ilvl="3" w:tplc="40090001" w:tentative="1">
+      <w:start w:val="1"/>
+      <w:numFmt w:val="bullet"/>
+      <w:lvlText w:val=""/>
+      <w:lvlJc w:val="left"/>
+      <w:pPr>
+        <w:ind w:left="2880" w:hanging="360"/>
+      </w:pPr>
+      <w:rPr>
+        <w:rFonts w:ascii="Symbol" w:hAnsi="Symbol" w:hint="default"/>
+      </w:rPr>
+    </w:lvl>
+    <w:lvl w:ilvl="4" w:tplc="40090003" w:tentative="1">
+      <w:start w:val="1"/>
+      <w:numFmt w:val="bullet"/>
+      <w:lvlText w:val="o"/>
+      <w:lvlJc w:val="left"/>
+      <w:pPr>
+        <w:ind w:left="3600" w:hanging="360"/>
+      </w:pPr>
+      <w:rPr>
+        <w:rFonts w:ascii="Courier New" w:hAnsi="Courier New" w:cs="Courier New" w:hint="default"/>
+      </w:rPr>
+    </w:lvl>
+    <w:lvl w:ilvl="5" w:tplc="40090005" w:tentative="1">
+      <w:start w:val="1"/>
+      <w:numFmt w:val="bullet"/>
+      <w:lvlText w:val=""/>
+      <w:lvlJc w:val="left"/>
+      <w:pPr>
+        <w:ind w:left="4320" w:hanging="360"/>
+      </w:pPr>
+      <w:rPr>
+        <w:rFonts w:ascii="Wingdings" w:hAnsi="Wingdings" w:hint="default"/>
+      </w:rPr>
+    </w:lvl>
+    <w:lvl w:ilvl="6" w:tplc="40090001" w:tentative="1">
+      <w:start w:val="1"/>
+      <w:numFmt w:val="bullet"/>
+      <w:lvlText w:val=""/>
+      <w:lvlJc w:val="left"/>
+      <w:pPr>
+        <w:ind w:left="5040" w:hanging="360"/>
+      </w:pPr>
+      <w:rPr>
+        <w:rFonts w:ascii="Symbol" w:hAnsi="Symbol" w:hint="default"/>
+      </w:rPr>
+    </w:lvl>
+    <w:lvl w:ilvl="7" w:tplc="40090003" w:tentative="1">
+      <w:start w:val="1"/>
+      <w:numFmt w:val="bullet"/>
+      <w:lvlText w:val="o"/>
+      <w:lvlJc w:val="left"/>
+      <w:pPr>
+        <w:ind w:left="5760" w:hanging="360"/>
+      </w:pPr>
+      <w:rPr>
+        <w:rFonts w:ascii="Courier New" w:hAnsi="Courier New" w:cs="Courier New" w:hint="default"/>
+      </w:rPr>
+    </w:lvl>
+    <w:lvl w:ilvl="8" w:tplc="40090005" w:tentative="1">
+      <w:start w:val="1"/>
+      <w:numFmt w:val="bullet"/>
+      <w:lvlText w:val=""/>
+      <w:lvlJc w:val="left"/>
+      <w:pPr>
+        <w:ind w:left="6480" w:hanging="360"/>
+      </w:pPr>
+      <w:rPr>
+        <w:rFonts w:ascii="Wingdings" w:hAnsi="Wingdings" w:hint="default"/>
+      </w:rPr>
+    </w:lvl>
+  </w:abstractNum>
+  <w:abstractNum w:abstractNumId="34" w15:restartNumberingAfterBreak="0">
+    <w:nsid w:val="7AF85C79"/>
+    <w:multiLevelType w:val="multilevel"/>
+    <w:tmpl w:val="D3388D86"/>
+    <w:lvl w:ilvl="0">
+      <w:start w:val="1"/>
+      <w:numFmt w:val="bullet"/>
+      <w:lvlText w:val=""/>
+      <w:lvlJc w:val="left"/>
+      <w:pPr>
+        <w:tabs>
+          <w:tab w:val="num" w:pos="720"/>
+        </w:tabs>
+        <w:ind w:left="720" w:hanging="360"/>
+      </w:pPr>
+      <w:rPr>
+        <w:rFonts w:ascii="Symbol" w:hAnsi="Symbol" w:hint="default"/>
+        <w:sz w:val="20"/>
+      </w:rPr>
+    </w:lvl>
+    <w:lvl w:ilvl="1" w:tentative="1">
+      <w:start w:val="1"/>
+      <w:numFmt w:val="bullet"/>
+      <w:lvlText w:val="o"/>
+      <w:lvlJc w:val="left"/>
+      <w:pPr>
+        <w:tabs>
+          <w:tab w:val="num" w:pos="1440"/>
+        </w:tabs>
+        <w:ind w:left="1440" w:hanging="360"/>
+      </w:pPr>
+      <w:rPr>
+        <w:rFonts w:ascii="Courier New" w:hAnsi="Courier New" w:hint="default"/>
+        <w:sz w:val="20"/>
+      </w:rPr>
+    </w:lvl>
+    <w:lvl w:ilvl="2" w:tentative="1">
+      <w:start w:val="1"/>
+      <w:numFmt w:val="bullet"/>
+      <w:lvlText w:val=""/>
+      <w:lvlJc w:val="left"/>
+      <w:pPr>
+        <w:tabs>
+          <w:tab w:val="num" w:pos="2160"/>
+        </w:tabs>
+        <w:ind w:left="2160" w:hanging="360"/>
+      </w:pPr>
+      <w:rPr>
+        <w:rFonts w:ascii="Wingdings" w:hAnsi="Wingdings" w:hint="default"/>
+        <w:sz w:val="20"/>
+      </w:rPr>
+    </w:lvl>
+    <w:lvl w:ilvl="3" w:tentative="1">
+      <w:start w:val="1"/>
+      <w:numFmt w:val="bullet"/>
+      <w:lvlText w:val=""/>
+      <w:lvlJc w:val="left"/>
+      <w:pPr>
+        <w:tabs>
+          <w:tab w:val="num" w:pos="2880"/>
+        </w:tabs>
+        <w:ind w:left="2880" w:hanging="360"/>
+      </w:pPr>
+      <w:rPr>
+        <w:rFonts w:ascii="Wingdings" w:hAnsi="Wingdings" w:hint="default"/>
+        <w:sz w:val="20"/>
+      </w:rPr>
+    </w:lvl>
+    <w:lvl w:ilvl="4" w:tentative="1">
+      <w:start w:val="1"/>
+      <w:numFmt w:val="bullet"/>
+      <w:lvlText w:val=""/>
+      <w:lvlJc w:val="left"/>
+      <w:pPr>
+        <w:tabs>
+          <w:tab w:val="num" w:pos="3600"/>
+        </w:tabs>
+        <w:ind w:left="3600" w:hanging="360"/>
+      </w:pPr>
+      <w:rPr>
+        <w:rFonts w:ascii="Wingdings" w:hAnsi="Wingdings" w:hint="default"/>
+        <w:sz w:val="20"/>
+      </w:rPr>
+    </w:lvl>
+    <w:lvl w:ilvl="5" w:tentative="1">
+      <w:start w:val="1"/>
+      <w:numFmt w:val="bullet"/>
+      <w:lvlText w:val=""/>
+      <w:lvlJc w:val="left"/>
+      <w:pPr>
+        <w:tabs>
+          <w:tab w:val="num" w:pos="4320"/>
+        </w:tabs>
+        <w:ind w:left="4320" w:hanging="360"/>
+      </w:pPr>
+      <w:rPr>
+        <w:rFonts w:ascii="Wingdings" w:hAnsi="Wingdings" w:hint="default"/>
+        <w:sz w:val="20"/>
+      </w:rPr>
+    </w:lvl>
+    <w:lvl w:ilvl="6" w:tentative="1">
+      <w:start w:val="1"/>
+      <w:numFmt w:val="bullet"/>
+      <w:lvlText w:val=""/>
+      <w:lvlJc w:val="left"/>
+      <w:pPr>
+        <w:tabs>
+          <w:tab w:val="num" w:pos="5040"/>
+        </w:tabs>
+        <w:ind w:left="5040" w:hanging="360"/>
+      </w:pPr>
+      <w:rPr>
+        <w:rFonts w:ascii="Wingdings" w:hAnsi="Wingdings" w:hint="default"/>
+        <w:sz w:val="20"/>
+      </w:rPr>
+    </w:lvl>
+    <w:lvl w:ilvl="7" w:tentative="1">
+      <w:start w:val="1"/>
+      <w:numFmt w:val="bullet"/>
+      <w:lvlText w:val=""/>
+      <w:lvlJc w:val="left"/>
+      <w:pPr>
+        <w:tabs>
+          <w:tab w:val="num" w:pos="5760"/>
+        </w:tabs>
+        <w:ind w:left="5760" w:hanging="360"/>
+      </w:pPr>
+      <w:rPr>
+        <w:rFonts w:ascii="Wingdings" w:hAnsi="Wingdings" w:hint="default"/>
+        <w:sz w:val="20"/>
+      </w:rPr>
+    </w:lvl>
+    <w:lvl w:ilvl="8" w:tentative="1">
+      <w:start w:val="1"/>
+      <w:numFmt w:val="bullet"/>
+      <w:lvlText w:val=""/>
+      <w:lvlJc w:val="left"/>
+      <w:pPr>
+        <w:tabs>
+          <w:tab w:val="num" w:pos="6480"/>
+        </w:tabs>
+        <w:ind w:left="6480" w:hanging="360"/>
+      </w:pPr>
+      <w:rPr>
+        <w:rFonts w:ascii="Wingdings" w:hAnsi="Wingdings" w:hint="default"/>
+        <w:sz w:val="20"/>
+      </w:rPr>
+    </w:lvl>
+  </w:abstractNum>
   <w:num w:numId="1" w16cid:durableId="1755928207">
-    <w:abstractNumId w:val="13"/>
+    <w:abstractNumId w:val="22"/>
   </w:num>
   <w:num w:numId="2" w16cid:durableId="768693550">
     <w:abstractNumId w:val="2"/>
   </w:num>
   <w:num w:numId="3" w16cid:durableId="1787239841">
-    <w:abstractNumId w:val="12"/>
+    <w:abstractNumId w:val="21"/>
   </w:num>
   <w:num w:numId="4" w16cid:durableId="1261332824">
-    <w:abstractNumId w:val="16"/>
+    <w:abstractNumId w:val="28"/>
   </w:num>
   <w:num w:numId="5" w16cid:durableId="2123572434">
     <w:abstractNumId w:val="3"/>
   </w:num>
   <w:num w:numId="6" w16cid:durableId="1590654434">
-    <w:abstractNumId w:val="9"/>
+    <w:abstractNumId w:val="15"/>
   </w:num>
   <w:num w:numId="7" w16cid:durableId="2054500531">
     <w:abstractNumId w:val="4"/>
   </w:num>
   <w:num w:numId="8" w16cid:durableId="2146656743">
-    <w:abstractNumId w:val="7"/>
+    <w:abstractNumId w:val="11"/>
   </w:num>
   <w:num w:numId="9" w16cid:durableId="595021005">
     <w:abstractNumId w:val="5"/>
   </w:num>
   <w:num w:numId="10" w16cid:durableId="1424300051">
-    <w:abstractNumId w:val="14"/>
+    <w:abstractNumId w:val="23"/>
   </w:num>
   <w:num w:numId="11" w16cid:durableId="755130437">
-    <w:abstractNumId w:val="11"/>
+    <w:abstractNumId w:val="20"/>
   </w:num>
   <w:num w:numId="12" w16cid:durableId="1818305654">
     <w:abstractNumId w:val="0"/>
@@ -4946,19 +7159,70 @@
     <w:abstractNumId w:val="1"/>
   </w:num>
   <w:num w:numId="14" w16cid:durableId="435172202">
+    <w:abstractNumId w:val="32"/>
+  </w:num>
+  <w:num w:numId="15" w16cid:durableId="838160016">
+    <w:abstractNumId w:val="13"/>
+  </w:num>
+  <w:num w:numId="16" w16cid:durableId="1663115936">
     <w:abstractNumId w:val="17"/>
   </w:num>
-  <w:num w:numId="15" w16cid:durableId="838160016">
+  <w:num w:numId="17" w16cid:durableId="818814519">
+    <w:abstractNumId w:val="9"/>
+  </w:num>
+  <w:num w:numId="18" w16cid:durableId="1753310484">
+    <w:abstractNumId w:val="26"/>
+  </w:num>
+  <w:num w:numId="19" w16cid:durableId="642584103">
+    <w:abstractNumId w:val="18"/>
+  </w:num>
+  <w:num w:numId="20" w16cid:durableId="1357317145">
+    <w:abstractNumId w:val="10"/>
+  </w:num>
+  <w:num w:numId="21" w16cid:durableId="95373384">
+    <w:abstractNumId w:val="31"/>
+  </w:num>
+  <w:num w:numId="22" w16cid:durableId="491990514">
+    <w:abstractNumId w:val="16"/>
+  </w:num>
+  <w:num w:numId="23" w16cid:durableId="13773303">
     <w:abstractNumId w:val="8"/>
   </w:num>
-  <w:num w:numId="16" w16cid:durableId="1663115936">
-    <w:abstractNumId w:val="10"/>
+  <w:num w:numId="24" w16cid:durableId="70584335">
+    <w:abstractNumId w:val="30"/>
   </w:num>
-  <w:num w:numId="17" w16cid:durableId="818814519">
+  <w:num w:numId="25" w16cid:durableId="1832675093">
     <w:abstractNumId w:val="6"/>
   </w:num>
-  <w:num w:numId="18" w16cid:durableId="1753310484">
-    <w:abstractNumId w:val="15"/>
+  <w:num w:numId="26" w16cid:durableId="936061204">
+    <w:abstractNumId w:val="27"/>
+  </w:num>
+  <w:num w:numId="27" w16cid:durableId="492138067">
+    <w:abstractNumId w:val="14"/>
+  </w:num>
+  <w:num w:numId="28" w16cid:durableId="1437945097">
+    <w:abstractNumId w:val="19"/>
+  </w:num>
+  <w:num w:numId="29" w16cid:durableId="621228641">
+    <w:abstractNumId w:val="7"/>
+  </w:num>
+  <w:num w:numId="30" w16cid:durableId="1839613267">
+    <w:abstractNumId w:val="34"/>
+  </w:num>
+  <w:num w:numId="31" w16cid:durableId="761947687">
+    <w:abstractNumId w:val="25"/>
+  </w:num>
+  <w:num w:numId="32" w16cid:durableId="631639461">
+    <w:abstractNumId w:val="12"/>
+  </w:num>
+  <w:num w:numId="33" w16cid:durableId="1906841800">
+    <w:abstractNumId w:val="33"/>
+  </w:num>
+  <w:num w:numId="34" w16cid:durableId="1562909893">
+    <w:abstractNumId w:val="29"/>
+  </w:num>
+  <w:num w:numId="35" w16cid:durableId="675692803">
+    <w:abstractNumId w:val="24"/>
   </w:num>
 </w:numbering>
 </file>
@@ -5496,6 +7760,7 @@
   <w:style w:type="character" w:customStyle="1" w:styleId="Heading1Char">
     <w:name w:val="Heading 1 Char"/>
     <w:link w:val="Heading1"/>
+    <w:uiPriority w:val="9"/>
     <w:rPr>
       <w:rFonts w:ascii="Calibri" w:eastAsia="Calibri" w:hAnsi="Calibri" w:cs="Calibri"/>
       <w:b/>
@@ -5574,6 +7839,75 @@
     <w:rPr>
       <w:rFonts w:ascii="Times New Roman" w:hAnsi="Times New Roman" w:cs="Times New Roman"/>
       <w:szCs w:val="24"/>
+    </w:rPr>
+  </w:style>
+  <w:style w:type="paragraph" w:styleId="Header">
+    <w:name w:val="header"/>
+    <w:basedOn w:val="Normal"/>
+    <w:link w:val="HeaderChar"/>
+    <w:uiPriority w:val="99"/>
+    <w:unhideWhenUsed/>
+    <w:rsid w:val="00A5290E"/>
+    <w:pPr>
+      <w:tabs>
+        <w:tab w:val="center" w:pos="4513"/>
+        <w:tab w:val="right" w:pos="9026"/>
+      </w:tabs>
+      <w:spacing w:after="0" w:line="240" w:lineRule="auto"/>
+    </w:pPr>
+  </w:style>
+  <w:style w:type="character" w:customStyle="1" w:styleId="HeaderChar">
+    <w:name w:val="Header Char"/>
+    <w:basedOn w:val="DefaultParagraphFont"/>
+    <w:link w:val="Header"/>
+    <w:uiPriority w:val="99"/>
+    <w:rsid w:val="00A5290E"/>
+    <w:rPr>
+      <w:rFonts w:ascii="Calibri" w:eastAsia="Calibri" w:hAnsi="Calibri" w:cs="Calibri"/>
+      <w:color w:val="000000"/>
+      <w:sz w:val="24"/>
+    </w:rPr>
+  </w:style>
+  <w:style w:type="paragraph" w:styleId="Footer">
+    <w:name w:val="footer"/>
+    <w:basedOn w:val="Normal"/>
+    <w:link w:val="FooterChar"/>
+    <w:uiPriority w:val="99"/>
+    <w:unhideWhenUsed/>
+    <w:rsid w:val="00A5290E"/>
+    <w:pPr>
+      <w:tabs>
+        <w:tab w:val="center" w:pos="4513"/>
+        <w:tab w:val="right" w:pos="9026"/>
+      </w:tabs>
+      <w:spacing w:after="0" w:line="240" w:lineRule="auto"/>
+    </w:pPr>
+  </w:style>
+  <w:style w:type="character" w:customStyle="1" w:styleId="FooterChar">
+    <w:name w:val="Footer Char"/>
+    <w:basedOn w:val="DefaultParagraphFont"/>
+    <w:link w:val="Footer"/>
+    <w:uiPriority w:val="99"/>
+    <w:rsid w:val="00A5290E"/>
+    <w:rPr>
+      <w:rFonts w:ascii="Calibri" w:eastAsia="Calibri" w:hAnsi="Calibri" w:cs="Calibri"/>
+      <w:color w:val="000000"/>
+      <w:sz w:val="24"/>
+    </w:rPr>
+  </w:style>
+  <w:style w:type="paragraph" w:styleId="NoSpacing">
+    <w:name w:val="No Spacing"/>
+    <w:uiPriority w:val="1"/>
+    <w:qFormat/>
+    <w:rsid w:val="004C737D"/>
+    <w:pPr>
+      <w:spacing w:after="0" w:line="240" w:lineRule="auto"/>
+      <w:ind w:left="10" w:hanging="10"/>
+    </w:pPr>
+    <w:rPr>
+      <w:rFonts w:ascii="Calibri" w:eastAsia="Calibri" w:hAnsi="Calibri" w:cs="Calibri"/>
+      <w:color w:val="000000"/>
+      <w:sz w:val="24"/>
     </w:rPr>
   </w:style>
 </w:styles>
